--- a/Plan de riesgos.docx
+++ b/Plan de riesgos.docx
@@ -1,31 +1,32 @@
 
 <file path=word/document.xml><?xml version="1.0" encoding="utf-8"?>
-<w:document xmlns:wpc="http://schemas.microsoft.com/office/word/2010/wordprocessingCanvas" xmlns:cx="http://schemas.microsoft.com/office/drawing/2014/chartex" xmlns:cx1="http://schemas.microsoft.com/office/drawing/2015/9/8/chartex" xmlns:cx2="http://schemas.microsoft.com/office/drawing/2015/10/21/chartex" xmlns:cx3="http://schemas.microsoft.com/office/drawing/2016/5/9/chartex" xmlns:cx4="http://schemas.microsoft.com/office/drawing/2016/5/10/chartex" xmlns:cx5="http://schemas.microsoft.com/office/drawing/2016/5/11/chartex" xmlns:cx6="http://schemas.microsoft.com/office/drawing/2016/5/12/chartex" xmlns:cx7="http://schemas.microsoft.com/office/drawing/2016/5/13/chartex" xmlns:cx8="http://schemas.microsoft.com/office/drawing/2016/5/14/chartex" xmlns:mc="http://schemas.openxmlformats.org/markup-compatibility/2006" xmlns:aink="http://schemas.microsoft.com/office/drawing/2016/ink" xmlns:am3d="http://schemas.microsoft.com/office/drawing/2017/model3d" xmlns:o="urn:schemas-microsoft-com:office:office" xmlns:oel="http://schemas.microsoft.com/office/2019/extlst" xmlns:r="http://schemas.openxmlformats.org/officeDocument/2006/relationships" xmlns:m="http://schemas.openxmlformats.org/officeDocument/2006/math" xmlns:v="urn:schemas-microsoft-com:vml" xmlns:wp14="http://schemas.microsoft.com/office/word/2010/wordprocessingDrawing" xmlns:wp="http://schemas.openxmlformats.org/drawingml/2006/wordprocessingDrawing" xmlns:w10="urn:schemas-microsoft-com:office:word" xmlns:w="http://schemas.openxmlformats.org/wordprocessingml/2006/main" xmlns:w14="http://schemas.microsoft.com/office/word/2010/wordml" xmlns:w15="http://schemas.microsoft.com/office/word/2012/wordml" xmlns:w16cex="http://schemas.microsoft.com/office/word/2018/wordml/cex" xmlns:w16cid="http://schemas.microsoft.com/office/word/2016/wordml/cid" xmlns:w16="http://schemas.microsoft.com/office/word/2018/wordml" xmlns:w16du="http://schemas.microsoft.com/office/word/2023/wordml/word16du" xmlns:w16sdtdh="http://schemas.microsoft.com/office/word/2020/wordml/sdtdatahash" xmlns:w16sdtfl="http://schemas.microsoft.com/office/word/2024/wordml/sdtformatlock" xmlns:w16se="http://schemas.microsoft.com/office/word/2015/wordml/symex" xmlns:wpg="http://schemas.microsoft.com/office/word/2010/wordprocessingGroup" xmlns:wpi="http://schemas.microsoft.com/office/word/2010/wordprocessingInk" xmlns:wne="http://schemas.microsoft.com/office/word/2006/wordml" xmlns:wps="http://schemas.microsoft.com/office/word/2010/wordprocessingShape" mc:Ignorable="w14 w15 w16se w16cid w16 w16cex w16sdtdh w16sdtfl w16du wp14">
+<w:document xmlns:wpc="http://schemas.microsoft.com/office/word/2010/wordprocessingCanvas" xmlns:cx="http://schemas.microsoft.com/office/drawing/2014/chartex" xmlns:cx1="http://schemas.microsoft.com/office/drawing/2015/9/8/chartex" xmlns:cx2="http://schemas.microsoft.com/office/drawing/2015/10/21/chartex" xmlns:cx3="http://schemas.microsoft.com/office/drawing/2016/5/9/chartex" xmlns:cx4="http://schemas.microsoft.com/office/drawing/2016/5/10/chartex" xmlns:cx5="http://schemas.microsoft.com/office/drawing/2016/5/11/chartex" xmlns:cx6="http://schemas.microsoft.com/office/drawing/2016/5/12/chartex" xmlns:cx7="http://schemas.microsoft.com/office/drawing/2016/5/13/chartex" xmlns:cx8="http://schemas.microsoft.com/office/drawing/2016/5/14/chartex" xmlns:mc="http://schemas.openxmlformats.org/markup-compatibility/2006" xmlns:aink="http://schemas.microsoft.com/office/drawing/2016/ink" xmlns:am3d="http://schemas.microsoft.com/office/drawing/2017/model3d" xmlns:o="urn:schemas-microsoft-com:office:office" xmlns:r="http://schemas.openxmlformats.org/officeDocument/2006/relationships" xmlns:m="http://schemas.openxmlformats.org/officeDocument/2006/math" xmlns:v="urn:schemas-microsoft-com:vml" xmlns:wp14="http://schemas.microsoft.com/office/word/2010/wordprocessingDrawing" xmlns:wp="http://schemas.openxmlformats.org/drawingml/2006/wordprocessingDrawing" xmlns:w10="urn:schemas-microsoft-com:office:word" xmlns:w="http://schemas.openxmlformats.org/wordprocessingml/2006/main" xmlns:w14="http://schemas.microsoft.com/office/word/2010/wordml" xmlns:w15="http://schemas.microsoft.com/office/word/2012/wordml" xmlns:w16cex="http://schemas.microsoft.com/office/word/2018/wordml/cex" xmlns:w16cid="http://schemas.microsoft.com/office/word/2016/wordml/cid" xmlns:w16="http://schemas.microsoft.com/office/word/2018/wordml" xmlns:w16sdtdh="http://schemas.microsoft.com/office/word/2020/wordml/sdtdatahash" xmlns:w16se="http://schemas.microsoft.com/office/word/2015/wordml/symex" xmlns:wpg="http://schemas.microsoft.com/office/word/2010/wordprocessingGroup" xmlns:wpi="http://schemas.microsoft.com/office/word/2010/wordprocessingInk" xmlns:wne="http://schemas.microsoft.com/office/word/2006/wordml" xmlns:wps="http://schemas.microsoft.com/office/word/2010/wordprocessingShape" mc:Ignorable="w14 w15 w16se w16cid w16 w16cex w16sdtdh wp14">
   <w:body>
     <w:tbl>
       <w:tblPr>
-        <w:tblStyle w:val="Tabladelista4"/>
+        <w:tblStyle w:val="Tabladelista4-nfasis5"/>
         <w:tblpPr w:leftFromText="141" w:rightFromText="141" w:vertAnchor="page" w:horzAnchor="margin" w:tblpXSpec="center" w:tblpY="3180"/>
-        <w:tblW w:w="9254" w:type="dxa"/>
+        <w:tblW w:w="11658" w:type="dxa"/>
         <w:tblLook w:val="04A0" w:firstRow="1" w:lastRow="0" w:firstColumn="1" w:lastColumn="0" w:noHBand="0" w:noVBand="1"/>
       </w:tblPr>
       <w:tblGrid>
-        <w:gridCol w:w="1029"/>
-        <w:gridCol w:w="3446"/>
-        <w:gridCol w:w="1380"/>
-        <w:gridCol w:w="1029"/>
-        <w:gridCol w:w="1179"/>
-        <w:gridCol w:w="1419"/>
+        <w:gridCol w:w="2077"/>
+        <w:gridCol w:w="1787"/>
+        <w:gridCol w:w="1382"/>
+        <w:gridCol w:w="967"/>
+        <w:gridCol w:w="1158"/>
+        <w:gridCol w:w="1437"/>
+        <w:gridCol w:w="2850"/>
       </w:tblGrid>
       <w:tr>
         <w:trPr>
           <w:cnfStyle w:val="100000000000" w:firstRow="1" w:lastRow="0" w:firstColumn="0" w:lastColumn="0" w:oddVBand="0" w:evenVBand="0" w:oddHBand="0" w:evenHBand="0" w:firstRowFirstColumn="0" w:firstRowLastColumn="0" w:lastRowFirstColumn="0" w:lastRowLastColumn="0"/>
-          <w:trHeight w:val="395"/>
+          <w:trHeight w:val="402"/>
         </w:trPr>
         <w:tc>
           <w:tcPr>
             <w:cnfStyle w:val="001000000000" w:firstRow="0" w:lastRow="0" w:firstColumn="1" w:lastColumn="0" w:oddVBand="0" w:evenVBand="0" w:oddHBand="0" w:evenHBand="0" w:firstRowFirstColumn="0" w:firstRowLastColumn="0" w:lastRowFirstColumn="0" w:lastRowLastColumn="0"/>
-            <w:tcW w:w="1029" w:type="dxa"/>
+            <w:tcW w:w="2077" w:type="dxa"/>
             <w:noWrap/>
             <w:hideMark/>
           </w:tcPr>
@@ -41,6 +42,7 @@
                 <w14:ligatures w14:val="none"/>
               </w:rPr>
             </w:pPr>
+            <w:bookmarkStart w:id="0" w:name="_Hlk226751412"/>
             <w:r>
               <w:rPr>
                 <w:rFonts w:ascii="Aptos Narrow" w:eastAsia="Times New Roman" w:hAnsi="Aptos Narrow" w:cs="Times New Roman"/>
@@ -57,7 +59,7 @@
         </w:tc>
         <w:tc>
           <w:tcPr>
-            <w:tcW w:w="3446" w:type="dxa"/>
+            <w:tcW w:w="1787" w:type="dxa"/>
             <w:noWrap/>
             <w:hideMark/>
           </w:tcPr>
@@ -90,7 +92,7 @@
         </w:tc>
         <w:tc>
           <w:tcPr>
-            <w:tcW w:w="1304" w:type="dxa"/>
+            <w:tcW w:w="1382" w:type="dxa"/>
             <w:noWrap/>
             <w:hideMark/>
           </w:tcPr>
@@ -123,7 +125,7 @@
         </w:tc>
         <w:tc>
           <w:tcPr>
-            <w:tcW w:w="1029" w:type="dxa"/>
+            <w:tcW w:w="967" w:type="dxa"/>
             <w:noWrap/>
             <w:hideMark/>
           </w:tcPr>
@@ -156,7 +158,7 @@
         </w:tc>
         <w:tc>
           <w:tcPr>
-            <w:tcW w:w="1103" w:type="dxa"/>
+            <w:tcW w:w="1158" w:type="dxa"/>
             <w:noWrap/>
             <w:hideMark/>
           </w:tcPr>
@@ -189,7 +191,7 @@
         </w:tc>
         <w:tc>
           <w:tcPr>
-            <w:tcW w:w="1343" w:type="dxa"/>
+            <w:tcW w:w="1437" w:type="dxa"/>
             <w:noWrap/>
             <w:hideMark/>
           </w:tcPr>
@@ -217,6 +219,37 @@
                 <w14:ligatures w14:val="none"/>
               </w:rPr>
               <w:t>Responsable</w:t>
+            </w:r>
+          </w:p>
+        </w:tc>
+        <w:tc>
+          <w:tcPr>
+            <w:tcW w:w="2850" w:type="dxa"/>
+          </w:tcPr>
+          <w:p>
+            <w:pPr>
+              <w:cnfStyle w:val="100000000000" w:firstRow="1" w:lastRow="0" w:firstColumn="0" w:lastColumn="0" w:oddVBand="0" w:evenVBand="0" w:oddHBand="0" w:evenHBand="0" w:firstRowFirstColumn="0" w:firstRowLastColumn="0" w:lastRowFirstColumn="0" w:lastRowLastColumn="0"/>
+              <w:rPr>
+                <w:rFonts w:ascii="Aptos Narrow" w:eastAsia="Times New Roman" w:hAnsi="Aptos Narrow" w:cs="Times New Roman"/>
+                <w:color w:val="FFFFFF"/>
+                <w:kern w:val="0"/>
+                <w:sz w:val="22"/>
+                <w:szCs w:val="22"/>
+                <w:lang w:eastAsia="es-MX"/>
+                <w14:ligatures w14:val="none"/>
+              </w:rPr>
+            </w:pPr>
+            <w:r>
+              <w:rPr>
+                <w:rFonts w:ascii="Aptos Narrow" w:eastAsia="Times New Roman" w:hAnsi="Aptos Narrow" w:cs="Times New Roman"/>
+                <w:color w:val="FFFFFF"/>
+                <w:kern w:val="0"/>
+                <w:sz w:val="22"/>
+                <w:szCs w:val="22"/>
+                <w:lang w:eastAsia="es-MX"/>
+                <w14:ligatures w14:val="none"/>
+              </w:rPr>
+              <w:t>Estrategia de mitigación</w:t>
             </w:r>
           </w:p>
         </w:tc>
@@ -224,12 +257,12 @@
       <w:tr>
         <w:trPr>
           <w:cnfStyle w:val="000000100000" w:firstRow="0" w:lastRow="0" w:firstColumn="0" w:lastColumn="0" w:oddVBand="0" w:evenVBand="0" w:oddHBand="1" w:evenHBand="0" w:firstRowFirstColumn="0" w:firstRowLastColumn="0" w:lastRowFirstColumn="0" w:lastRowLastColumn="0"/>
-          <w:trHeight w:val="395"/>
+          <w:trHeight w:val="402"/>
         </w:trPr>
         <w:tc>
           <w:tcPr>
             <w:cnfStyle w:val="001000000000" w:firstRow="0" w:lastRow="0" w:firstColumn="1" w:lastColumn="0" w:oddVBand="0" w:evenVBand="0" w:oddHBand="0" w:evenHBand="0" w:firstRowFirstColumn="0" w:firstRowLastColumn="0" w:lastRowFirstColumn="0" w:lastRowLastColumn="0"/>
-            <w:tcW w:w="1029" w:type="dxa"/>
+            <w:tcW w:w="2077" w:type="dxa"/>
             <w:noWrap/>
             <w:hideMark/>
           </w:tcPr>
@@ -261,7 +294,7 @@
         </w:tc>
         <w:tc>
           <w:tcPr>
-            <w:tcW w:w="3446" w:type="dxa"/>
+            <w:tcW w:w="1787" w:type="dxa"/>
             <w:noWrap/>
             <w:hideMark/>
           </w:tcPr>
@@ -320,7 +353,7 @@
         </w:tc>
         <w:tc>
           <w:tcPr>
-            <w:tcW w:w="1304" w:type="dxa"/>
+            <w:tcW w:w="1382" w:type="dxa"/>
             <w:noWrap/>
             <w:hideMark/>
           </w:tcPr>
@@ -353,7 +386,7 @@
         </w:tc>
         <w:tc>
           <w:tcPr>
-            <w:tcW w:w="1029" w:type="dxa"/>
+            <w:tcW w:w="967" w:type="dxa"/>
             <w:noWrap/>
             <w:hideMark/>
           </w:tcPr>
@@ -386,7 +419,7 @@
         </w:tc>
         <w:tc>
           <w:tcPr>
-            <w:tcW w:w="1103" w:type="dxa"/>
+            <w:tcW w:w="1158" w:type="dxa"/>
             <w:noWrap/>
             <w:hideMark/>
           </w:tcPr>
@@ -419,7 +452,7 @@
         </w:tc>
         <w:tc>
           <w:tcPr>
-            <w:tcW w:w="1343" w:type="dxa"/>
+            <w:tcW w:w="1437" w:type="dxa"/>
             <w:noWrap/>
             <w:hideMark/>
           </w:tcPr>
@@ -447,18 +480,91 @@
                 <w14:ligatures w14:val="none"/>
               </w:rPr>
               <w:t>Desarrollador</w:t>
+            </w:r>
+          </w:p>
+        </w:tc>
+        <w:tc>
+          <w:tcPr>
+            <w:tcW w:w="2850" w:type="dxa"/>
+          </w:tcPr>
+          <w:p>
+            <w:pPr>
+              <w:pStyle w:val="Prrafodelista"/>
+              <w:numPr>
+                <w:ilvl w:val="0"/>
+                <w:numId w:val="2"/>
+              </w:numPr>
+              <w:cnfStyle w:val="000000100000" w:firstRow="0" w:lastRow="0" w:firstColumn="0" w:lastColumn="0" w:oddVBand="0" w:evenVBand="0" w:oddHBand="1" w:evenHBand="0" w:firstRowFirstColumn="0" w:firstRowLastColumn="0" w:lastRowFirstColumn="0" w:lastRowLastColumn="0"/>
+            </w:pPr>
+            <w:r>
+              <w:t>Definir contrato API (</w:t>
+            </w:r>
+            <w:proofErr w:type="spellStart"/>
+            <w:r>
+              <w:t>Swagger</w:t>
+            </w:r>
+            <w:proofErr w:type="spellEnd"/>
+            <w:r>
+              <w:t>/</w:t>
+            </w:r>
+            <w:proofErr w:type="spellStart"/>
+            <w:r>
+              <w:t>OpenAPI</w:t>
+            </w:r>
+            <w:proofErr w:type="spellEnd"/>
+            <w:r>
+              <w:t>)</w:t>
+            </w:r>
+          </w:p>
+          <w:p>
+            <w:pPr>
+              <w:pStyle w:val="Prrafodelista"/>
+              <w:numPr>
+                <w:ilvl w:val="0"/>
+                <w:numId w:val="2"/>
+              </w:numPr>
+              <w:cnfStyle w:val="000000100000" w:firstRow="0" w:lastRow="0" w:firstColumn="0" w:lastColumn="0" w:oddVBand="0" w:evenVBand="0" w:oddHBand="1" w:evenHBand="0" w:firstRowFirstColumn="0" w:firstRowLastColumn="0" w:lastRowFirstColumn="0" w:lastRowLastColumn="0"/>
+            </w:pPr>
+            <w:proofErr w:type="spellStart"/>
+            <w:r>
+              <w:t>Mockear</w:t>
+            </w:r>
+            <w:proofErr w:type="spellEnd"/>
+            <w:r>
+              <w:t xml:space="preserve"> </w:t>
+            </w:r>
+            <w:proofErr w:type="spellStart"/>
+            <w:r>
+              <w:t>endpoints</w:t>
+            </w:r>
+            <w:proofErr w:type="spellEnd"/>
+          </w:p>
+          <w:p>
+            <w:pPr>
+              <w:pStyle w:val="Prrafodelista"/>
+              <w:numPr>
+                <w:ilvl w:val="0"/>
+                <w:numId w:val="2"/>
+              </w:numPr>
+              <w:cnfStyle w:val="000000100000" w:firstRow="0" w:lastRow="0" w:firstColumn="0" w:lastColumn="0" w:oddVBand="0" w:evenVBand="0" w:oddHBand="1" w:evenHBand="0" w:firstRowFirstColumn="0" w:firstRowLastColumn="0" w:lastRowFirstColumn="0" w:lastRowLastColumn="0"/>
+            </w:pPr>
+            <w:r>
+              <w:t>Manejo de errores estandarizado</w:t>
+            </w:r>
+            <w:r>
+              <w:t>s</w:t>
             </w:r>
           </w:p>
         </w:tc>
       </w:tr>
       <w:tr>
         <w:trPr>
-          <w:trHeight w:val="395"/>
+          <w:trHeight w:val="402"/>
         </w:trPr>
         <w:tc>
           <w:tcPr>
             <w:cnfStyle w:val="001000000000" w:firstRow="0" w:lastRow="0" w:firstColumn="1" w:lastColumn="0" w:oddVBand="0" w:evenVBand="0" w:oddHBand="0" w:evenHBand="0" w:firstRowFirstColumn="0" w:firstRowLastColumn="0" w:lastRowFirstColumn="0" w:lastRowLastColumn="0"/>
-            <w:tcW w:w="1029" w:type="dxa"/>
+            <w:tcW w:w="2077" w:type="dxa"/>
             <w:noWrap/>
             <w:hideMark/>
           </w:tcPr>
@@ -490,7 +596,7 @@
         </w:tc>
         <w:tc>
           <w:tcPr>
-            <w:tcW w:w="3446" w:type="dxa"/>
+            <w:tcW w:w="1787" w:type="dxa"/>
             <w:noWrap/>
             <w:hideMark/>
           </w:tcPr>
@@ -575,7 +681,7 @@
         </w:tc>
         <w:tc>
           <w:tcPr>
-            <w:tcW w:w="1304" w:type="dxa"/>
+            <w:tcW w:w="1382" w:type="dxa"/>
             <w:noWrap/>
             <w:hideMark/>
           </w:tcPr>
@@ -608,7 +714,7 @@
         </w:tc>
         <w:tc>
           <w:tcPr>
-            <w:tcW w:w="1029" w:type="dxa"/>
+            <w:tcW w:w="967" w:type="dxa"/>
             <w:noWrap/>
             <w:hideMark/>
           </w:tcPr>
@@ -641,7 +747,7 @@
         </w:tc>
         <w:tc>
           <w:tcPr>
-            <w:tcW w:w="1103" w:type="dxa"/>
+            <w:tcW w:w="1158" w:type="dxa"/>
             <w:noWrap/>
             <w:hideMark/>
           </w:tcPr>
@@ -674,7 +780,7 @@
         </w:tc>
         <w:tc>
           <w:tcPr>
-            <w:tcW w:w="1343" w:type="dxa"/>
+            <w:tcW w:w="1437" w:type="dxa"/>
             <w:noWrap/>
             <w:hideMark/>
           </w:tcPr>
@@ -702,6 +808,50 @@
                 <w14:ligatures w14:val="none"/>
               </w:rPr>
               <w:t>Desarrollador</w:t>
+            </w:r>
+          </w:p>
+        </w:tc>
+        <w:tc>
+          <w:tcPr>
+            <w:tcW w:w="2850" w:type="dxa"/>
+          </w:tcPr>
+          <w:p>
+            <w:pPr>
+              <w:pStyle w:val="Prrafodelista"/>
+              <w:numPr>
+                <w:ilvl w:val="0"/>
+                <w:numId w:val="1"/>
+              </w:numPr>
+              <w:cnfStyle w:val="000000000000" w:firstRow="0" w:lastRow="0" w:firstColumn="0" w:lastColumn="0" w:oddVBand="0" w:evenVBand="0" w:oddHBand="0" w:evenHBand="0" w:firstRowFirstColumn="0" w:firstRowLastColumn="0" w:lastRowFirstColumn="0" w:lastRowLastColumn="0"/>
+            </w:pPr>
+            <w:r>
+              <w:t>Control de versiones de requerimientos</w:t>
+            </w:r>
+          </w:p>
+          <w:p>
+            <w:pPr>
+              <w:pStyle w:val="Prrafodelista"/>
+              <w:numPr>
+                <w:ilvl w:val="0"/>
+                <w:numId w:val="1"/>
+              </w:numPr>
+              <w:cnfStyle w:val="000000000000" w:firstRow="0" w:lastRow="0" w:firstColumn="0" w:lastColumn="0" w:oddVBand="0" w:evenVBand="0" w:oddHBand="0" w:evenHBand="0" w:firstRowFirstColumn="0" w:firstRowLastColumn="0" w:lastRowFirstColumn="0" w:lastRowLastColumn="0"/>
+            </w:pPr>
+            <w:r>
+              <w:t>Uso de backlog priorizado</w:t>
+            </w:r>
+          </w:p>
+          <w:p>
+            <w:pPr>
+              <w:pStyle w:val="Prrafodelista"/>
+              <w:numPr>
+                <w:ilvl w:val="0"/>
+                <w:numId w:val="1"/>
+              </w:numPr>
+              <w:cnfStyle w:val="000000000000" w:firstRow="0" w:lastRow="0" w:firstColumn="0" w:lastColumn="0" w:oddVBand="0" w:evenVBand="0" w:oddHBand="0" w:evenHBand="0" w:firstRowFirstColumn="0" w:firstRowLastColumn="0" w:lastRowFirstColumn="0" w:lastRowLastColumn="0"/>
+            </w:pPr>
+            <w:r>
+              <w:t>Aprobación formal de cambios</w:t>
             </w:r>
           </w:p>
         </w:tc>
@@ -709,12 +859,12 @@
       <w:tr>
         <w:trPr>
           <w:cnfStyle w:val="000000100000" w:firstRow="0" w:lastRow="0" w:firstColumn="0" w:lastColumn="0" w:oddVBand="0" w:evenVBand="0" w:oddHBand="1" w:evenHBand="0" w:firstRowFirstColumn="0" w:firstRowLastColumn="0" w:lastRowFirstColumn="0" w:lastRowLastColumn="0"/>
-          <w:trHeight w:val="395"/>
+          <w:trHeight w:val="402"/>
         </w:trPr>
         <w:tc>
           <w:tcPr>
             <w:cnfStyle w:val="001000000000" w:firstRow="0" w:lastRow="0" w:firstColumn="1" w:lastColumn="0" w:oddVBand="0" w:evenVBand="0" w:oddHBand="0" w:evenHBand="0" w:firstRowFirstColumn="0" w:firstRowLastColumn="0" w:lastRowFirstColumn="0" w:lastRowLastColumn="0"/>
-            <w:tcW w:w="1029" w:type="dxa"/>
+            <w:tcW w:w="2077" w:type="dxa"/>
             <w:noWrap/>
             <w:hideMark/>
           </w:tcPr>
@@ -746,7 +896,7 @@
         </w:tc>
         <w:tc>
           <w:tcPr>
-            <w:tcW w:w="3446" w:type="dxa"/>
+            <w:tcW w:w="1787" w:type="dxa"/>
             <w:noWrap/>
             <w:hideMark/>
           </w:tcPr>
@@ -805,7 +955,7 @@
         </w:tc>
         <w:tc>
           <w:tcPr>
-            <w:tcW w:w="1304" w:type="dxa"/>
+            <w:tcW w:w="1382" w:type="dxa"/>
             <w:noWrap/>
             <w:hideMark/>
           </w:tcPr>
@@ -838,7 +988,7 @@
         </w:tc>
         <w:tc>
           <w:tcPr>
-            <w:tcW w:w="1029" w:type="dxa"/>
+            <w:tcW w:w="967" w:type="dxa"/>
             <w:noWrap/>
             <w:hideMark/>
           </w:tcPr>
@@ -871,7 +1021,7 @@
         </w:tc>
         <w:tc>
           <w:tcPr>
-            <w:tcW w:w="1103" w:type="dxa"/>
+            <w:tcW w:w="1158" w:type="dxa"/>
             <w:noWrap/>
             <w:hideMark/>
           </w:tcPr>
@@ -904,7 +1054,7 @@
         </w:tc>
         <w:tc>
           <w:tcPr>
-            <w:tcW w:w="1343" w:type="dxa"/>
+            <w:tcW w:w="1437" w:type="dxa"/>
             <w:noWrap/>
             <w:hideMark/>
           </w:tcPr>
@@ -932,18 +1082,62 @@
                 <w14:ligatures w14:val="none"/>
               </w:rPr>
               <w:t>Desarrollador</w:t>
+            </w:r>
+          </w:p>
+        </w:tc>
+        <w:tc>
+          <w:tcPr>
+            <w:tcW w:w="2850" w:type="dxa"/>
+          </w:tcPr>
+          <w:p>
+            <w:pPr>
+              <w:pStyle w:val="Prrafodelista"/>
+              <w:numPr>
+                <w:ilvl w:val="0"/>
+                <w:numId w:val="3"/>
+              </w:numPr>
+              <w:cnfStyle w:val="000000100000" w:firstRow="0" w:lastRow="0" w:firstColumn="0" w:lastColumn="0" w:oddVBand="0" w:evenVBand="0" w:oddHBand="1" w:evenHBand="0" w:firstRowFirstColumn="0" w:firstRowLastColumn="0" w:lastRowFirstColumn="0" w:lastRowLastColumn="0"/>
+            </w:pPr>
+            <w:r>
+              <w:t>Cache de sesiones</w:t>
+            </w:r>
+          </w:p>
+          <w:p>
+            <w:pPr>
+              <w:pStyle w:val="Prrafodelista"/>
+              <w:numPr>
+                <w:ilvl w:val="0"/>
+                <w:numId w:val="3"/>
+              </w:numPr>
+              <w:cnfStyle w:val="000000100000" w:firstRow="0" w:lastRow="0" w:firstColumn="0" w:lastColumn="0" w:oddVBand="0" w:evenVBand="0" w:oddHBand="1" w:evenHBand="0" w:firstRowFirstColumn="0" w:firstRowLastColumn="0" w:lastRowFirstColumn="0" w:lastRowLastColumn="0"/>
+            </w:pPr>
+            <w:r>
+              <w:t>Logs de autenticación</w:t>
+            </w:r>
+          </w:p>
+          <w:p>
+            <w:pPr>
+              <w:pStyle w:val="Prrafodelista"/>
+              <w:numPr>
+                <w:ilvl w:val="0"/>
+                <w:numId w:val="3"/>
+              </w:numPr>
+              <w:cnfStyle w:val="000000100000" w:firstRow="0" w:lastRow="0" w:firstColumn="0" w:lastColumn="0" w:oddVBand="0" w:evenVBand="0" w:oddHBand="1" w:evenHBand="0" w:firstRowFirstColumn="0" w:firstRowLastColumn="0" w:lastRowFirstColumn="0" w:lastRowLastColumn="0"/>
+            </w:pPr>
+            <w:r>
+              <w:t>Pruebas en distintos entornos</w:t>
             </w:r>
           </w:p>
         </w:tc>
       </w:tr>
       <w:tr>
         <w:trPr>
-          <w:trHeight w:val="395"/>
+          <w:trHeight w:val="402"/>
         </w:trPr>
         <w:tc>
           <w:tcPr>
             <w:cnfStyle w:val="001000000000" w:firstRow="0" w:lastRow="0" w:firstColumn="1" w:lastColumn="0" w:oddVBand="0" w:evenVBand="0" w:oddHBand="0" w:evenHBand="0" w:firstRowFirstColumn="0" w:firstRowLastColumn="0" w:lastRowFirstColumn="0" w:lastRowLastColumn="0"/>
-            <w:tcW w:w="1029" w:type="dxa"/>
+            <w:tcW w:w="2077" w:type="dxa"/>
             <w:noWrap/>
             <w:hideMark/>
           </w:tcPr>
@@ -975,7 +1169,7 @@
         </w:tc>
         <w:tc>
           <w:tcPr>
-            <w:tcW w:w="3446" w:type="dxa"/>
+            <w:tcW w:w="1787" w:type="dxa"/>
             <w:noWrap/>
             <w:hideMark/>
           </w:tcPr>
@@ -1008,7 +1202,7 @@
         </w:tc>
         <w:tc>
           <w:tcPr>
-            <w:tcW w:w="1304" w:type="dxa"/>
+            <w:tcW w:w="1382" w:type="dxa"/>
             <w:noWrap/>
             <w:hideMark/>
           </w:tcPr>
@@ -1041,7 +1235,7 @@
         </w:tc>
         <w:tc>
           <w:tcPr>
-            <w:tcW w:w="1029" w:type="dxa"/>
+            <w:tcW w:w="967" w:type="dxa"/>
             <w:noWrap/>
             <w:hideMark/>
           </w:tcPr>
@@ -1074,7 +1268,7 @@
         </w:tc>
         <w:tc>
           <w:tcPr>
-            <w:tcW w:w="1103" w:type="dxa"/>
+            <w:tcW w:w="1158" w:type="dxa"/>
             <w:noWrap/>
             <w:hideMark/>
           </w:tcPr>
@@ -1107,7 +1301,7 @@
         </w:tc>
         <w:tc>
           <w:tcPr>
-            <w:tcW w:w="1343" w:type="dxa"/>
+            <w:tcW w:w="1437" w:type="dxa"/>
             <w:noWrap/>
             <w:hideMark/>
           </w:tcPr>
@@ -1135,6 +1329,60 @@
                 <w14:ligatures w14:val="none"/>
               </w:rPr>
               <w:t>Desarrollador</w:t>
+            </w:r>
+          </w:p>
+        </w:tc>
+        <w:tc>
+          <w:tcPr>
+            <w:tcW w:w="2850" w:type="dxa"/>
+          </w:tcPr>
+          <w:p>
+            <w:pPr>
+              <w:pStyle w:val="Prrafodelista"/>
+              <w:numPr>
+                <w:ilvl w:val="0"/>
+                <w:numId w:val="4"/>
+              </w:numPr>
+              <w:cnfStyle w:val="000000000000" w:firstRow="0" w:lastRow="0" w:firstColumn="0" w:lastColumn="0" w:oddVBand="0" w:evenVBand="0" w:oddHBand="0" w:evenHBand="0" w:firstRowFirstColumn="0" w:firstRowLastColumn="0" w:lastRowFirstColumn="0" w:lastRowLastColumn="0"/>
+            </w:pPr>
+            <w:r>
+              <w:t>Uso de transacciones</w:t>
+            </w:r>
+          </w:p>
+          <w:p>
+            <w:pPr>
+              <w:pStyle w:val="Prrafodelista"/>
+              <w:numPr>
+                <w:ilvl w:val="0"/>
+                <w:numId w:val="4"/>
+              </w:numPr>
+              <w:cnfStyle w:val="000000000000" w:firstRow="0" w:lastRow="0" w:firstColumn="0" w:lastColumn="0" w:oddVBand="0" w:evenVBand="0" w:oddHBand="0" w:evenHBand="0" w:firstRowFirstColumn="0" w:firstRowLastColumn="0" w:lastRowFirstColumn="0" w:lastRowLastColumn="0"/>
+            </w:pPr>
+            <w:proofErr w:type="spellStart"/>
+            <w:r>
+              <w:t>Constraints</w:t>
+            </w:r>
+            <w:proofErr w:type="spellEnd"/>
+            <w:r>
+              <w:t xml:space="preserve"> y validaciones</w:t>
+            </w:r>
+          </w:p>
+          <w:p>
+            <w:pPr>
+              <w:pStyle w:val="Prrafodelista"/>
+              <w:numPr>
+                <w:ilvl w:val="0"/>
+                <w:numId w:val="4"/>
+              </w:numPr>
+              <w:cnfStyle w:val="000000000000" w:firstRow="0" w:lastRow="0" w:firstColumn="0" w:lastColumn="0" w:oddVBand="0" w:evenVBand="0" w:oddHBand="0" w:evenHBand="0" w:firstRowFirstColumn="0" w:firstRowLastColumn="0" w:lastRowFirstColumn="0" w:lastRowLastColumn="0"/>
+            </w:pPr>
+            <w:proofErr w:type="spellStart"/>
+            <w:r>
+              <w:t>Backups</w:t>
+            </w:r>
+            <w:proofErr w:type="spellEnd"/>
+            <w:r>
+              <w:t xml:space="preserve"> automáticos</w:t>
             </w:r>
           </w:p>
         </w:tc>
@@ -1142,12 +1390,12 @@
       <w:tr>
         <w:trPr>
           <w:cnfStyle w:val="000000100000" w:firstRow="0" w:lastRow="0" w:firstColumn="0" w:lastColumn="0" w:oddVBand="0" w:evenVBand="0" w:oddHBand="1" w:evenHBand="0" w:firstRowFirstColumn="0" w:firstRowLastColumn="0" w:lastRowFirstColumn="0" w:lastRowLastColumn="0"/>
-          <w:trHeight w:val="395"/>
+          <w:trHeight w:val="402"/>
         </w:trPr>
         <w:tc>
           <w:tcPr>
             <w:cnfStyle w:val="001000000000" w:firstRow="0" w:lastRow="0" w:firstColumn="1" w:lastColumn="0" w:oddVBand="0" w:evenVBand="0" w:oddHBand="0" w:evenHBand="0" w:firstRowFirstColumn="0" w:firstRowLastColumn="0" w:lastRowFirstColumn="0" w:lastRowLastColumn="0"/>
-            <w:tcW w:w="1029" w:type="dxa"/>
+            <w:tcW w:w="2077" w:type="dxa"/>
             <w:noWrap/>
             <w:hideMark/>
           </w:tcPr>
@@ -1179,7 +1427,7 @@
         </w:tc>
         <w:tc>
           <w:tcPr>
-            <w:tcW w:w="3446" w:type="dxa"/>
+            <w:tcW w:w="1787" w:type="dxa"/>
             <w:noWrap/>
             <w:hideMark/>
           </w:tcPr>
@@ -1212,7 +1460,7 @@
         </w:tc>
         <w:tc>
           <w:tcPr>
-            <w:tcW w:w="1304" w:type="dxa"/>
+            <w:tcW w:w="1382" w:type="dxa"/>
             <w:noWrap/>
             <w:hideMark/>
           </w:tcPr>
@@ -1245,7 +1493,7 @@
         </w:tc>
         <w:tc>
           <w:tcPr>
-            <w:tcW w:w="1029" w:type="dxa"/>
+            <w:tcW w:w="967" w:type="dxa"/>
             <w:noWrap/>
             <w:hideMark/>
           </w:tcPr>
@@ -1278,7 +1526,7 @@
         </w:tc>
         <w:tc>
           <w:tcPr>
-            <w:tcW w:w="1103" w:type="dxa"/>
+            <w:tcW w:w="1158" w:type="dxa"/>
             <w:noWrap/>
             <w:hideMark/>
           </w:tcPr>
@@ -1311,7 +1559,7 @@
         </w:tc>
         <w:tc>
           <w:tcPr>
-            <w:tcW w:w="1343" w:type="dxa"/>
+            <w:tcW w:w="1437" w:type="dxa"/>
             <w:noWrap/>
             <w:hideMark/>
           </w:tcPr>
@@ -1342,801 +1590,2125 @@
             </w:r>
           </w:p>
         </w:tc>
+        <w:tc>
+          <w:tcPr>
+            <w:tcW w:w="2850" w:type="dxa"/>
+          </w:tcPr>
+          <w:p>
+            <w:pPr>
+              <w:pStyle w:val="Prrafodelista"/>
+              <w:numPr>
+                <w:ilvl w:val="0"/>
+                <w:numId w:val="6"/>
+              </w:numPr>
+              <w:cnfStyle w:val="000000100000" w:firstRow="0" w:lastRow="0" w:firstColumn="0" w:lastColumn="0" w:oddVBand="0" w:evenVBand="0" w:oddHBand="1" w:evenHBand="0" w:firstRowFirstColumn="0" w:firstRowLastColumn="0" w:lastRowFirstColumn="0" w:lastRowLastColumn="0"/>
+            </w:pPr>
+            <w:r>
+              <w:t>Indexación de BD</w:t>
+            </w:r>
+          </w:p>
+          <w:p>
+            <w:pPr>
+              <w:pStyle w:val="Prrafodelista"/>
+              <w:numPr>
+                <w:ilvl w:val="0"/>
+                <w:numId w:val="6"/>
+              </w:numPr>
+              <w:cnfStyle w:val="000000100000" w:firstRow="0" w:lastRow="0" w:firstColumn="0" w:lastColumn="0" w:oddVBand="0" w:evenVBand="0" w:oddHBand="1" w:evenHBand="0" w:firstRowFirstColumn="0" w:firstRowLastColumn="0" w:lastRowFirstColumn="0" w:lastRowLastColumn="0"/>
+            </w:pPr>
+            <w:r>
+              <w:t>Paginación</w:t>
+            </w:r>
+          </w:p>
+          <w:p>
+            <w:pPr>
+              <w:pStyle w:val="Prrafodelista"/>
+              <w:numPr>
+                <w:ilvl w:val="0"/>
+                <w:numId w:val="6"/>
+              </w:numPr>
+              <w:cnfStyle w:val="000000100000" w:firstRow="0" w:lastRow="0" w:firstColumn="0" w:lastColumn="0" w:oddVBand="0" w:evenVBand="0" w:oddHBand="1" w:evenHBand="0" w:firstRowFirstColumn="0" w:firstRowLastColumn="0" w:lastRowFirstColumn="0" w:lastRowLastColumn="0"/>
+            </w:pPr>
+            <w:proofErr w:type="spellStart"/>
+            <w:r>
+              <w:t>Caching</w:t>
+            </w:r>
+            <w:proofErr w:type="spellEnd"/>
+          </w:p>
+        </w:tc>
       </w:tr>
+      <w:tr>
+        <w:trPr>
+          <w:trHeight w:val="402"/>
+        </w:trPr>
+        <w:tc>
+          <w:tcPr>
+            <w:cnfStyle w:val="001000000000" w:firstRow="0" w:lastRow="0" w:firstColumn="1" w:lastColumn="0" w:oddVBand="0" w:evenVBand="0" w:oddHBand="0" w:evenHBand="0" w:firstRowFirstColumn="0" w:firstRowLastColumn="0" w:lastRowFirstColumn="0" w:lastRowLastColumn="0"/>
+            <w:tcW w:w="2077" w:type="dxa"/>
+            <w:noWrap/>
+          </w:tcPr>
+          <w:p>
+            <w:pPr>
+              <w:rPr>
+                <w:rFonts w:ascii="Aptos Narrow" w:eastAsia="Times New Roman" w:hAnsi="Aptos Narrow" w:cs="Times New Roman"/>
+                <w:color w:val="000000" w:themeColor="text1"/>
+                <w:kern w:val="0"/>
+                <w:sz w:val="22"/>
+                <w:szCs w:val="22"/>
+                <w:lang w:eastAsia="es-MX"/>
+                <w14:ligatures w14:val="none"/>
+              </w:rPr>
+            </w:pPr>
+            <w:r>
+              <w:rPr>
+                <w:rFonts w:ascii="Aptos Narrow" w:eastAsia="Times New Roman" w:hAnsi="Aptos Narrow" w:cs="Times New Roman"/>
+                <w:color w:val="000000" w:themeColor="text1"/>
+                <w:kern w:val="0"/>
+                <w:sz w:val="22"/>
+                <w:szCs w:val="22"/>
+                <w:lang w:eastAsia="es-MX"/>
+                <w14:ligatures w14:val="none"/>
+              </w:rPr>
+              <w:t>R6</w:t>
+            </w:r>
+          </w:p>
+        </w:tc>
+        <w:tc>
+          <w:tcPr>
+            <w:tcW w:w="1787" w:type="dxa"/>
+            <w:noWrap/>
+          </w:tcPr>
+          <w:p>
+            <w:pPr>
+              <w:cnfStyle w:val="000000000000" w:firstRow="0" w:lastRow="0" w:firstColumn="0" w:lastColumn="0" w:oddVBand="0" w:evenVBand="0" w:oddHBand="0" w:evenHBand="0" w:firstRowFirstColumn="0" w:firstRowLastColumn="0" w:lastRowFirstColumn="0" w:lastRowLastColumn="0"/>
+            </w:pPr>
+            <w:r>
+              <w:t>Errores en formularios dinámicos</w:t>
+            </w:r>
+          </w:p>
+        </w:tc>
+        <w:tc>
+          <w:tcPr>
+            <w:tcW w:w="1382" w:type="dxa"/>
+            <w:noWrap/>
+          </w:tcPr>
+          <w:p>
+            <w:pPr>
+              <w:cnfStyle w:val="000000000000" w:firstRow="0" w:lastRow="0" w:firstColumn="0" w:lastColumn="0" w:oddVBand="0" w:evenVBand="0" w:oddHBand="0" w:evenHBand="0" w:firstRowFirstColumn="0" w:firstRowLastColumn="0" w:lastRowFirstColumn="0" w:lastRowLastColumn="0"/>
+              <w:rPr>
+                <w:rFonts w:ascii="Aptos Narrow" w:eastAsia="Times New Roman" w:hAnsi="Aptos Narrow" w:cs="Times New Roman"/>
+                <w:color w:val="000000" w:themeColor="text1"/>
+                <w:kern w:val="0"/>
+                <w:sz w:val="22"/>
+                <w:szCs w:val="22"/>
+                <w:lang w:eastAsia="es-MX"/>
+                <w14:ligatures w14:val="none"/>
+              </w:rPr>
+            </w:pPr>
+            <w:r>
+              <w:rPr>
+                <w:rFonts w:ascii="Aptos Narrow" w:eastAsia="Times New Roman" w:hAnsi="Aptos Narrow" w:cs="Times New Roman"/>
+                <w:color w:val="000000" w:themeColor="text1"/>
+                <w:kern w:val="0"/>
+                <w:sz w:val="22"/>
+                <w:szCs w:val="22"/>
+                <w:lang w:eastAsia="es-MX"/>
+                <w14:ligatures w14:val="none"/>
+              </w:rPr>
+              <w:t>Baja</w:t>
+            </w:r>
+          </w:p>
+        </w:tc>
+        <w:tc>
+          <w:tcPr>
+            <w:tcW w:w="967" w:type="dxa"/>
+            <w:noWrap/>
+          </w:tcPr>
+          <w:p>
+            <w:pPr>
+              <w:cnfStyle w:val="000000000000" w:firstRow="0" w:lastRow="0" w:firstColumn="0" w:lastColumn="0" w:oddVBand="0" w:evenVBand="0" w:oddHBand="0" w:evenHBand="0" w:firstRowFirstColumn="0" w:firstRowLastColumn="0" w:lastRowFirstColumn="0" w:lastRowLastColumn="0"/>
+              <w:rPr>
+                <w:rFonts w:ascii="Aptos Narrow" w:eastAsia="Times New Roman" w:hAnsi="Aptos Narrow" w:cs="Times New Roman"/>
+                <w:color w:val="000000" w:themeColor="text1"/>
+                <w:kern w:val="0"/>
+                <w:sz w:val="22"/>
+                <w:szCs w:val="22"/>
+                <w:lang w:eastAsia="es-MX"/>
+                <w14:ligatures w14:val="none"/>
+              </w:rPr>
+            </w:pPr>
+            <w:r>
+              <w:rPr>
+                <w:rFonts w:ascii="Aptos Narrow" w:eastAsia="Times New Roman" w:hAnsi="Aptos Narrow" w:cs="Times New Roman"/>
+                <w:color w:val="000000" w:themeColor="text1"/>
+                <w:kern w:val="0"/>
+                <w:sz w:val="22"/>
+                <w:szCs w:val="22"/>
+                <w:lang w:eastAsia="es-MX"/>
+                <w14:ligatures w14:val="none"/>
+              </w:rPr>
+              <w:t>Alto</w:t>
+            </w:r>
+          </w:p>
+        </w:tc>
+        <w:tc>
+          <w:tcPr>
+            <w:tcW w:w="1158" w:type="dxa"/>
+            <w:noWrap/>
+          </w:tcPr>
+          <w:p>
+            <w:pPr>
+              <w:cnfStyle w:val="000000000000" w:firstRow="0" w:lastRow="0" w:firstColumn="0" w:lastColumn="0" w:oddVBand="0" w:evenVBand="0" w:oddHBand="0" w:evenHBand="0" w:firstRowFirstColumn="0" w:firstRowLastColumn="0" w:lastRowFirstColumn="0" w:lastRowLastColumn="0"/>
+              <w:rPr>
+                <w:rFonts w:ascii="Aptos Narrow" w:eastAsia="Times New Roman" w:hAnsi="Aptos Narrow" w:cs="Times New Roman"/>
+                <w:color w:val="000000" w:themeColor="text1"/>
+                <w:kern w:val="0"/>
+                <w:sz w:val="22"/>
+                <w:szCs w:val="22"/>
+                <w:lang w:eastAsia="es-MX"/>
+                <w14:ligatures w14:val="none"/>
+              </w:rPr>
+            </w:pPr>
+            <w:r>
+              <w:rPr>
+                <w:rFonts w:ascii="Aptos Narrow" w:eastAsia="Times New Roman" w:hAnsi="Aptos Narrow" w:cs="Times New Roman"/>
+                <w:color w:val="000000" w:themeColor="text1"/>
+                <w:kern w:val="0"/>
+                <w:sz w:val="22"/>
+                <w:szCs w:val="22"/>
+                <w:lang w:eastAsia="es-MX"/>
+                <w14:ligatures w14:val="none"/>
+              </w:rPr>
+              <w:t>Evitar</w:t>
+            </w:r>
+          </w:p>
+        </w:tc>
+        <w:tc>
+          <w:tcPr>
+            <w:tcW w:w="1437" w:type="dxa"/>
+            <w:noWrap/>
+          </w:tcPr>
+          <w:p>
+            <w:pPr>
+              <w:cnfStyle w:val="000000000000" w:firstRow="0" w:lastRow="0" w:firstColumn="0" w:lastColumn="0" w:oddVBand="0" w:evenVBand="0" w:oddHBand="0" w:evenHBand="0" w:firstRowFirstColumn="0" w:firstRowLastColumn="0" w:lastRowFirstColumn="0" w:lastRowLastColumn="0"/>
+              <w:rPr>
+                <w:rFonts w:ascii="Aptos Narrow" w:eastAsia="Times New Roman" w:hAnsi="Aptos Narrow" w:cs="Times New Roman"/>
+                <w:color w:val="000000" w:themeColor="text1"/>
+                <w:kern w:val="0"/>
+                <w:sz w:val="22"/>
+                <w:szCs w:val="22"/>
+                <w:lang w:eastAsia="es-MX"/>
+                <w14:ligatures w14:val="none"/>
+              </w:rPr>
+            </w:pPr>
+            <w:r>
+              <w:rPr>
+                <w:rFonts w:ascii="Aptos Narrow" w:eastAsia="Times New Roman" w:hAnsi="Aptos Narrow" w:cs="Times New Roman"/>
+                <w:color w:val="000000" w:themeColor="text1"/>
+                <w:kern w:val="0"/>
+                <w:sz w:val="22"/>
+                <w:szCs w:val="22"/>
+                <w:lang w:eastAsia="es-MX"/>
+                <w14:ligatures w14:val="none"/>
+              </w:rPr>
+              <w:t>Desarrollador</w:t>
+            </w:r>
+          </w:p>
+        </w:tc>
+        <w:tc>
+          <w:tcPr>
+            <w:tcW w:w="2850" w:type="dxa"/>
+          </w:tcPr>
+          <w:p>
+            <w:pPr>
+              <w:pStyle w:val="Prrafodelista"/>
+              <w:numPr>
+                <w:ilvl w:val="0"/>
+                <w:numId w:val="7"/>
+              </w:numPr>
+              <w:cnfStyle w:val="000000000000" w:firstRow="0" w:lastRow="0" w:firstColumn="0" w:lastColumn="0" w:oddVBand="0" w:evenVBand="0" w:oddHBand="0" w:evenHBand="0" w:firstRowFirstColumn="0" w:firstRowLastColumn="0" w:lastRowFirstColumn="0" w:lastRowLastColumn="0"/>
+            </w:pPr>
+            <w:r>
+              <w:t>Motor de reglas claro</w:t>
+            </w:r>
+          </w:p>
+          <w:p>
+            <w:pPr>
+              <w:pStyle w:val="Prrafodelista"/>
+              <w:numPr>
+                <w:ilvl w:val="0"/>
+                <w:numId w:val="7"/>
+              </w:numPr>
+              <w:cnfStyle w:val="000000000000" w:firstRow="0" w:lastRow="0" w:firstColumn="0" w:lastColumn="0" w:oddVBand="0" w:evenVBand="0" w:oddHBand="0" w:evenHBand="0" w:firstRowFirstColumn="0" w:firstRowLastColumn="0" w:lastRowFirstColumn="0" w:lastRowLastColumn="0"/>
+            </w:pPr>
+            <w:r>
+              <w:t xml:space="preserve">Validaciones </w:t>
+            </w:r>
+            <w:proofErr w:type="spellStart"/>
+            <w:r>
+              <w:t>backend</w:t>
+            </w:r>
+            <w:proofErr w:type="spellEnd"/>
+            <w:r>
+              <w:t xml:space="preserve"> + </w:t>
+            </w:r>
+            <w:proofErr w:type="spellStart"/>
+            <w:r>
+              <w:t>frontend</w:t>
+            </w:r>
+            <w:proofErr w:type="spellEnd"/>
+          </w:p>
+          <w:p>
+            <w:pPr>
+              <w:pStyle w:val="Prrafodelista"/>
+              <w:numPr>
+                <w:ilvl w:val="0"/>
+                <w:numId w:val="7"/>
+              </w:numPr>
+              <w:cnfStyle w:val="000000000000" w:firstRow="0" w:lastRow="0" w:firstColumn="0" w:lastColumn="0" w:oddVBand="0" w:evenVBand="0" w:oddHBand="0" w:evenHBand="0" w:firstRowFirstColumn="0" w:firstRowLastColumn="0" w:lastRowFirstColumn="0" w:lastRowLastColumn="0"/>
+            </w:pPr>
+            <w:proofErr w:type="spellStart"/>
+            <w:r>
+              <w:t>Testing</w:t>
+            </w:r>
+            <w:proofErr w:type="spellEnd"/>
+            <w:r>
+              <w:t xml:space="preserve"> por flujo</w:t>
+            </w:r>
+          </w:p>
+        </w:tc>
+      </w:tr>
+      <w:tr>
+        <w:trPr>
+          <w:cnfStyle w:val="000000100000" w:firstRow="0" w:lastRow="0" w:firstColumn="0" w:lastColumn="0" w:oddVBand="0" w:evenVBand="0" w:oddHBand="1" w:evenHBand="0" w:firstRowFirstColumn="0" w:firstRowLastColumn="0" w:lastRowFirstColumn="0" w:lastRowLastColumn="0"/>
+          <w:trHeight w:val="402"/>
+        </w:trPr>
+        <w:tc>
+          <w:tcPr>
+            <w:cnfStyle w:val="001000000000" w:firstRow="0" w:lastRow="0" w:firstColumn="1" w:lastColumn="0" w:oddVBand="0" w:evenVBand="0" w:oddHBand="0" w:evenHBand="0" w:firstRowFirstColumn="0" w:firstRowLastColumn="0" w:lastRowFirstColumn="0" w:lastRowLastColumn="0"/>
+            <w:tcW w:w="2077" w:type="dxa"/>
+            <w:noWrap/>
+          </w:tcPr>
+          <w:p>
+            <w:pPr>
+              <w:rPr>
+                <w:rFonts w:ascii="Aptos Narrow" w:eastAsia="Times New Roman" w:hAnsi="Aptos Narrow" w:cs="Times New Roman"/>
+                <w:color w:val="000000" w:themeColor="text1"/>
+                <w:kern w:val="0"/>
+                <w:sz w:val="22"/>
+                <w:szCs w:val="22"/>
+                <w:lang w:eastAsia="es-MX"/>
+                <w14:ligatures w14:val="none"/>
+              </w:rPr>
+            </w:pPr>
+            <w:r>
+              <w:rPr>
+                <w:rFonts w:ascii="Aptos Narrow" w:eastAsia="Times New Roman" w:hAnsi="Aptos Narrow" w:cs="Times New Roman"/>
+                <w:color w:val="000000" w:themeColor="text1"/>
+                <w:kern w:val="0"/>
+                <w:sz w:val="22"/>
+                <w:szCs w:val="22"/>
+                <w:lang w:eastAsia="es-MX"/>
+                <w14:ligatures w14:val="none"/>
+              </w:rPr>
+              <w:t>R7</w:t>
+            </w:r>
+          </w:p>
+        </w:tc>
+        <w:tc>
+          <w:tcPr>
+            <w:tcW w:w="1787" w:type="dxa"/>
+            <w:noWrap/>
+          </w:tcPr>
+          <w:p>
+            <w:pPr>
+              <w:cnfStyle w:val="000000100000" w:firstRow="0" w:lastRow="0" w:firstColumn="0" w:lastColumn="0" w:oddVBand="0" w:evenVBand="0" w:oddHBand="1" w:evenHBand="0" w:firstRowFirstColumn="0" w:firstRowLastColumn="0" w:lastRowFirstColumn="0" w:lastRowLastColumn="0"/>
+              <w:rPr>
+                <w:rFonts w:ascii="Aptos Narrow" w:eastAsia="Times New Roman" w:hAnsi="Aptos Narrow" w:cs="Times New Roman"/>
+                <w:color w:val="000000" w:themeColor="text1"/>
+                <w:kern w:val="0"/>
+                <w:sz w:val="22"/>
+                <w:szCs w:val="22"/>
+                <w:lang w:eastAsia="es-MX"/>
+                <w14:ligatures w14:val="none"/>
+              </w:rPr>
+            </w:pPr>
+            <w:r>
+              <w:t>Problemas en firmas digitales</w:t>
+            </w:r>
+          </w:p>
+        </w:tc>
+        <w:tc>
+          <w:tcPr>
+            <w:tcW w:w="1382" w:type="dxa"/>
+            <w:noWrap/>
+          </w:tcPr>
+          <w:p>
+            <w:pPr>
+              <w:cnfStyle w:val="000000100000" w:firstRow="0" w:lastRow="0" w:firstColumn="0" w:lastColumn="0" w:oddVBand="0" w:evenVBand="0" w:oddHBand="1" w:evenHBand="0" w:firstRowFirstColumn="0" w:firstRowLastColumn="0" w:lastRowFirstColumn="0" w:lastRowLastColumn="0"/>
+              <w:rPr>
+                <w:rFonts w:ascii="Aptos Narrow" w:eastAsia="Times New Roman" w:hAnsi="Aptos Narrow" w:cs="Times New Roman"/>
+                <w:color w:val="000000" w:themeColor="text1"/>
+                <w:kern w:val="0"/>
+                <w:sz w:val="22"/>
+                <w:szCs w:val="22"/>
+                <w:lang w:eastAsia="es-MX"/>
+                <w14:ligatures w14:val="none"/>
+              </w:rPr>
+            </w:pPr>
+            <w:r>
+              <w:rPr>
+                <w:rFonts w:ascii="Aptos Narrow" w:eastAsia="Times New Roman" w:hAnsi="Aptos Narrow" w:cs="Times New Roman"/>
+                <w:color w:val="000000" w:themeColor="text1"/>
+                <w:kern w:val="0"/>
+                <w:sz w:val="22"/>
+                <w:szCs w:val="22"/>
+                <w:lang w:eastAsia="es-MX"/>
+                <w14:ligatures w14:val="none"/>
+              </w:rPr>
+              <w:t>Media</w:t>
+            </w:r>
+          </w:p>
+        </w:tc>
+        <w:tc>
+          <w:tcPr>
+            <w:tcW w:w="967" w:type="dxa"/>
+            <w:noWrap/>
+          </w:tcPr>
+          <w:p>
+            <w:pPr>
+              <w:cnfStyle w:val="000000100000" w:firstRow="0" w:lastRow="0" w:firstColumn="0" w:lastColumn="0" w:oddVBand="0" w:evenVBand="0" w:oddHBand="1" w:evenHBand="0" w:firstRowFirstColumn="0" w:firstRowLastColumn="0" w:lastRowFirstColumn="0" w:lastRowLastColumn="0"/>
+              <w:rPr>
+                <w:rFonts w:ascii="Aptos Narrow" w:eastAsia="Times New Roman" w:hAnsi="Aptos Narrow" w:cs="Times New Roman"/>
+                <w:color w:val="000000" w:themeColor="text1"/>
+                <w:kern w:val="0"/>
+                <w:sz w:val="22"/>
+                <w:szCs w:val="22"/>
+                <w:lang w:eastAsia="es-MX"/>
+                <w14:ligatures w14:val="none"/>
+              </w:rPr>
+            </w:pPr>
+            <w:r>
+              <w:rPr>
+                <w:rFonts w:ascii="Aptos Narrow" w:eastAsia="Times New Roman" w:hAnsi="Aptos Narrow" w:cs="Times New Roman"/>
+                <w:color w:val="000000" w:themeColor="text1"/>
+                <w:kern w:val="0"/>
+                <w:sz w:val="22"/>
+                <w:szCs w:val="22"/>
+                <w:lang w:eastAsia="es-MX"/>
+                <w14:ligatures w14:val="none"/>
+              </w:rPr>
+              <w:t>Alto</w:t>
+            </w:r>
+          </w:p>
+        </w:tc>
+        <w:tc>
+          <w:tcPr>
+            <w:tcW w:w="1158" w:type="dxa"/>
+            <w:noWrap/>
+          </w:tcPr>
+          <w:p>
+            <w:pPr>
+              <w:cnfStyle w:val="000000100000" w:firstRow="0" w:lastRow="0" w:firstColumn="0" w:lastColumn="0" w:oddVBand="0" w:evenVBand="0" w:oddHBand="1" w:evenHBand="0" w:firstRowFirstColumn="0" w:firstRowLastColumn="0" w:lastRowFirstColumn="0" w:lastRowLastColumn="0"/>
+              <w:rPr>
+                <w:rFonts w:ascii="Aptos Narrow" w:eastAsia="Times New Roman" w:hAnsi="Aptos Narrow" w:cs="Times New Roman"/>
+                <w:color w:val="000000" w:themeColor="text1"/>
+                <w:kern w:val="0"/>
+                <w:sz w:val="22"/>
+                <w:szCs w:val="22"/>
+                <w:lang w:eastAsia="es-MX"/>
+                <w14:ligatures w14:val="none"/>
+              </w:rPr>
+            </w:pPr>
+            <w:r>
+              <w:rPr>
+                <w:rFonts w:ascii="Aptos Narrow" w:eastAsia="Times New Roman" w:hAnsi="Aptos Narrow" w:cs="Times New Roman"/>
+                <w:color w:val="000000" w:themeColor="text1"/>
+                <w:kern w:val="0"/>
+                <w:sz w:val="22"/>
+                <w:szCs w:val="22"/>
+                <w:lang w:eastAsia="es-MX"/>
+                <w14:ligatures w14:val="none"/>
+              </w:rPr>
+              <w:t>Evitar</w:t>
+            </w:r>
+          </w:p>
+        </w:tc>
+        <w:tc>
+          <w:tcPr>
+            <w:tcW w:w="1437" w:type="dxa"/>
+            <w:noWrap/>
+          </w:tcPr>
+          <w:p>
+            <w:pPr>
+              <w:cnfStyle w:val="000000100000" w:firstRow="0" w:lastRow="0" w:firstColumn="0" w:lastColumn="0" w:oddVBand="0" w:evenVBand="0" w:oddHBand="1" w:evenHBand="0" w:firstRowFirstColumn="0" w:firstRowLastColumn="0" w:lastRowFirstColumn="0" w:lastRowLastColumn="0"/>
+              <w:rPr>
+                <w:rFonts w:ascii="Aptos Narrow" w:eastAsia="Times New Roman" w:hAnsi="Aptos Narrow" w:cs="Times New Roman"/>
+                <w:color w:val="000000" w:themeColor="text1"/>
+                <w:kern w:val="0"/>
+                <w:sz w:val="22"/>
+                <w:szCs w:val="22"/>
+                <w:lang w:eastAsia="es-MX"/>
+                <w14:ligatures w14:val="none"/>
+              </w:rPr>
+            </w:pPr>
+            <w:r>
+              <w:rPr>
+                <w:rFonts w:ascii="Aptos Narrow" w:eastAsia="Times New Roman" w:hAnsi="Aptos Narrow" w:cs="Times New Roman"/>
+                <w:color w:val="000000" w:themeColor="text1"/>
+                <w:kern w:val="0"/>
+                <w:sz w:val="22"/>
+                <w:szCs w:val="22"/>
+                <w:lang w:eastAsia="es-MX"/>
+                <w14:ligatures w14:val="none"/>
+              </w:rPr>
+              <w:t>Desarrollador</w:t>
+            </w:r>
+          </w:p>
+        </w:tc>
+        <w:tc>
+          <w:tcPr>
+            <w:tcW w:w="2850" w:type="dxa"/>
+          </w:tcPr>
+          <w:p>
+            <w:pPr>
+              <w:pStyle w:val="Prrafodelista"/>
+              <w:numPr>
+                <w:ilvl w:val="0"/>
+                <w:numId w:val="8"/>
+              </w:numPr>
+              <w:cnfStyle w:val="000000100000" w:firstRow="0" w:lastRow="0" w:firstColumn="0" w:lastColumn="0" w:oddVBand="0" w:evenVBand="0" w:oddHBand="1" w:evenHBand="0" w:firstRowFirstColumn="0" w:firstRowLastColumn="0" w:lastRowFirstColumn="0" w:lastRowLastColumn="0"/>
+            </w:pPr>
+            <w:r>
+              <w:t>Validar identidad antes de guardar</w:t>
+            </w:r>
+          </w:p>
+          <w:p>
+            <w:pPr>
+              <w:pStyle w:val="Prrafodelista"/>
+              <w:numPr>
+                <w:ilvl w:val="0"/>
+                <w:numId w:val="8"/>
+              </w:numPr>
+              <w:cnfStyle w:val="000000100000" w:firstRow="0" w:lastRow="0" w:firstColumn="0" w:lastColumn="0" w:oddVBand="0" w:evenVBand="0" w:oddHBand="1" w:evenHBand="0" w:firstRowFirstColumn="0" w:firstRowLastColumn="0" w:lastRowFirstColumn="0" w:lastRowLastColumn="0"/>
+            </w:pPr>
+            <w:r>
+              <w:t>Logs de firma</w:t>
+            </w:r>
+          </w:p>
+          <w:p>
+            <w:pPr>
+              <w:cnfStyle w:val="000000100000" w:firstRow="0" w:lastRow="0" w:firstColumn="0" w:lastColumn="0" w:oddVBand="0" w:evenVBand="0" w:oddHBand="1" w:evenHBand="0" w:firstRowFirstColumn="0" w:firstRowLastColumn="0" w:lastRowFirstColumn="0" w:lastRowLastColumn="0"/>
+            </w:pPr>
+            <w:r>
+              <w:lastRenderedPageBreak/>
+              <w:t>Pruebas de auditoría</w:t>
+            </w:r>
+          </w:p>
+        </w:tc>
+      </w:tr>
+      <w:tr>
+        <w:trPr>
+          <w:trHeight w:val="402"/>
+        </w:trPr>
+        <w:tc>
+          <w:tcPr>
+            <w:cnfStyle w:val="001000000000" w:firstRow="0" w:lastRow="0" w:firstColumn="1" w:lastColumn="0" w:oddVBand="0" w:evenVBand="0" w:oddHBand="0" w:evenHBand="0" w:firstRowFirstColumn="0" w:firstRowLastColumn="0" w:lastRowFirstColumn="0" w:lastRowLastColumn="0"/>
+            <w:tcW w:w="2077" w:type="dxa"/>
+            <w:noWrap/>
+          </w:tcPr>
+          <w:p>
+            <w:pPr>
+              <w:rPr>
+                <w:rFonts w:ascii="Aptos Narrow" w:eastAsia="Times New Roman" w:hAnsi="Aptos Narrow" w:cs="Times New Roman"/>
+                <w:color w:val="000000" w:themeColor="text1"/>
+                <w:kern w:val="0"/>
+                <w:sz w:val="22"/>
+                <w:szCs w:val="22"/>
+                <w:lang w:eastAsia="es-MX"/>
+                <w14:ligatures w14:val="none"/>
+              </w:rPr>
+            </w:pPr>
+            <w:r>
+              <w:rPr>
+                <w:rFonts w:ascii="Aptos Narrow" w:eastAsia="Times New Roman" w:hAnsi="Aptos Narrow" w:cs="Times New Roman"/>
+                <w:color w:val="000000" w:themeColor="text1"/>
+                <w:kern w:val="0"/>
+                <w:sz w:val="22"/>
+                <w:szCs w:val="22"/>
+                <w:lang w:eastAsia="es-MX"/>
+                <w14:ligatures w14:val="none"/>
+              </w:rPr>
+              <w:lastRenderedPageBreak/>
+              <w:t>R8</w:t>
+            </w:r>
+          </w:p>
+        </w:tc>
+        <w:tc>
+          <w:tcPr>
+            <w:tcW w:w="1787" w:type="dxa"/>
+            <w:noWrap/>
+          </w:tcPr>
+          <w:p>
+            <w:pPr>
+              <w:cnfStyle w:val="000000000000" w:firstRow="0" w:lastRow="0" w:firstColumn="0" w:lastColumn="0" w:oddVBand="0" w:evenVBand="0" w:oddHBand="0" w:evenHBand="0" w:firstRowFirstColumn="0" w:firstRowLastColumn="0" w:lastRowFirstColumn="0" w:lastRowLastColumn="0"/>
+              <w:rPr>
+                <w:rFonts w:ascii="Aptos Narrow" w:eastAsia="Times New Roman" w:hAnsi="Aptos Narrow" w:cs="Times New Roman"/>
+                <w:color w:val="000000" w:themeColor="text1"/>
+                <w:kern w:val="0"/>
+                <w:sz w:val="22"/>
+                <w:szCs w:val="22"/>
+                <w:lang w:eastAsia="es-MX"/>
+                <w14:ligatures w14:val="none"/>
+              </w:rPr>
+            </w:pPr>
+            <w:r>
+              <w:t>Falta de trazabilidad</w:t>
+            </w:r>
+          </w:p>
+        </w:tc>
+        <w:tc>
+          <w:tcPr>
+            <w:tcW w:w="1382" w:type="dxa"/>
+            <w:noWrap/>
+          </w:tcPr>
+          <w:p>
+            <w:pPr>
+              <w:cnfStyle w:val="000000000000" w:firstRow="0" w:lastRow="0" w:firstColumn="0" w:lastColumn="0" w:oddVBand="0" w:evenVBand="0" w:oddHBand="0" w:evenHBand="0" w:firstRowFirstColumn="0" w:firstRowLastColumn="0" w:lastRowFirstColumn="0" w:lastRowLastColumn="0"/>
+              <w:rPr>
+                <w:rFonts w:ascii="Aptos Narrow" w:eastAsia="Times New Roman" w:hAnsi="Aptos Narrow" w:cs="Times New Roman"/>
+                <w:color w:val="000000" w:themeColor="text1"/>
+                <w:kern w:val="0"/>
+                <w:sz w:val="22"/>
+                <w:szCs w:val="22"/>
+                <w:lang w:eastAsia="es-MX"/>
+                <w14:ligatures w14:val="none"/>
+              </w:rPr>
+            </w:pPr>
+            <w:r>
+              <w:rPr>
+                <w:rFonts w:ascii="Aptos Narrow" w:eastAsia="Times New Roman" w:hAnsi="Aptos Narrow" w:cs="Times New Roman"/>
+                <w:color w:val="000000" w:themeColor="text1"/>
+                <w:kern w:val="0"/>
+                <w:sz w:val="22"/>
+                <w:szCs w:val="22"/>
+                <w:lang w:eastAsia="es-MX"/>
+                <w14:ligatures w14:val="none"/>
+              </w:rPr>
+              <w:t>Media</w:t>
+            </w:r>
+          </w:p>
+        </w:tc>
+        <w:tc>
+          <w:tcPr>
+            <w:tcW w:w="967" w:type="dxa"/>
+            <w:noWrap/>
+          </w:tcPr>
+          <w:p>
+            <w:pPr>
+              <w:cnfStyle w:val="000000000000" w:firstRow="0" w:lastRow="0" w:firstColumn="0" w:lastColumn="0" w:oddVBand="0" w:evenVBand="0" w:oddHBand="0" w:evenHBand="0" w:firstRowFirstColumn="0" w:firstRowLastColumn="0" w:lastRowFirstColumn="0" w:lastRowLastColumn="0"/>
+              <w:rPr>
+                <w:rFonts w:ascii="Aptos Narrow" w:eastAsia="Times New Roman" w:hAnsi="Aptos Narrow" w:cs="Times New Roman"/>
+                <w:color w:val="000000" w:themeColor="text1"/>
+                <w:kern w:val="0"/>
+                <w:sz w:val="22"/>
+                <w:szCs w:val="22"/>
+                <w:lang w:eastAsia="es-MX"/>
+                <w14:ligatures w14:val="none"/>
+              </w:rPr>
+            </w:pPr>
+            <w:r>
+              <w:rPr>
+                <w:rFonts w:ascii="Aptos Narrow" w:eastAsia="Times New Roman" w:hAnsi="Aptos Narrow" w:cs="Times New Roman"/>
+                <w:color w:val="000000" w:themeColor="text1"/>
+                <w:kern w:val="0"/>
+                <w:sz w:val="22"/>
+                <w:szCs w:val="22"/>
+                <w:lang w:eastAsia="es-MX"/>
+                <w14:ligatures w14:val="none"/>
+              </w:rPr>
+              <w:t>Alto</w:t>
+            </w:r>
+          </w:p>
+        </w:tc>
+        <w:tc>
+          <w:tcPr>
+            <w:tcW w:w="1158" w:type="dxa"/>
+            <w:noWrap/>
+          </w:tcPr>
+          <w:p>
+            <w:pPr>
+              <w:cnfStyle w:val="000000000000" w:firstRow="0" w:lastRow="0" w:firstColumn="0" w:lastColumn="0" w:oddVBand="0" w:evenVBand="0" w:oddHBand="0" w:evenHBand="0" w:firstRowFirstColumn="0" w:firstRowLastColumn="0" w:lastRowFirstColumn="0" w:lastRowLastColumn="0"/>
+              <w:rPr>
+                <w:rFonts w:ascii="Aptos Narrow" w:eastAsia="Times New Roman" w:hAnsi="Aptos Narrow" w:cs="Times New Roman"/>
+                <w:color w:val="000000" w:themeColor="text1"/>
+                <w:kern w:val="0"/>
+                <w:sz w:val="22"/>
+                <w:szCs w:val="22"/>
+                <w:lang w:eastAsia="es-MX"/>
+                <w14:ligatures w14:val="none"/>
+              </w:rPr>
+            </w:pPr>
+            <w:r>
+              <w:rPr>
+                <w:rFonts w:ascii="Aptos Narrow" w:eastAsia="Times New Roman" w:hAnsi="Aptos Narrow" w:cs="Times New Roman"/>
+                <w:color w:val="000000" w:themeColor="text1"/>
+                <w:kern w:val="0"/>
+                <w:sz w:val="22"/>
+                <w:szCs w:val="22"/>
+                <w:lang w:eastAsia="es-MX"/>
+                <w14:ligatures w14:val="none"/>
+              </w:rPr>
+              <w:t>Mitigar</w:t>
+            </w:r>
+          </w:p>
+        </w:tc>
+        <w:tc>
+          <w:tcPr>
+            <w:tcW w:w="1437" w:type="dxa"/>
+            <w:noWrap/>
+          </w:tcPr>
+          <w:p>
+            <w:pPr>
+              <w:cnfStyle w:val="000000000000" w:firstRow="0" w:lastRow="0" w:firstColumn="0" w:lastColumn="0" w:oddVBand="0" w:evenVBand="0" w:oddHBand="0" w:evenHBand="0" w:firstRowFirstColumn="0" w:firstRowLastColumn="0" w:lastRowFirstColumn="0" w:lastRowLastColumn="0"/>
+              <w:rPr>
+                <w:rFonts w:ascii="Aptos Narrow" w:eastAsia="Times New Roman" w:hAnsi="Aptos Narrow" w:cs="Times New Roman"/>
+                <w:color w:val="000000" w:themeColor="text1"/>
+                <w:kern w:val="0"/>
+                <w:sz w:val="22"/>
+                <w:szCs w:val="22"/>
+                <w:lang w:eastAsia="es-MX"/>
+                <w14:ligatures w14:val="none"/>
+              </w:rPr>
+            </w:pPr>
+            <w:r>
+              <w:rPr>
+                <w:rFonts w:ascii="Aptos Narrow" w:eastAsia="Times New Roman" w:hAnsi="Aptos Narrow" w:cs="Times New Roman"/>
+                <w:color w:val="000000" w:themeColor="text1"/>
+                <w:kern w:val="0"/>
+                <w:sz w:val="22"/>
+                <w:szCs w:val="22"/>
+                <w:lang w:eastAsia="es-MX"/>
+                <w14:ligatures w14:val="none"/>
+              </w:rPr>
+              <w:t>Desarrollador</w:t>
+            </w:r>
+          </w:p>
+        </w:tc>
+        <w:tc>
+          <w:tcPr>
+            <w:tcW w:w="2850" w:type="dxa"/>
+          </w:tcPr>
+          <w:p>
+            <w:pPr>
+              <w:pStyle w:val="Prrafodelista"/>
+              <w:numPr>
+                <w:ilvl w:val="0"/>
+                <w:numId w:val="9"/>
+              </w:numPr>
+              <w:cnfStyle w:val="000000000000" w:firstRow="0" w:lastRow="0" w:firstColumn="0" w:lastColumn="0" w:oddVBand="0" w:evenVBand="0" w:oddHBand="0" w:evenHBand="0" w:firstRowFirstColumn="0" w:firstRowLastColumn="0" w:lastRowFirstColumn="0" w:lastRowLastColumn="0"/>
+            </w:pPr>
+            <w:r>
+              <w:t>Auditoría (logs)</w:t>
+            </w:r>
+          </w:p>
+          <w:p>
+            <w:pPr>
+              <w:pStyle w:val="Prrafodelista"/>
+              <w:numPr>
+                <w:ilvl w:val="0"/>
+                <w:numId w:val="9"/>
+              </w:numPr>
+              <w:cnfStyle w:val="000000000000" w:firstRow="0" w:lastRow="0" w:firstColumn="0" w:lastColumn="0" w:oddVBand="0" w:evenVBand="0" w:oddHBand="0" w:evenHBand="0" w:firstRowFirstColumn="0" w:firstRowLastColumn="0" w:lastRowFirstColumn="0" w:lastRowLastColumn="0"/>
+            </w:pPr>
+            <w:r>
+              <w:t>Historial de cambios</w:t>
+            </w:r>
+          </w:p>
+          <w:p>
+            <w:pPr>
+              <w:pStyle w:val="Prrafodelista"/>
+              <w:numPr>
+                <w:ilvl w:val="0"/>
+                <w:numId w:val="9"/>
+              </w:numPr>
+              <w:cnfStyle w:val="000000000000" w:firstRow="0" w:lastRow="0" w:firstColumn="0" w:lastColumn="0" w:oddVBand="0" w:evenVBand="0" w:oddHBand="0" w:evenHBand="0" w:firstRowFirstColumn="0" w:firstRowLastColumn="0" w:lastRowFirstColumn="0" w:lastRowLastColumn="0"/>
+            </w:pPr>
+            <w:r>
+              <w:t>Versionado de registros</w:t>
+            </w:r>
+          </w:p>
+        </w:tc>
+      </w:tr>
+      <w:tr>
+        <w:trPr>
+          <w:cnfStyle w:val="000000100000" w:firstRow="0" w:lastRow="0" w:firstColumn="0" w:lastColumn="0" w:oddVBand="0" w:evenVBand="0" w:oddHBand="1" w:evenHBand="0" w:firstRowFirstColumn="0" w:firstRowLastColumn="0" w:lastRowFirstColumn="0" w:lastRowLastColumn="0"/>
+          <w:trHeight w:val="402"/>
+        </w:trPr>
+        <w:tc>
+          <w:tcPr>
+            <w:cnfStyle w:val="001000000000" w:firstRow="0" w:lastRow="0" w:firstColumn="1" w:lastColumn="0" w:oddVBand="0" w:evenVBand="0" w:oddHBand="0" w:evenHBand="0" w:firstRowFirstColumn="0" w:firstRowLastColumn="0" w:lastRowFirstColumn="0" w:lastRowLastColumn="0"/>
+            <w:tcW w:w="2077" w:type="dxa"/>
+            <w:noWrap/>
+          </w:tcPr>
+          <w:p>
+            <w:pPr>
+              <w:rPr>
+                <w:rFonts w:ascii="Aptos Narrow" w:eastAsia="Times New Roman" w:hAnsi="Aptos Narrow" w:cs="Times New Roman"/>
+                <w:color w:val="000000" w:themeColor="text1"/>
+                <w:kern w:val="0"/>
+                <w:sz w:val="22"/>
+                <w:szCs w:val="22"/>
+                <w:lang w:eastAsia="es-MX"/>
+                <w14:ligatures w14:val="none"/>
+              </w:rPr>
+            </w:pPr>
+            <w:r>
+              <w:rPr>
+                <w:rFonts w:ascii="Aptos Narrow" w:eastAsia="Times New Roman" w:hAnsi="Aptos Narrow" w:cs="Times New Roman"/>
+                <w:color w:val="000000" w:themeColor="text1"/>
+                <w:kern w:val="0"/>
+                <w:sz w:val="22"/>
+                <w:szCs w:val="22"/>
+                <w:lang w:eastAsia="es-MX"/>
+                <w14:ligatures w14:val="none"/>
+              </w:rPr>
+              <w:t>R9</w:t>
+            </w:r>
+          </w:p>
+        </w:tc>
+        <w:tc>
+          <w:tcPr>
+            <w:tcW w:w="1787" w:type="dxa"/>
+            <w:noWrap/>
+          </w:tcPr>
+          <w:p>
+            <w:pPr>
+              <w:cnfStyle w:val="000000100000" w:firstRow="0" w:lastRow="0" w:firstColumn="0" w:lastColumn="0" w:oddVBand="0" w:evenVBand="0" w:oddHBand="1" w:evenHBand="0" w:firstRowFirstColumn="0" w:firstRowLastColumn="0" w:lastRowFirstColumn="0" w:lastRowLastColumn="0"/>
+              <w:rPr>
+                <w:rFonts w:ascii="Aptos Narrow" w:eastAsia="Times New Roman" w:hAnsi="Aptos Narrow" w:cs="Times New Roman"/>
+                <w:color w:val="000000" w:themeColor="text1"/>
+                <w:kern w:val="0"/>
+                <w:sz w:val="22"/>
+                <w:szCs w:val="22"/>
+                <w:lang w:eastAsia="es-MX"/>
+                <w14:ligatures w14:val="none"/>
+              </w:rPr>
+            </w:pPr>
+            <w:r>
+              <w:t>Dependencia de servicios externos</w:t>
+            </w:r>
+          </w:p>
+        </w:tc>
+        <w:tc>
+          <w:tcPr>
+            <w:tcW w:w="1382" w:type="dxa"/>
+            <w:noWrap/>
+          </w:tcPr>
+          <w:p>
+            <w:pPr>
+              <w:cnfStyle w:val="000000100000" w:firstRow="0" w:lastRow="0" w:firstColumn="0" w:lastColumn="0" w:oddVBand="0" w:evenVBand="0" w:oddHBand="1" w:evenHBand="0" w:firstRowFirstColumn="0" w:firstRowLastColumn="0" w:lastRowFirstColumn="0" w:lastRowLastColumn="0"/>
+              <w:rPr>
+                <w:rFonts w:ascii="Aptos Narrow" w:eastAsia="Times New Roman" w:hAnsi="Aptos Narrow" w:cs="Times New Roman"/>
+                <w:color w:val="000000" w:themeColor="text1"/>
+                <w:kern w:val="0"/>
+                <w:sz w:val="22"/>
+                <w:szCs w:val="22"/>
+                <w:lang w:eastAsia="es-MX"/>
+                <w14:ligatures w14:val="none"/>
+              </w:rPr>
+            </w:pPr>
+            <w:r>
+              <w:rPr>
+                <w:rFonts w:ascii="Aptos Narrow" w:eastAsia="Times New Roman" w:hAnsi="Aptos Narrow" w:cs="Times New Roman"/>
+                <w:color w:val="000000" w:themeColor="text1"/>
+                <w:kern w:val="0"/>
+                <w:sz w:val="22"/>
+                <w:szCs w:val="22"/>
+                <w:lang w:eastAsia="es-MX"/>
+                <w14:ligatures w14:val="none"/>
+              </w:rPr>
+              <w:t>Bajo</w:t>
+            </w:r>
+          </w:p>
+        </w:tc>
+        <w:tc>
+          <w:tcPr>
+            <w:tcW w:w="967" w:type="dxa"/>
+            <w:noWrap/>
+          </w:tcPr>
+          <w:p>
+            <w:pPr>
+              <w:cnfStyle w:val="000000100000" w:firstRow="0" w:lastRow="0" w:firstColumn="0" w:lastColumn="0" w:oddVBand="0" w:evenVBand="0" w:oddHBand="1" w:evenHBand="0" w:firstRowFirstColumn="0" w:firstRowLastColumn="0" w:lastRowFirstColumn="0" w:lastRowLastColumn="0"/>
+              <w:rPr>
+                <w:rFonts w:ascii="Aptos Narrow" w:eastAsia="Times New Roman" w:hAnsi="Aptos Narrow" w:cs="Times New Roman"/>
+                <w:color w:val="000000" w:themeColor="text1"/>
+                <w:kern w:val="0"/>
+                <w:sz w:val="22"/>
+                <w:szCs w:val="22"/>
+                <w:lang w:eastAsia="es-MX"/>
+                <w14:ligatures w14:val="none"/>
+              </w:rPr>
+            </w:pPr>
+            <w:r>
+              <w:rPr>
+                <w:rFonts w:ascii="Aptos Narrow" w:eastAsia="Times New Roman" w:hAnsi="Aptos Narrow" w:cs="Times New Roman"/>
+                <w:color w:val="000000" w:themeColor="text1"/>
+                <w:kern w:val="0"/>
+                <w:sz w:val="22"/>
+                <w:szCs w:val="22"/>
+                <w:lang w:eastAsia="es-MX"/>
+                <w14:ligatures w14:val="none"/>
+              </w:rPr>
+              <w:t>Bajo</w:t>
+            </w:r>
+          </w:p>
+        </w:tc>
+        <w:tc>
+          <w:tcPr>
+            <w:tcW w:w="1158" w:type="dxa"/>
+            <w:noWrap/>
+          </w:tcPr>
+          <w:p>
+            <w:pPr>
+              <w:cnfStyle w:val="000000100000" w:firstRow="0" w:lastRow="0" w:firstColumn="0" w:lastColumn="0" w:oddVBand="0" w:evenVBand="0" w:oddHBand="1" w:evenHBand="0" w:firstRowFirstColumn="0" w:firstRowLastColumn="0" w:lastRowFirstColumn="0" w:lastRowLastColumn="0"/>
+              <w:rPr>
+                <w:rFonts w:ascii="Aptos Narrow" w:eastAsia="Times New Roman" w:hAnsi="Aptos Narrow" w:cs="Times New Roman"/>
+                <w:color w:val="000000" w:themeColor="text1"/>
+                <w:kern w:val="0"/>
+                <w:sz w:val="22"/>
+                <w:szCs w:val="22"/>
+                <w:lang w:eastAsia="es-MX"/>
+                <w14:ligatures w14:val="none"/>
+              </w:rPr>
+            </w:pPr>
+            <w:r>
+              <w:rPr>
+                <w:rFonts w:ascii="Aptos Narrow" w:eastAsia="Times New Roman" w:hAnsi="Aptos Narrow" w:cs="Times New Roman"/>
+                <w:color w:val="000000" w:themeColor="text1"/>
+                <w:kern w:val="0"/>
+                <w:sz w:val="22"/>
+                <w:szCs w:val="22"/>
+                <w:lang w:eastAsia="es-MX"/>
+                <w14:ligatures w14:val="none"/>
+              </w:rPr>
+              <w:t>Evitar</w:t>
+            </w:r>
+          </w:p>
+        </w:tc>
+        <w:tc>
+          <w:tcPr>
+            <w:tcW w:w="1437" w:type="dxa"/>
+            <w:noWrap/>
+          </w:tcPr>
+          <w:p>
+            <w:pPr>
+              <w:cnfStyle w:val="000000100000" w:firstRow="0" w:lastRow="0" w:firstColumn="0" w:lastColumn="0" w:oddVBand="0" w:evenVBand="0" w:oddHBand="1" w:evenHBand="0" w:firstRowFirstColumn="0" w:firstRowLastColumn="0" w:lastRowFirstColumn="0" w:lastRowLastColumn="0"/>
+              <w:rPr>
+                <w:rFonts w:ascii="Aptos Narrow" w:eastAsia="Times New Roman" w:hAnsi="Aptos Narrow" w:cs="Times New Roman"/>
+                <w:color w:val="000000" w:themeColor="text1"/>
+                <w:kern w:val="0"/>
+                <w:sz w:val="22"/>
+                <w:szCs w:val="22"/>
+                <w:lang w:eastAsia="es-MX"/>
+                <w14:ligatures w14:val="none"/>
+              </w:rPr>
+            </w:pPr>
+            <w:r>
+              <w:rPr>
+                <w:rFonts w:ascii="Aptos Narrow" w:eastAsia="Times New Roman" w:hAnsi="Aptos Narrow" w:cs="Times New Roman"/>
+                <w:color w:val="000000" w:themeColor="text1"/>
+                <w:kern w:val="0"/>
+                <w:sz w:val="22"/>
+                <w:szCs w:val="22"/>
+                <w:lang w:eastAsia="es-MX"/>
+                <w14:ligatures w14:val="none"/>
+              </w:rPr>
+              <w:t>Desarrollador</w:t>
+            </w:r>
+          </w:p>
+        </w:tc>
+        <w:tc>
+          <w:tcPr>
+            <w:tcW w:w="2850" w:type="dxa"/>
+          </w:tcPr>
+          <w:p>
+            <w:pPr>
+              <w:pStyle w:val="Prrafodelista"/>
+              <w:numPr>
+                <w:ilvl w:val="0"/>
+                <w:numId w:val="10"/>
+              </w:numPr>
+              <w:cnfStyle w:val="000000100000" w:firstRow="0" w:lastRow="0" w:firstColumn="0" w:lastColumn="0" w:oddVBand="0" w:evenVBand="0" w:oddHBand="1" w:evenHBand="0" w:firstRowFirstColumn="0" w:firstRowLastColumn="0" w:lastRowFirstColumn="0" w:lastRowLastColumn="0"/>
+            </w:pPr>
+            <w:r>
+              <w:t>Manejo de errores</w:t>
+            </w:r>
+          </w:p>
+          <w:p>
+            <w:pPr>
+              <w:pStyle w:val="Prrafodelista"/>
+              <w:numPr>
+                <w:ilvl w:val="0"/>
+                <w:numId w:val="10"/>
+              </w:numPr>
+              <w:cnfStyle w:val="000000100000" w:firstRow="0" w:lastRow="0" w:firstColumn="0" w:lastColumn="0" w:oddVBand="0" w:evenVBand="0" w:oddHBand="1" w:evenHBand="0" w:firstRowFirstColumn="0" w:firstRowLastColumn="0" w:lastRowFirstColumn="0" w:lastRowLastColumn="0"/>
+            </w:pPr>
+            <w:proofErr w:type="spellStart"/>
+            <w:r>
+              <w:t>Retries</w:t>
+            </w:r>
+            <w:proofErr w:type="spellEnd"/>
+          </w:p>
+          <w:p>
+            <w:pPr>
+              <w:pStyle w:val="Prrafodelista"/>
+              <w:numPr>
+                <w:ilvl w:val="0"/>
+                <w:numId w:val="10"/>
+              </w:numPr>
+              <w:cnfStyle w:val="000000100000" w:firstRow="0" w:lastRow="0" w:firstColumn="0" w:lastColumn="0" w:oddVBand="0" w:evenVBand="0" w:oddHBand="1" w:evenHBand="0" w:firstRowFirstColumn="0" w:firstRowLastColumn="0" w:lastRowFirstColumn="0" w:lastRowLastColumn="0"/>
+            </w:pPr>
+            <w:r>
+              <w:t>Plan de contingenci</w:t>
+            </w:r>
+            <w:r>
+              <w:t>a</w:t>
+            </w:r>
+          </w:p>
+        </w:tc>
+      </w:tr>
+      <w:tr>
+        <w:trPr>
+          <w:trHeight w:val="402"/>
+        </w:trPr>
+        <w:tc>
+          <w:tcPr>
+            <w:cnfStyle w:val="001000000000" w:firstRow="0" w:lastRow="0" w:firstColumn="1" w:lastColumn="0" w:oddVBand="0" w:evenVBand="0" w:oddHBand="0" w:evenHBand="0" w:firstRowFirstColumn="0" w:firstRowLastColumn="0" w:lastRowFirstColumn="0" w:lastRowLastColumn="0"/>
+            <w:tcW w:w="2077" w:type="dxa"/>
+            <w:noWrap/>
+          </w:tcPr>
+          <w:p>
+            <w:pPr>
+              <w:rPr>
+                <w:rFonts w:ascii="Aptos Narrow" w:eastAsia="Times New Roman" w:hAnsi="Aptos Narrow" w:cs="Times New Roman"/>
+                <w:color w:val="000000" w:themeColor="text1"/>
+                <w:kern w:val="0"/>
+                <w:sz w:val="22"/>
+                <w:szCs w:val="22"/>
+                <w:lang w:eastAsia="es-MX"/>
+                <w14:ligatures w14:val="none"/>
+              </w:rPr>
+            </w:pPr>
+            <w:r>
+              <w:rPr>
+                <w:rFonts w:ascii="Aptos Narrow" w:eastAsia="Times New Roman" w:hAnsi="Aptos Narrow" w:cs="Times New Roman"/>
+                <w:color w:val="000000" w:themeColor="text1"/>
+                <w:kern w:val="0"/>
+                <w:sz w:val="22"/>
+                <w:szCs w:val="22"/>
+                <w:lang w:eastAsia="es-MX"/>
+                <w14:ligatures w14:val="none"/>
+              </w:rPr>
+              <w:t>R10</w:t>
+            </w:r>
+          </w:p>
+        </w:tc>
+        <w:tc>
+          <w:tcPr>
+            <w:tcW w:w="1787" w:type="dxa"/>
+            <w:noWrap/>
+          </w:tcPr>
+          <w:p>
+            <w:pPr>
+              <w:cnfStyle w:val="000000000000" w:firstRow="0" w:lastRow="0" w:firstColumn="0" w:lastColumn="0" w:oddVBand="0" w:evenVBand="0" w:oddHBand="0" w:evenHBand="0" w:firstRowFirstColumn="0" w:firstRowLastColumn="0" w:lastRowFirstColumn="0" w:lastRowLastColumn="0"/>
+            </w:pPr>
+            <w:r>
+              <w:t>Mala UX/UI</w:t>
+            </w:r>
+          </w:p>
+          <w:p>
+            <w:pPr>
+              <w:cnfStyle w:val="000000000000" w:firstRow="0" w:lastRow="0" w:firstColumn="0" w:lastColumn="0" w:oddVBand="0" w:evenVBand="0" w:oddHBand="0" w:evenHBand="0" w:firstRowFirstColumn="0" w:firstRowLastColumn="0" w:lastRowFirstColumn="0" w:lastRowLastColumn="0"/>
+              <w:rPr>
+                <w:rFonts w:ascii="Aptos Narrow" w:eastAsia="Times New Roman" w:hAnsi="Aptos Narrow" w:cs="Times New Roman"/>
+                <w:color w:val="000000" w:themeColor="text1"/>
+                <w:kern w:val="0"/>
+                <w:sz w:val="22"/>
+                <w:szCs w:val="22"/>
+                <w:lang w:eastAsia="es-MX"/>
+                <w14:ligatures w14:val="none"/>
+              </w:rPr>
+            </w:pPr>
+          </w:p>
+        </w:tc>
+        <w:tc>
+          <w:tcPr>
+            <w:tcW w:w="1382" w:type="dxa"/>
+            <w:noWrap/>
+          </w:tcPr>
+          <w:p>
+            <w:pPr>
+              <w:cnfStyle w:val="000000000000" w:firstRow="0" w:lastRow="0" w:firstColumn="0" w:lastColumn="0" w:oddVBand="0" w:evenVBand="0" w:oddHBand="0" w:evenHBand="0" w:firstRowFirstColumn="0" w:firstRowLastColumn="0" w:lastRowFirstColumn="0" w:lastRowLastColumn="0"/>
+              <w:rPr>
+                <w:rFonts w:ascii="Aptos Narrow" w:eastAsia="Times New Roman" w:hAnsi="Aptos Narrow" w:cs="Times New Roman"/>
+                <w:color w:val="000000" w:themeColor="text1"/>
+                <w:kern w:val="0"/>
+                <w:sz w:val="22"/>
+                <w:szCs w:val="22"/>
+                <w:lang w:eastAsia="es-MX"/>
+                <w14:ligatures w14:val="none"/>
+              </w:rPr>
+            </w:pPr>
+            <w:r>
+              <w:rPr>
+                <w:rFonts w:ascii="Aptos Narrow" w:eastAsia="Times New Roman" w:hAnsi="Aptos Narrow" w:cs="Times New Roman"/>
+                <w:color w:val="000000" w:themeColor="text1"/>
+                <w:kern w:val="0"/>
+                <w:sz w:val="22"/>
+                <w:szCs w:val="22"/>
+                <w:lang w:eastAsia="es-MX"/>
+                <w14:ligatures w14:val="none"/>
+              </w:rPr>
+              <w:t>Medio</w:t>
+            </w:r>
+          </w:p>
+        </w:tc>
+        <w:tc>
+          <w:tcPr>
+            <w:tcW w:w="967" w:type="dxa"/>
+            <w:noWrap/>
+          </w:tcPr>
+          <w:p>
+            <w:pPr>
+              <w:cnfStyle w:val="000000000000" w:firstRow="0" w:lastRow="0" w:firstColumn="0" w:lastColumn="0" w:oddVBand="0" w:evenVBand="0" w:oddHBand="0" w:evenHBand="0" w:firstRowFirstColumn="0" w:firstRowLastColumn="0" w:lastRowFirstColumn="0" w:lastRowLastColumn="0"/>
+              <w:rPr>
+                <w:rFonts w:ascii="Aptos Narrow" w:eastAsia="Times New Roman" w:hAnsi="Aptos Narrow" w:cs="Times New Roman"/>
+                <w:color w:val="000000" w:themeColor="text1"/>
+                <w:kern w:val="0"/>
+                <w:sz w:val="22"/>
+                <w:szCs w:val="22"/>
+                <w:lang w:eastAsia="es-MX"/>
+                <w14:ligatures w14:val="none"/>
+              </w:rPr>
+            </w:pPr>
+            <w:r>
+              <w:rPr>
+                <w:rFonts w:ascii="Aptos Narrow" w:eastAsia="Times New Roman" w:hAnsi="Aptos Narrow" w:cs="Times New Roman"/>
+                <w:color w:val="000000" w:themeColor="text1"/>
+                <w:kern w:val="0"/>
+                <w:sz w:val="22"/>
+                <w:szCs w:val="22"/>
+                <w:lang w:eastAsia="es-MX"/>
+                <w14:ligatures w14:val="none"/>
+              </w:rPr>
+              <w:t>Bajo</w:t>
+            </w:r>
+          </w:p>
+        </w:tc>
+        <w:tc>
+          <w:tcPr>
+            <w:tcW w:w="1158" w:type="dxa"/>
+            <w:noWrap/>
+          </w:tcPr>
+          <w:p>
+            <w:pPr>
+              <w:cnfStyle w:val="000000000000" w:firstRow="0" w:lastRow="0" w:firstColumn="0" w:lastColumn="0" w:oddVBand="0" w:evenVBand="0" w:oddHBand="0" w:evenHBand="0" w:firstRowFirstColumn="0" w:firstRowLastColumn="0" w:lastRowFirstColumn="0" w:lastRowLastColumn="0"/>
+              <w:rPr>
+                <w:rFonts w:ascii="Aptos Narrow" w:eastAsia="Times New Roman" w:hAnsi="Aptos Narrow" w:cs="Times New Roman"/>
+                <w:color w:val="000000" w:themeColor="text1"/>
+                <w:kern w:val="0"/>
+                <w:sz w:val="22"/>
+                <w:szCs w:val="22"/>
+                <w:lang w:eastAsia="es-MX"/>
+                <w14:ligatures w14:val="none"/>
+              </w:rPr>
+            </w:pPr>
+            <w:r>
+              <w:rPr>
+                <w:rFonts w:ascii="Aptos Narrow" w:eastAsia="Times New Roman" w:hAnsi="Aptos Narrow" w:cs="Times New Roman"/>
+                <w:color w:val="000000" w:themeColor="text1"/>
+                <w:kern w:val="0"/>
+                <w:sz w:val="22"/>
+                <w:szCs w:val="22"/>
+                <w:lang w:eastAsia="es-MX"/>
+                <w14:ligatures w14:val="none"/>
+              </w:rPr>
+              <w:t>Mitigar</w:t>
+            </w:r>
+          </w:p>
+        </w:tc>
+        <w:tc>
+          <w:tcPr>
+            <w:tcW w:w="1437" w:type="dxa"/>
+            <w:noWrap/>
+          </w:tcPr>
+          <w:p>
+            <w:pPr>
+              <w:cnfStyle w:val="000000000000" w:firstRow="0" w:lastRow="0" w:firstColumn="0" w:lastColumn="0" w:oddVBand="0" w:evenVBand="0" w:oddHBand="0" w:evenHBand="0" w:firstRowFirstColumn="0" w:firstRowLastColumn="0" w:lastRowFirstColumn="0" w:lastRowLastColumn="0"/>
+              <w:rPr>
+                <w:rFonts w:ascii="Aptos Narrow" w:eastAsia="Times New Roman" w:hAnsi="Aptos Narrow" w:cs="Times New Roman"/>
+                <w:color w:val="000000" w:themeColor="text1"/>
+                <w:kern w:val="0"/>
+                <w:sz w:val="22"/>
+                <w:szCs w:val="22"/>
+                <w:lang w:eastAsia="es-MX"/>
+                <w14:ligatures w14:val="none"/>
+              </w:rPr>
+            </w:pPr>
+            <w:r>
+              <w:rPr>
+                <w:rFonts w:ascii="Aptos Narrow" w:eastAsia="Times New Roman" w:hAnsi="Aptos Narrow" w:cs="Times New Roman"/>
+                <w:color w:val="000000" w:themeColor="text1"/>
+                <w:kern w:val="0"/>
+                <w:sz w:val="22"/>
+                <w:szCs w:val="22"/>
+                <w:lang w:eastAsia="es-MX"/>
+                <w14:ligatures w14:val="none"/>
+              </w:rPr>
+              <w:t>Desarrollador</w:t>
+            </w:r>
+          </w:p>
+        </w:tc>
+        <w:tc>
+          <w:tcPr>
+            <w:tcW w:w="2850" w:type="dxa"/>
+          </w:tcPr>
+          <w:p>
+            <w:pPr>
+              <w:pStyle w:val="Prrafodelista"/>
+              <w:numPr>
+                <w:ilvl w:val="0"/>
+                <w:numId w:val="11"/>
+              </w:numPr>
+              <w:cnfStyle w:val="000000000000" w:firstRow="0" w:lastRow="0" w:firstColumn="0" w:lastColumn="0" w:oddVBand="0" w:evenVBand="0" w:oddHBand="0" w:evenHBand="0" w:firstRowFirstColumn="0" w:firstRowLastColumn="0" w:lastRowFirstColumn="0" w:lastRowLastColumn="0"/>
+            </w:pPr>
+            <w:r>
+              <w:t>Pruebas con usuarios</w:t>
+            </w:r>
+          </w:p>
+          <w:p>
+            <w:pPr>
+              <w:pStyle w:val="Prrafodelista"/>
+              <w:numPr>
+                <w:ilvl w:val="0"/>
+                <w:numId w:val="11"/>
+              </w:numPr>
+              <w:cnfStyle w:val="000000000000" w:firstRow="0" w:lastRow="0" w:firstColumn="0" w:lastColumn="0" w:oddVBand="0" w:evenVBand="0" w:oddHBand="0" w:evenHBand="0" w:firstRowFirstColumn="0" w:firstRowLastColumn="0" w:lastRowFirstColumn="0" w:lastRowLastColumn="0"/>
+            </w:pPr>
+            <w:r>
+              <w:t>Diseño iterativo</w:t>
+            </w:r>
+          </w:p>
+        </w:tc>
+      </w:tr>
+      <w:tr>
+        <w:trPr>
+          <w:cnfStyle w:val="000000100000" w:firstRow="0" w:lastRow="0" w:firstColumn="0" w:lastColumn="0" w:oddVBand="0" w:evenVBand="0" w:oddHBand="1" w:evenHBand="0" w:firstRowFirstColumn="0" w:firstRowLastColumn="0" w:lastRowFirstColumn="0" w:lastRowLastColumn="0"/>
+          <w:trHeight w:val="402"/>
+        </w:trPr>
+        <w:tc>
+          <w:tcPr>
+            <w:cnfStyle w:val="001000000000" w:firstRow="0" w:lastRow="0" w:firstColumn="1" w:lastColumn="0" w:oddVBand="0" w:evenVBand="0" w:oddHBand="0" w:evenHBand="0" w:firstRowFirstColumn="0" w:firstRowLastColumn="0" w:lastRowFirstColumn="0" w:lastRowLastColumn="0"/>
+            <w:tcW w:w="2077" w:type="dxa"/>
+            <w:noWrap/>
+          </w:tcPr>
+          <w:p>
+            <w:pPr>
+              <w:rPr>
+                <w:rFonts w:ascii="Aptos Narrow" w:eastAsia="Times New Roman" w:hAnsi="Aptos Narrow" w:cs="Times New Roman"/>
+                <w:color w:val="000000" w:themeColor="text1"/>
+                <w:kern w:val="0"/>
+                <w:sz w:val="22"/>
+                <w:szCs w:val="22"/>
+                <w:lang w:eastAsia="es-MX"/>
+                <w14:ligatures w14:val="none"/>
+              </w:rPr>
+            </w:pPr>
+            <w:r>
+              <w:rPr>
+                <w:rFonts w:ascii="Aptos Narrow" w:eastAsia="Times New Roman" w:hAnsi="Aptos Narrow" w:cs="Times New Roman"/>
+                <w:color w:val="000000" w:themeColor="text1"/>
+                <w:kern w:val="0"/>
+                <w:sz w:val="22"/>
+                <w:szCs w:val="22"/>
+                <w:lang w:eastAsia="es-MX"/>
+                <w14:ligatures w14:val="none"/>
+              </w:rPr>
+              <w:t>R11</w:t>
+            </w:r>
+          </w:p>
+        </w:tc>
+        <w:tc>
+          <w:tcPr>
+            <w:tcW w:w="1787" w:type="dxa"/>
+            <w:noWrap/>
+          </w:tcPr>
+          <w:p>
+            <w:pPr>
+              <w:cnfStyle w:val="000000100000" w:firstRow="0" w:lastRow="0" w:firstColumn="0" w:lastColumn="0" w:oddVBand="0" w:evenVBand="0" w:oddHBand="1" w:evenHBand="0" w:firstRowFirstColumn="0" w:firstRowLastColumn="0" w:lastRowFirstColumn="0" w:lastRowLastColumn="0"/>
+            </w:pPr>
+            <w:r>
+              <w:t>Seguridad (roles y accesos)</w:t>
+            </w:r>
+          </w:p>
+        </w:tc>
+        <w:tc>
+          <w:tcPr>
+            <w:tcW w:w="1382" w:type="dxa"/>
+            <w:noWrap/>
+          </w:tcPr>
+          <w:p>
+            <w:pPr>
+              <w:cnfStyle w:val="000000100000" w:firstRow="0" w:lastRow="0" w:firstColumn="0" w:lastColumn="0" w:oddVBand="0" w:evenVBand="0" w:oddHBand="1" w:evenHBand="0" w:firstRowFirstColumn="0" w:firstRowLastColumn="0" w:lastRowFirstColumn="0" w:lastRowLastColumn="0"/>
+              <w:rPr>
+                <w:rFonts w:ascii="Aptos Narrow" w:eastAsia="Times New Roman" w:hAnsi="Aptos Narrow" w:cs="Times New Roman"/>
+                <w:color w:val="000000" w:themeColor="text1"/>
+                <w:kern w:val="0"/>
+                <w:sz w:val="22"/>
+                <w:szCs w:val="22"/>
+                <w:lang w:eastAsia="es-MX"/>
+                <w14:ligatures w14:val="none"/>
+              </w:rPr>
+            </w:pPr>
+            <w:r>
+              <w:rPr>
+                <w:rFonts w:ascii="Aptos Narrow" w:eastAsia="Times New Roman" w:hAnsi="Aptos Narrow" w:cs="Times New Roman"/>
+                <w:color w:val="000000" w:themeColor="text1"/>
+                <w:kern w:val="0"/>
+                <w:sz w:val="22"/>
+                <w:szCs w:val="22"/>
+                <w:lang w:eastAsia="es-MX"/>
+                <w14:ligatures w14:val="none"/>
+              </w:rPr>
+              <w:t>Medio</w:t>
+            </w:r>
+          </w:p>
+        </w:tc>
+        <w:tc>
+          <w:tcPr>
+            <w:tcW w:w="967" w:type="dxa"/>
+            <w:noWrap/>
+          </w:tcPr>
+          <w:p>
+            <w:pPr>
+              <w:cnfStyle w:val="000000100000" w:firstRow="0" w:lastRow="0" w:firstColumn="0" w:lastColumn="0" w:oddVBand="0" w:evenVBand="0" w:oddHBand="1" w:evenHBand="0" w:firstRowFirstColumn="0" w:firstRowLastColumn="0" w:lastRowFirstColumn="0" w:lastRowLastColumn="0"/>
+              <w:rPr>
+                <w:rFonts w:ascii="Aptos Narrow" w:eastAsia="Times New Roman" w:hAnsi="Aptos Narrow" w:cs="Times New Roman"/>
+                <w:color w:val="000000" w:themeColor="text1"/>
+                <w:kern w:val="0"/>
+                <w:sz w:val="22"/>
+                <w:szCs w:val="22"/>
+                <w:lang w:eastAsia="es-MX"/>
+                <w14:ligatures w14:val="none"/>
+              </w:rPr>
+            </w:pPr>
+            <w:r>
+              <w:rPr>
+                <w:rFonts w:ascii="Aptos Narrow" w:eastAsia="Times New Roman" w:hAnsi="Aptos Narrow" w:cs="Times New Roman"/>
+                <w:color w:val="000000" w:themeColor="text1"/>
+                <w:kern w:val="0"/>
+                <w:sz w:val="22"/>
+                <w:szCs w:val="22"/>
+                <w:lang w:eastAsia="es-MX"/>
+                <w14:ligatures w14:val="none"/>
+              </w:rPr>
+              <w:t>Alto</w:t>
+            </w:r>
+          </w:p>
+        </w:tc>
+        <w:tc>
+          <w:tcPr>
+            <w:tcW w:w="1158" w:type="dxa"/>
+            <w:noWrap/>
+          </w:tcPr>
+          <w:p>
+            <w:pPr>
+              <w:cnfStyle w:val="000000100000" w:firstRow="0" w:lastRow="0" w:firstColumn="0" w:lastColumn="0" w:oddVBand="0" w:evenVBand="0" w:oddHBand="1" w:evenHBand="0" w:firstRowFirstColumn="0" w:firstRowLastColumn="0" w:lastRowFirstColumn="0" w:lastRowLastColumn="0"/>
+              <w:rPr>
+                <w:rFonts w:ascii="Aptos Narrow" w:eastAsia="Times New Roman" w:hAnsi="Aptos Narrow" w:cs="Times New Roman"/>
+                <w:color w:val="000000" w:themeColor="text1"/>
+                <w:kern w:val="0"/>
+                <w:sz w:val="22"/>
+                <w:szCs w:val="22"/>
+                <w:lang w:eastAsia="es-MX"/>
+                <w14:ligatures w14:val="none"/>
+              </w:rPr>
+            </w:pPr>
+            <w:r>
+              <w:rPr>
+                <w:rFonts w:ascii="Aptos Narrow" w:eastAsia="Times New Roman" w:hAnsi="Aptos Narrow" w:cs="Times New Roman"/>
+                <w:color w:val="000000" w:themeColor="text1"/>
+                <w:kern w:val="0"/>
+                <w:sz w:val="22"/>
+                <w:szCs w:val="22"/>
+                <w:lang w:eastAsia="es-MX"/>
+                <w14:ligatures w14:val="none"/>
+              </w:rPr>
+              <w:t>Mitigar</w:t>
+            </w:r>
+          </w:p>
+        </w:tc>
+        <w:tc>
+          <w:tcPr>
+            <w:tcW w:w="1437" w:type="dxa"/>
+            <w:noWrap/>
+          </w:tcPr>
+          <w:p>
+            <w:pPr>
+              <w:cnfStyle w:val="000000100000" w:firstRow="0" w:lastRow="0" w:firstColumn="0" w:lastColumn="0" w:oddVBand="0" w:evenVBand="0" w:oddHBand="1" w:evenHBand="0" w:firstRowFirstColumn="0" w:firstRowLastColumn="0" w:lastRowFirstColumn="0" w:lastRowLastColumn="0"/>
+              <w:rPr>
+                <w:rFonts w:ascii="Aptos Narrow" w:eastAsia="Times New Roman" w:hAnsi="Aptos Narrow" w:cs="Times New Roman"/>
+                <w:color w:val="000000" w:themeColor="text1"/>
+                <w:kern w:val="0"/>
+                <w:sz w:val="22"/>
+                <w:szCs w:val="22"/>
+                <w:lang w:eastAsia="es-MX"/>
+                <w14:ligatures w14:val="none"/>
+              </w:rPr>
+            </w:pPr>
+            <w:r>
+              <w:rPr>
+                <w:rFonts w:ascii="Aptos Narrow" w:eastAsia="Times New Roman" w:hAnsi="Aptos Narrow" w:cs="Times New Roman"/>
+                <w:color w:val="000000" w:themeColor="text1"/>
+                <w:kern w:val="0"/>
+                <w:sz w:val="22"/>
+                <w:szCs w:val="22"/>
+                <w:lang w:eastAsia="es-MX"/>
+                <w14:ligatures w14:val="none"/>
+              </w:rPr>
+              <w:t>Desarrollador</w:t>
+            </w:r>
+          </w:p>
+        </w:tc>
+        <w:tc>
+          <w:tcPr>
+            <w:tcW w:w="2850" w:type="dxa"/>
+          </w:tcPr>
+          <w:p>
+            <w:pPr>
+              <w:pStyle w:val="Prrafodelista"/>
+              <w:numPr>
+                <w:ilvl w:val="0"/>
+                <w:numId w:val="12"/>
+              </w:numPr>
+              <w:cnfStyle w:val="000000100000" w:firstRow="0" w:lastRow="0" w:firstColumn="0" w:lastColumn="0" w:oddVBand="0" w:evenVBand="0" w:oddHBand="1" w:evenHBand="0" w:firstRowFirstColumn="0" w:firstRowLastColumn="0" w:lastRowFirstColumn="0" w:lastRowLastColumn="0"/>
+            </w:pPr>
+            <w:r>
+              <w:t>Acción propuesta:</w:t>
+            </w:r>
+          </w:p>
+          <w:p>
+            <w:pPr>
+              <w:pStyle w:val="Prrafodelista"/>
+              <w:numPr>
+                <w:ilvl w:val="0"/>
+                <w:numId w:val="12"/>
+              </w:numPr>
+              <w:cnfStyle w:val="000000100000" w:firstRow="0" w:lastRow="0" w:firstColumn="0" w:lastColumn="0" w:oddVBand="0" w:evenVBand="0" w:oddHBand="1" w:evenHBand="0" w:firstRowFirstColumn="0" w:firstRowLastColumn="0" w:lastRowFirstColumn="0" w:lastRowLastColumn="0"/>
+            </w:pPr>
+            <w:r>
+              <w:t>RBAC (Role-</w:t>
+            </w:r>
+            <w:proofErr w:type="spellStart"/>
+            <w:r>
+              <w:t>Based</w:t>
+            </w:r>
+            <w:proofErr w:type="spellEnd"/>
+            <w:r>
+              <w:t xml:space="preserve"> Access Control)</w:t>
+            </w:r>
+          </w:p>
+          <w:p>
+            <w:pPr>
+              <w:pStyle w:val="Prrafodelista"/>
+              <w:numPr>
+                <w:ilvl w:val="0"/>
+                <w:numId w:val="12"/>
+              </w:numPr>
+              <w:cnfStyle w:val="000000100000" w:firstRow="0" w:lastRow="0" w:firstColumn="0" w:lastColumn="0" w:oddVBand="0" w:evenVBand="0" w:oddHBand="1" w:evenHBand="0" w:firstRowFirstColumn="0" w:firstRowLastColumn="0" w:lastRowFirstColumn="0" w:lastRowLastColumn="0"/>
+            </w:pPr>
+            <w:r>
+              <w:t xml:space="preserve">Validación en </w:t>
+            </w:r>
+            <w:proofErr w:type="spellStart"/>
+            <w:r>
+              <w:t>backend</w:t>
+            </w:r>
+            <w:proofErr w:type="spellEnd"/>
+          </w:p>
+        </w:tc>
+      </w:tr>
+      <w:tr>
+        <w:trPr>
+          <w:trHeight w:val="402"/>
+        </w:trPr>
+        <w:tc>
+          <w:tcPr>
+            <w:cnfStyle w:val="001000000000" w:firstRow="0" w:lastRow="0" w:firstColumn="1" w:lastColumn="0" w:oddVBand="0" w:evenVBand="0" w:oddHBand="0" w:evenHBand="0" w:firstRowFirstColumn="0" w:firstRowLastColumn="0" w:lastRowFirstColumn="0" w:lastRowLastColumn="0"/>
+            <w:tcW w:w="2077" w:type="dxa"/>
+            <w:noWrap/>
+          </w:tcPr>
+          <w:p>
+            <w:pPr>
+              <w:rPr>
+                <w:rFonts w:ascii="Aptos Narrow" w:eastAsia="Times New Roman" w:hAnsi="Aptos Narrow" w:cs="Times New Roman"/>
+                <w:color w:val="000000" w:themeColor="text1"/>
+                <w:kern w:val="0"/>
+                <w:sz w:val="22"/>
+                <w:szCs w:val="22"/>
+                <w:lang w:eastAsia="es-MX"/>
+                <w14:ligatures w14:val="none"/>
+              </w:rPr>
+            </w:pPr>
+            <w:r>
+              <w:rPr>
+                <w:rFonts w:ascii="Aptos Narrow" w:eastAsia="Times New Roman" w:hAnsi="Aptos Narrow" w:cs="Times New Roman"/>
+                <w:color w:val="000000" w:themeColor="text1"/>
+                <w:kern w:val="0"/>
+                <w:sz w:val="22"/>
+                <w:szCs w:val="22"/>
+                <w:lang w:eastAsia="es-MX"/>
+                <w14:ligatures w14:val="none"/>
+              </w:rPr>
+              <w:t>R12</w:t>
+            </w:r>
+          </w:p>
+        </w:tc>
+        <w:tc>
+          <w:tcPr>
+            <w:tcW w:w="1787" w:type="dxa"/>
+            <w:noWrap/>
+          </w:tcPr>
+          <w:p>
+            <w:pPr>
+              <w:cnfStyle w:val="000000000000" w:firstRow="0" w:lastRow="0" w:firstColumn="0" w:lastColumn="0" w:oddVBand="0" w:evenVBand="0" w:oddHBand="0" w:evenHBand="0" w:firstRowFirstColumn="0" w:firstRowLastColumn="0" w:lastRowFirstColumn="0" w:lastRowLastColumn="0"/>
+            </w:pPr>
+            <w:r>
+              <w:t>Problemas en despliegue</w:t>
+            </w:r>
+          </w:p>
+          <w:p>
+            <w:pPr>
+              <w:cnfStyle w:val="000000000000" w:firstRow="0" w:lastRow="0" w:firstColumn="0" w:lastColumn="0" w:oddVBand="0" w:evenVBand="0" w:oddHBand="0" w:evenHBand="0" w:firstRowFirstColumn="0" w:firstRowLastColumn="0" w:lastRowFirstColumn="0" w:lastRowLastColumn="0"/>
+            </w:pPr>
+          </w:p>
+        </w:tc>
+        <w:tc>
+          <w:tcPr>
+            <w:tcW w:w="1382" w:type="dxa"/>
+            <w:noWrap/>
+          </w:tcPr>
+          <w:p>
+            <w:pPr>
+              <w:cnfStyle w:val="000000000000" w:firstRow="0" w:lastRow="0" w:firstColumn="0" w:lastColumn="0" w:oddVBand="0" w:evenVBand="0" w:oddHBand="0" w:evenHBand="0" w:firstRowFirstColumn="0" w:firstRowLastColumn="0" w:lastRowFirstColumn="0" w:lastRowLastColumn="0"/>
+              <w:rPr>
+                <w:rFonts w:ascii="Aptos Narrow" w:eastAsia="Times New Roman" w:hAnsi="Aptos Narrow" w:cs="Times New Roman"/>
+                <w:color w:val="000000" w:themeColor="text1"/>
+                <w:kern w:val="0"/>
+                <w:sz w:val="22"/>
+                <w:szCs w:val="22"/>
+                <w:lang w:eastAsia="es-MX"/>
+                <w14:ligatures w14:val="none"/>
+              </w:rPr>
+            </w:pPr>
+            <w:r>
+              <w:rPr>
+                <w:rFonts w:ascii="Aptos Narrow" w:eastAsia="Times New Roman" w:hAnsi="Aptos Narrow" w:cs="Times New Roman"/>
+                <w:color w:val="000000" w:themeColor="text1"/>
+                <w:kern w:val="0"/>
+                <w:sz w:val="22"/>
+                <w:szCs w:val="22"/>
+                <w:lang w:eastAsia="es-MX"/>
+                <w14:ligatures w14:val="none"/>
+              </w:rPr>
+              <w:t>Medio</w:t>
+            </w:r>
+          </w:p>
+        </w:tc>
+        <w:tc>
+          <w:tcPr>
+            <w:tcW w:w="967" w:type="dxa"/>
+            <w:noWrap/>
+          </w:tcPr>
+          <w:p>
+            <w:pPr>
+              <w:cnfStyle w:val="000000000000" w:firstRow="0" w:lastRow="0" w:firstColumn="0" w:lastColumn="0" w:oddVBand="0" w:evenVBand="0" w:oddHBand="0" w:evenHBand="0" w:firstRowFirstColumn="0" w:firstRowLastColumn="0" w:lastRowFirstColumn="0" w:lastRowLastColumn="0"/>
+              <w:rPr>
+                <w:rFonts w:ascii="Aptos Narrow" w:eastAsia="Times New Roman" w:hAnsi="Aptos Narrow" w:cs="Times New Roman"/>
+                <w:color w:val="000000" w:themeColor="text1"/>
+                <w:kern w:val="0"/>
+                <w:sz w:val="22"/>
+                <w:szCs w:val="22"/>
+                <w:lang w:eastAsia="es-MX"/>
+                <w14:ligatures w14:val="none"/>
+              </w:rPr>
+            </w:pPr>
+            <w:r>
+              <w:rPr>
+                <w:rFonts w:ascii="Aptos Narrow" w:eastAsia="Times New Roman" w:hAnsi="Aptos Narrow" w:cs="Times New Roman"/>
+                <w:color w:val="000000" w:themeColor="text1"/>
+                <w:kern w:val="0"/>
+                <w:sz w:val="22"/>
+                <w:szCs w:val="22"/>
+                <w:lang w:eastAsia="es-MX"/>
+                <w14:ligatures w14:val="none"/>
+              </w:rPr>
+              <w:t>Alto</w:t>
+            </w:r>
+          </w:p>
+        </w:tc>
+        <w:tc>
+          <w:tcPr>
+            <w:tcW w:w="1158" w:type="dxa"/>
+            <w:noWrap/>
+          </w:tcPr>
+          <w:p>
+            <w:pPr>
+              <w:cnfStyle w:val="000000000000" w:firstRow="0" w:lastRow="0" w:firstColumn="0" w:lastColumn="0" w:oddVBand="0" w:evenVBand="0" w:oddHBand="0" w:evenHBand="0" w:firstRowFirstColumn="0" w:firstRowLastColumn="0" w:lastRowFirstColumn="0" w:lastRowLastColumn="0"/>
+              <w:rPr>
+                <w:rFonts w:ascii="Aptos Narrow" w:eastAsia="Times New Roman" w:hAnsi="Aptos Narrow" w:cs="Times New Roman"/>
+                <w:color w:val="000000" w:themeColor="text1"/>
+                <w:kern w:val="0"/>
+                <w:sz w:val="22"/>
+                <w:szCs w:val="22"/>
+                <w:lang w:eastAsia="es-MX"/>
+                <w14:ligatures w14:val="none"/>
+              </w:rPr>
+            </w:pPr>
+            <w:r>
+              <w:rPr>
+                <w:rFonts w:ascii="Aptos Narrow" w:eastAsia="Times New Roman" w:hAnsi="Aptos Narrow" w:cs="Times New Roman"/>
+                <w:color w:val="000000" w:themeColor="text1"/>
+                <w:kern w:val="0"/>
+                <w:sz w:val="22"/>
+                <w:szCs w:val="22"/>
+                <w:lang w:eastAsia="es-MX"/>
+                <w14:ligatures w14:val="none"/>
+              </w:rPr>
+              <w:t>Mitigar</w:t>
+            </w:r>
+          </w:p>
+        </w:tc>
+        <w:tc>
+          <w:tcPr>
+            <w:tcW w:w="1437" w:type="dxa"/>
+            <w:noWrap/>
+          </w:tcPr>
+          <w:p>
+            <w:pPr>
+              <w:cnfStyle w:val="000000000000" w:firstRow="0" w:lastRow="0" w:firstColumn="0" w:lastColumn="0" w:oddVBand="0" w:evenVBand="0" w:oddHBand="0" w:evenHBand="0" w:firstRowFirstColumn="0" w:firstRowLastColumn="0" w:lastRowFirstColumn="0" w:lastRowLastColumn="0"/>
+              <w:rPr>
+                <w:rFonts w:ascii="Aptos Narrow" w:eastAsia="Times New Roman" w:hAnsi="Aptos Narrow" w:cs="Times New Roman"/>
+                <w:color w:val="000000" w:themeColor="text1"/>
+                <w:kern w:val="0"/>
+                <w:sz w:val="22"/>
+                <w:szCs w:val="22"/>
+                <w:lang w:eastAsia="es-MX"/>
+                <w14:ligatures w14:val="none"/>
+              </w:rPr>
+            </w:pPr>
+            <w:r>
+              <w:rPr>
+                <w:rFonts w:ascii="Aptos Narrow" w:eastAsia="Times New Roman" w:hAnsi="Aptos Narrow" w:cs="Times New Roman"/>
+                <w:color w:val="000000" w:themeColor="text1"/>
+                <w:kern w:val="0"/>
+                <w:sz w:val="22"/>
+                <w:szCs w:val="22"/>
+                <w:lang w:eastAsia="es-MX"/>
+                <w14:ligatures w14:val="none"/>
+              </w:rPr>
+              <w:t>Desarrollador</w:t>
+            </w:r>
+          </w:p>
+        </w:tc>
+        <w:tc>
+          <w:tcPr>
+            <w:tcW w:w="2850" w:type="dxa"/>
+          </w:tcPr>
+          <w:p>
+            <w:pPr>
+              <w:pStyle w:val="Prrafodelista"/>
+              <w:numPr>
+                <w:ilvl w:val="0"/>
+                <w:numId w:val="13"/>
+              </w:numPr>
+              <w:cnfStyle w:val="000000000000" w:firstRow="0" w:lastRow="0" w:firstColumn="0" w:lastColumn="0" w:oddVBand="0" w:evenVBand="0" w:oddHBand="0" w:evenHBand="0" w:firstRowFirstColumn="0" w:firstRowLastColumn="0" w:lastRowFirstColumn="0" w:lastRowLastColumn="0"/>
+            </w:pPr>
+            <w:r>
+              <w:t>Scripts de despliegue</w:t>
+            </w:r>
+          </w:p>
+          <w:p>
+            <w:pPr>
+              <w:pStyle w:val="Prrafodelista"/>
+              <w:numPr>
+                <w:ilvl w:val="0"/>
+                <w:numId w:val="13"/>
+              </w:numPr>
+              <w:cnfStyle w:val="000000000000" w:firstRow="0" w:lastRow="0" w:firstColumn="0" w:lastColumn="0" w:oddVBand="0" w:evenVBand="0" w:oddHBand="0" w:evenHBand="0" w:firstRowFirstColumn="0" w:firstRowLastColumn="0" w:lastRowFirstColumn="0" w:lastRowLastColumn="0"/>
+            </w:pPr>
+            <w:r>
+              <w:t>Ambientes separados (</w:t>
+            </w:r>
+            <w:proofErr w:type="spellStart"/>
+            <w:r>
+              <w:t>dev</w:t>
+            </w:r>
+            <w:proofErr w:type="spellEnd"/>
+            <w:r>
+              <w:t>/test/</w:t>
+            </w:r>
+            <w:proofErr w:type="spellStart"/>
+            <w:r>
+              <w:t>prod</w:t>
+            </w:r>
+            <w:proofErr w:type="spellEnd"/>
+            <w:r>
+              <w:t>)</w:t>
+            </w:r>
+          </w:p>
+        </w:tc>
+      </w:tr>
+      <w:tr>
+        <w:trPr>
+          <w:cnfStyle w:val="000000100000" w:firstRow="0" w:lastRow="0" w:firstColumn="0" w:lastColumn="0" w:oddVBand="0" w:evenVBand="0" w:oddHBand="1" w:evenHBand="0" w:firstRowFirstColumn="0" w:firstRowLastColumn="0" w:lastRowFirstColumn="0" w:lastRowLastColumn="0"/>
+          <w:trHeight w:val="402"/>
+        </w:trPr>
+        <w:tc>
+          <w:tcPr>
+            <w:cnfStyle w:val="001000000000" w:firstRow="0" w:lastRow="0" w:firstColumn="1" w:lastColumn="0" w:oddVBand="0" w:evenVBand="0" w:oddHBand="0" w:evenHBand="0" w:firstRowFirstColumn="0" w:firstRowLastColumn="0" w:lastRowFirstColumn="0" w:lastRowLastColumn="0"/>
+            <w:tcW w:w="2077" w:type="dxa"/>
+            <w:noWrap/>
+          </w:tcPr>
+          <w:p>
+            <w:pPr>
+              <w:rPr>
+                <w:rFonts w:ascii="Aptos Narrow" w:eastAsia="Times New Roman" w:hAnsi="Aptos Narrow" w:cs="Times New Roman"/>
+                <w:color w:val="000000" w:themeColor="text1"/>
+                <w:kern w:val="0"/>
+                <w:sz w:val="22"/>
+                <w:szCs w:val="22"/>
+                <w:lang w:eastAsia="es-MX"/>
+                <w14:ligatures w14:val="none"/>
+              </w:rPr>
+            </w:pPr>
+            <w:r>
+              <w:rPr>
+                <w:rFonts w:ascii="Aptos Narrow" w:eastAsia="Times New Roman" w:hAnsi="Aptos Narrow" w:cs="Times New Roman"/>
+                <w:color w:val="000000" w:themeColor="text1"/>
+                <w:kern w:val="0"/>
+                <w:sz w:val="22"/>
+                <w:szCs w:val="22"/>
+                <w:lang w:eastAsia="es-MX"/>
+                <w14:ligatures w14:val="none"/>
+              </w:rPr>
+              <w:t>R13</w:t>
+            </w:r>
+          </w:p>
+        </w:tc>
+        <w:tc>
+          <w:tcPr>
+            <w:tcW w:w="1787" w:type="dxa"/>
+            <w:noWrap/>
+          </w:tcPr>
+          <w:p>
+            <w:pPr>
+              <w:cnfStyle w:val="000000100000" w:firstRow="0" w:lastRow="0" w:firstColumn="0" w:lastColumn="0" w:oddVBand="0" w:evenVBand="0" w:oddHBand="1" w:evenHBand="0" w:firstRowFirstColumn="0" w:firstRowLastColumn="0" w:lastRowFirstColumn="0" w:lastRowLastColumn="0"/>
+            </w:pPr>
+            <w:r>
+              <w:t>Falta de pruebas</w:t>
+            </w:r>
+          </w:p>
+        </w:tc>
+        <w:tc>
+          <w:tcPr>
+            <w:tcW w:w="1382" w:type="dxa"/>
+            <w:noWrap/>
+          </w:tcPr>
+          <w:p>
+            <w:pPr>
+              <w:cnfStyle w:val="000000100000" w:firstRow="0" w:lastRow="0" w:firstColumn="0" w:lastColumn="0" w:oddVBand="0" w:evenVBand="0" w:oddHBand="1" w:evenHBand="0" w:firstRowFirstColumn="0" w:firstRowLastColumn="0" w:lastRowFirstColumn="0" w:lastRowLastColumn="0"/>
+              <w:rPr>
+                <w:rFonts w:ascii="Aptos Narrow" w:eastAsia="Times New Roman" w:hAnsi="Aptos Narrow" w:cs="Times New Roman"/>
+                <w:color w:val="000000" w:themeColor="text1"/>
+                <w:kern w:val="0"/>
+                <w:sz w:val="22"/>
+                <w:szCs w:val="22"/>
+                <w:lang w:eastAsia="es-MX"/>
+                <w14:ligatures w14:val="none"/>
+              </w:rPr>
+            </w:pPr>
+            <w:r>
+              <w:rPr>
+                <w:rFonts w:ascii="Aptos Narrow" w:eastAsia="Times New Roman" w:hAnsi="Aptos Narrow" w:cs="Times New Roman"/>
+                <w:color w:val="000000" w:themeColor="text1"/>
+                <w:kern w:val="0"/>
+                <w:sz w:val="22"/>
+                <w:szCs w:val="22"/>
+                <w:lang w:eastAsia="es-MX"/>
+                <w14:ligatures w14:val="none"/>
+              </w:rPr>
+              <w:t>Medio</w:t>
+            </w:r>
+          </w:p>
+        </w:tc>
+        <w:tc>
+          <w:tcPr>
+            <w:tcW w:w="967" w:type="dxa"/>
+            <w:noWrap/>
+          </w:tcPr>
+          <w:p>
+            <w:pPr>
+              <w:cnfStyle w:val="000000100000" w:firstRow="0" w:lastRow="0" w:firstColumn="0" w:lastColumn="0" w:oddVBand="0" w:evenVBand="0" w:oddHBand="1" w:evenHBand="0" w:firstRowFirstColumn="0" w:firstRowLastColumn="0" w:lastRowFirstColumn="0" w:lastRowLastColumn="0"/>
+              <w:rPr>
+                <w:rFonts w:ascii="Aptos Narrow" w:eastAsia="Times New Roman" w:hAnsi="Aptos Narrow" w:cs="Times New Roman"/>
+                <w:color w:val="000000" w:themeColor="text1"/>
+                <w:kern w:val="0"/>
+                <w:sz w:val="22"/>
+                <w:szCs w:val="22"/>
+                <w:lang w:eastAsia="es-MX"/>
+                <w14:ligatures w14:val="none"/>
+              </w:rPr>
+            </w:pPr>
+            <w:r>
+              <w:rPr>
+                <w:rFonts w:ascii="Aptos Narrow" w:eastAsia="Times New Roman" w:hAnsi="Aptos Narrow" w:cs="Times New Roman"/>
+                <w:color w:val="000000" w:themeColor="text1"/>
+                <w:kern w:val="0"/>
+                <w:sz w:val="22"/>
+                <w:szCs w:val="22"/>
+                <w:lang w:eastAsia="es-MX"/>
+                <w14:ligatures w14:val="none"/>
+              </w:rPr>
+              <w:t>Alto</w:t>
+            </w:r>
+          </w:p>
+        </w:tc>
+        <w:tc>
+          <w:tcPr>
+            <w:tcW w:w="1158" w:type="dxa"/>
+            <w:noWrap/>
+          </w:tcPr>
+          <w:p>
+            <w:pPr>
+              <w:cnfStyle w:val="000000100000" w:firstRow="0" w:lastRow="0" w:firstColumn="0" w:lastColumn="0" w:oddVBand="0" w:evenVBand="0" w:oddHBand="1" w:evenHBand="0" w:firstRowFirstColumn="0" w:firstRowLastColumn="0" w:lastRowFirstColumn="0" w:lastRowLastColumn="0"/>
+              <w:rPr>
+                <w:rFonts w:ascii="Aptos Narrow" w:eastAsia="Times New Roman" w:hAnsi="Aptos Narrow" w:cs="Times New Roman"/>
+                <w:color w:val="000000" w:themeColor="text1"/>
+                <w:kern w:val="0"/>
+                <w:sz w:val="22"/>
+                <w:szCs w:val="22"/>
+                <w:lang w:eastAsia="es-MX"/>
+                <w14:ligatures w14:val="none"/>
+              </w:rPr>
+            </w:pPr>
+            <w:r>
+              <w:rPr>
+                <w:rFonts w:ascii="Aptos Narrow" w:eastAsia="Times New Roman" w:hAnsi="Aptos Narrow" w:cs="Times New Roman"/>
+                <w:color w:val="000000" w:themeColor="text1"/>
+                <w:kern w:val="0"/>
+                <w:sz w:val="22"/>
+                <w:szCs w:val="22"/>
+                <w:lang w:eastAsia="es-MX"/>
+                <w14:ligatures w14:val="none"/>
+              </w:rPr>
+              <w:t>Mitigar</w:t>
+            </w:r>
+          </w:p>
+        </w:tc>
+        <w:tc>
+          <w:tcPr>
+            <w:tcW w:w="1437" w:type="dxa"/>
+            <w:noWrap/>
+          </w:tcPr>
+          <w:p>
+            <w:pPr>
+              <w:cnfStyle w:val="000000100000" w:firstRow="0" w:lastRow="0" w:firstColumn="0" w:lastColumn="0" w:oddVBand="0" w:evenVBand="0" w:oddHBand="1" w:evenHBand="0" w:firstRowFirstColumn="0" w:firstRowLastColumn="0" w:lastRowFirstColumn="0" w:lastRowLastColumn="0"/>
+              <w:rPr>
+                <w:rFonts w:ascii="Aptos Narrow" w:eastAsia="Times New Roman" w:hAnsi="Aptos Narrow" w:cs="Times New Roman"/>
+                <w:color w:val="000000" w:themeColor="text1"/>
+                <w:kern w:val="0"/>
+                <w:sz w:val="22"/>
+                <w:szCs w:val="22"/>
+                <w:lang w:eastAsia="es-MX"/>
+                <w14:ligatures w14:val="none"/>
+              </w:rPr>
+            </w:pPr>
+            <w:r>
+              <w:rPr>
+                <w:rFonts w:ascii="Aptos Narrow" w:eastAsia="Times New Roman" w:hAnsi="Aptos Narrow" w:cs="Times New Roman"/>
+                <w:color w:val="000000" w:themeColor="text1"/>
+                <w:kern w:val="0"/>
+                <w:sz w:val="22"/>
+                <w:szCs w:val="22"/>
+                <w:lang w:eastAsia="es-MX"/>
+                <w14:ligatures w14:val="none"/>
+              </w:rPr>
+              <w:t>Desarrollador</w:t>
+            </w:r>
+          </w:p>
+        </w:tc>
+        <w:tc>
+          <w:tcPr>
+            <w:tcW w:w="2850" w:type="dxa"/>
+          </w:tcPr>
+          <w:p>
+            <w:pPr>
+              <w:pStyle w:val="Prrafodelista"/>
+              <w:numPr>
+                <w:ilvl w:val="0"/>
+                <w:numId w:val="14"/>
+              </w:numPr>
+              <w:cnfStyle w:val="000000100000" w:firstRow="0" w:lastRow="0" w:firstColumn="0" w:lastColumn="0" w:oddVBand="0" w:evenVBand="0" w:oddHBand="1" w:evenHBand="0" w:firstRowFirstColumn="0" w:firstRowLastColumn="0" w:lastRowFirstColumn="0" w:lastRowLastColumn="0"/>
+            </w:pPr>
+            <w:r>
+              <w:t>Pruebas unitarias</w:t>
+            </w:r>
+          </w:p>
+          <w:p>
+            <w:pPr>
+              <w:pStyle w:val="Prrafodelista"/>
+              <w:numPr>
+                <w:ilvl w:val="0"/>
+                <w:numId w:val="14"/>
+              </w:numPr>
+              <w:cnfStyle w:val="000000100000" w:firstRow="0" w:lastRow="0" w:firstColumn="0" w:lastColumn="0" w:oddVBand="0" w:evenVBand="0" w:oddHBand="1" w:evenHBand="0" w:firstRowFirstColumn="0" w:firstRowLastColumn="0" w:lastRowFirstColumn="0" w:lastRowLastColumn="0"/>
+            </w:pPr>
+            <w:r>
+              <w:t>Pruebas de integración</w:t>
+            </w:r>
+          </w:p>
+          <w:p>
+            <w:pPr>
+              <w:pStyle w:val="Prrafodelista"/>
+              <w:numPr>
+                <w:ilvl w:val="0"/>
+                <w:numId w:val="14"/>
+              </w:numPr>
+              <w:cnfStyle w:val="000000100000" w:firstRow="0" w:lastRow="0" w:firstColumn="0" w:lastColumn="0" w:oddVBand="0" w:evenVBand="0" w:oddHBand="1" w:evenHBand="0" w:firstRowFirstColumn="0" w:firstRowLastColumn="0" w:lastRowFirstColumn="0" w:lastRowLastColumn="0"/>
+            </w:pPr>
+            <w:r>
+              <w:t>Casos de uso</w:t>
+            </w:r>
+          </w:p>
+        </w:tc>
+      </w:tr>
+      <w:tr>
+        <w:trPr>
+          <w:trHeight w:val="402"/>
+        </w:trPr>
+        <w:tc>
+          <w:tcPr>
+            <w:cnfStyle w:val="001000000000" w:firstRow="0" w:lastRow="0" w:firstColumn="1" w:lastColumn="0" w:oddVBand="0" w:evenVBand="0" w:oddHBand="0" w:evenHBand="0" w:firstRowFirstColumn="0" w:firstRowLastColumn="0" w:lastRowFirstColumn="0" w:lastRowLastColumn="0"/>
+            <w:tcW w:w="2077" w:type="dxa"/>
+            <w:noWrap/>
+          </w:tcPr>
+          <w:p>
+            <w:pPr>
+              <w:rPr>
+                <w:rFonts w:ascii="Aptos Narrow" w:eastAsia="Times New Roman" w:hAnsi="Aptos Narrow" w:cs="Times New Roman"/>
+                <w:color w:val="000000" w:themeColor="text1"/>
+                <w:kern w:val="0"/>
+                <w:sz w:val="22"/>
+                <w:szCs w:val="22"/>
+                <w:lang w:eastAsia="es-MX"/>
+                <w14:ligatures w14:val="none"/>
+              </w:rPr>
+            </w:pPr>
+            <w:r>
+              <w:rPr>
+                <w:rFonts w:ascii="Aptos Narrow" w:eastAsia="Times New Roman" w:hAnsi="Aptos Narrow" w:cs="Times New Roman"/>
+                <w:color w:val="000000" w:themeColor="text1"/>
+                <w:kern w:val="0"/>
+                <w:sz w:val="22"/>
+                <w:szCs w:val="22"/>
+                <w:lang w:eastAsia="es-MX"/>
+                <w14:ligatures w14:val="none"/>
+              </w:rPr>
+              <w:t>R14</w:t>
+            </w:r>
+          </w:p>
+        </w:tc>
+        <w:tc>
+          <w:tcPr>
+            <w:tcW w:w="1787" w:type="dxa"/>
+            <w:noWrap/>
+          </w:tcPr>
+          <w:p>
+            <w:pPr>
+              <w:cnfStyle w:val="000000000000" w:firstRow="0" w:lastRow="0" w:firstColumn="0" w:lastColumn="0" w:oddVBand="0" w:evenVBand="0" w:oddHBand="0" w:evenHBand="0" w:firstRowFirstColumn="0" w:firstRowLastColumn="0" w:lastRowFirstColumn="0" w:lastRowLastColumn="0"/>
+            </w:pPr>
+            <w:r>
+              <w:t>Equipo pequeño</w:t>
+            </w:r>
+          </w:p>
+        </w:tc>
+        <w:tc>
+          <w:tcPr>
+            <w:tcW w:w="1382" w:type="dxa"/>
+            <w:noWrap/>
+          </w:tcPr>
+          <w:p>
+            <w:pPr>
+              <w:cnfStyle w:val="000000000000" w:firstRow="0" w:lastRow="0" w:firstColumn="0" w:lastColumn="0" w:oddVBand="0" w:evenVBand="0" w:oddHBand="0" w:evenHBand="0" w:firstRowFirstColumn="0" w:firstRowLastColumn="0" w:lastRowFirstColumn="0" w:lastRowLastColumn="0"/>
+              <w:rPr>
+                <w:rFonts w:ascii="Aptos Narrow" w:eastAsia="Times New Roman" w:hAnsi="Aptos Narrow" w:cs="Times New Roman"/>
+                <w:color w:val="000000" w:themeColor="text1"/>
+                <w:kern w:val="0"/>
+                <w:sz w:val="22"/>
+                <w:szCs w:val="22"/>
+                <w:lang w:eastAsia="es-MX"/>
+                <w14:ligatures w14:val="none"/>
+              </w:rPr>
+            </w:pPr>
+            <w:r>
+              <w:rPr>
+                <w:rFonts w:ascii="Aptos Narrow" w:eastAsia="Times New Roman" w:hAnsi="Aptos Narrow" w:cs="Times New Roman"/>
+                <w:color w:val="000000" w:themeColor="text1"/>
+                <w:kern w:val="0"/>
+                <w:sz w:val="22"/>
+                <w:szCs w:val="22"/>
+                <w:lang w:eastAsia="es-MX"/>
+                <w14:ligatures w14:val="none"/>
+              </w:rPr>
+              <w:t>Alto</w:t>
+            </w:r>
+          </w:p>
+        </w:tc>
+        <w:tc>
+          <w:tcPr>
+            <w:tcW w:w="967" w:type="dxa"/>
+            <w:noWrap/>
+          </w:tcPr>
+          <w:p>
+            <w:pPr>
+              <w:cnfStyle w:val="000000000000" w:firstRow="0" w:lastRow="0" w:firstColumn="0" w:lastColumn="0" w:oddVBand="0" w:evenVBand="0" w:oddHBand="0" w:evenHBand="0" w:firstRowFirstColumn="0" w:firstRowLastColumn="0" w:lastRowFirstColumn="0" w:lastRowLastColumn="0"/>
+              <w:rPr>
+                <w:rFonts w:ascii="Aptos Narrow" w:eastAsia="Times New Roman" w:hAnsi="Aptos Narrow" w:cs="Times New Roman"/>
+                <w:color w:val="000000" w:themeColor="text1"/>
+                <w:kern w:val="0"/>
+                <w:sz w:val="22"/>
+                <w:szCs w:val="22"/>
+                <w:lang w:eastAsia="es-MX"/>
+                <w14:ligatures w14:val="none"/>
+              </w:rPr>
+            </w:pPr>
+            <w:r>
+              <w:rPr>
+                <w:rFonts w:ascii="Aptos Narrow" w:eastAsia="Times New Roman" w:hAnsi="Aptos Narrow" w:cs="Times New Roman"/>
+                <w:color w:val="000000" w:themeColor="text1"/>
+                <w:kern w:val="0"/>
+                <w:sz w:val="22"/>
+                <w:szCs w:val="22"/>
+                <w:lang w:eastAsia="es-MX"/>
+                <w14:ligatures w14:val="none"/>
+              </w:rPr>
+              <w:t>Medio</w:t>
+            </w:r>
+          </w:p>
+        </w:tc>
+        <w:tc>
+          <w:tcPr>
+            <w:tcW w:w="1158" w:type="dxa"/>
+            <w:noWrap/>
+          </w:tcPr>
+          <w:p>
+            <w:pPr>
+              <w:cnfStyle w:val="000000000000" w:firstRow="0" w:lastRow="0" w:firstColumn="0" w:lastColumn="0" w:oddVBand="0" w:evenVBand="0" w:oddHBand="0" w:evenHBand="0" w:firstRowFirstColumn="0" w:firstRowLastColumn="0" w:lastRowFirstColumn="0" w:lastRowLastColumn="0"/>
+              <w:rPr>
+                <w:rFonts w:ascii="Aptos Narrow" w:eastAsia="Times New Roman" w:hAnsi="Aptos Narrow" w:cs="Times New Roman"/>
+                <w:color w:val="000000" w:themeColor="text1"/>
+                <w:kern w:val="0"/>
+                <w:sz w:val="22"/>
+                <w:szCs w:val="22"/>
+                <w:lang w:eastAsia="es-MX"/>
+                <w14:ligatures w14:val="none"/>
+              </w:rPr>
+            </w:pPr>
+            <w:r>
+              <w:rPr>
+                <w:rFonts w:ascii="Aptos Narrow" w:eastAsia="Times New Roman" w:hAnsi="Aptos Narrow" w:cs="Times New Roman"/>
+                <w:color w:val="000000" w:themeColor="text1"/>
+                <w:kern w:val="0"/>
+                <w:sz w:val="22"/>
+                <w:szCs w:val="22"/>
+                <w:lang w:eastAsia="es-MX"/>
+                <w14:ligatures w14:val="none"/>
+              </w:rPr>
+              <w:t>Mitigar</w:t>
+            </w:r>
+          </w:p>
+        </w:tc>
+        <w:tc>
+          <w:tcPr>
+            <w:tcW w:w="1437" w:type="dxa"/>
+            <w:noWrap/>
+          </w:tcPr>
+          <w:p>
+            <w:pPr>
+              <w:cnfStyle w:val="000000000000" w:firstRow="0" w:lastRow="0" w:firstColumn="0" w:lastColumn="0" w:oddVBand="0" w:evenVBand="0" w:oddHBand="0" w:evenHBand="0" w:firstRowFirstColumn="0" w:firstRowLastColumn="0" w:lastRowFirstColumn="0" w:lastRowLastColumn="0"/>
+              <w:rPr>
+                <w:rFonts w:ascii="Aptos Narrow" w:eastAsia="Times New Roman" w:hAnsi="Aptos Narrow" w:cs="Times New Roman"/>
+                <w:color w:val="000000" w:themeColor="text1"/>
+                <w:kern w:val="0"/>
+                <w:sz w:val="22"/>
+                <w:szCs w:val="22"/>
+                <w:lang w:eastAsia="es-MX"/>
+                <w14:ligatures w14:val="none"/>
+              </w:rPr>
+            </w:pPr>
+            <w:r>
+              <w:rPr>
+                <w:rFonts w:ascii="Aptos Narrow" w:eastAsia="Times New Roman" w:hAnsi="Aptos Narrow" w:cs="Times New Roman"/>
+                <w:color w:val="000000" w:themeColor="text1"/>
+                <w:kern w:val="0"/>
+                <w:sz w:val="22"/>
+                <w:szCs w:val="22"/>
+                <w:lang w:eastAsia="es-MX"/>
+                <w14:ligatures w14:val="none"/>
+              </w:rPr>
+              <w:t>Desarrollador</w:t>
+            </w:r>
+          </w:p>
+        </w:tc>
+        <w:tc>
+          <w:tcPr>
+            <w:tcW w:w="2850" w:type="dxa"/>
+          </w:tcPr>
+          <w:p>
+            <w:pPr>
+              <w:pStyle w:val="Prrafodelista"/>
+              <w:numPr>
+                <w:ilvl w:val="0"/>
+                <w:numId w:val="15"/>
+              </w:numPr>
+              <w:cnfStyle w:val="000000000000" w:firstRow="0" w:lastRow="0" w:firstColumn="0" w:lastColumn="0" w:oddVBand="0" w:evenVBand="0" w:oddHBand="0" w:evenHBand="0" w:firstRowFirstColumn="0" w:firstRowLastColumn="0" w:lastRowFirstColumn="0" w:lastRowLastColumn="0"/>
+            </w:pPr>
+            <w:r>
+              <w:t>Priorización clara</w:t>
+            </w:r>
+          </w:p>
+          <w:p>
+            <w:pPr>
+              <w:pStyle w:val="Prrafodelista"/>
+              <w:numPr>
+                <w:ilvl w:val="0"/>
+                <w:numId w:val="15"/>
+              </w:numPr>
+              <w:cnfStyle w:val="000000000000" w:firstRow="0" w:lastRow="0" w:firstColumn="0" w:lastColumn="0" w:oddVBand="0" w:evenVBand="0" w:oddHBand="0" w:evenHBand="0" w:firstRowFirstColumn="0" w:firstRowLastColumn="0" w:lastRowFirstColumn="0" w:lastRowLastColumn="0"/>
+            </w:pPr>
+            <w:r>
+              <w:t>Automatización</w:t>
+            </w:r>
+          </w:p>
+        </w:tc>
+      </w:tr>
+      <w:bookmarkEnd w:id="0"/>
     </w:tbl>
     <w:p/>
-    <w:p/>
-    <w:p>
-      <w:r>
-        <w:rPr>
-          <w:rFonts w:ascii="Segoe UI Emoji" w:hAnsi="Segoe UI Emoji" w:cs="Segoe UI Emoji"/>
-        </w:rPr>
-        <w:t>📌</w:t>
-      </w:r>
-      <w:r>
-        <w:t xml:space="preserve"> 2. Análisis detallado de cada riesgo</w:t>
-      </w:r>
-    </w:p>
-    <w:p>
-      <w:r>
-        <w:rPr>
-          <w:rFonts w:ascii="Segoe UI Emoji" w:hAnsi="Segoe UI Emoji" w:cs="Segoe UI Emoji"/>
-        </w:rPr>
-        <w:t>🔴</w:t>
-      </w:r>
-      <w:r>
-        <w:t xml:space="preserve"> R1: Fallas en integración </w:t>
-      </w:r>
-      <w:proofErr w:type="spellStart"/>
-      <w:r>
-        <w:t>Frontend</w:t>
-      </w:r>
-      <w:proofErr w:type="spellEnd"/>
-      <w:r>
-        <w:t>–API</w:t>
-      </w:r>
-    </w:p>
-    <w:p>
-      <w:r>
-        <w:t xml:space="preserve">Descripción: El </w:t>
-      </w:r>
-      <w:proofErr w:type="spellStart"/>
-      <w:r>
-        <w:t>frontend</w:t>
-      </w:r>
-      <w:proofErr w:type="spellEnd"/>
-      <w:r>
-        <w:t xml:space="preserve"> no logra consumir correctamente la API.</w:t>
-      </w:r>
-    </w:p>
-    <w:p>
-      <w:r>
-        <w:t xml:space="preserve">Motivo: Diferencias en contratos, </w:t>
-      </w:r>
-      <w:proofErr w:type="spellStart"/>
-      <w:r>
-        <w:t>endpoints</w:t>
-      </w:r>
-      <w:proofErr w:type="spellEnd"/>
-      <w:r>
-        <w:t xml:space="preserve"> incompletos o errores CORS.</w:t>
-      </w:r>
-    </w:p>
-    <w:p>
-      <w:r>
-        <w:t>Acción propuesta:</w:t>
-      </w:r>
-    </w:p>
-    <w:p>
-      <w:r>
-        <w:t>Definir contrato API (Swagger/</w:t>
-      </w:r>
-      <w:proofErr w:type="spellStart"/>
-      <w:r>
-        <w:t>OpenAPI</w:t>
-      </w:r>
-      <w:proofErr w:type="spellEnd"/>
-      <w:r>
-        <w:t>)</w:t>
-      </w:r>
-    </w:p>
-    <w:p>
-      <w:proofErr w:type="spellStart"/>
-      <w:r>
-        <w:t>Mockear</w:t>
-      </w:r>
-      <w:proofErr w:type="spellEnd"/>
-      <w:r>
-        <w:t xml:space="preserve"> </w:t>
-      </w:r>
-      <w:proofErr w:type="spellStart"/>
-      <w:r>
-        <w:t>endpoints</w:t>
-      </w:r>
-      <w:proofErr w:type="spellEnd"/>
-    </w:p>
-    <w:p>
-      <w:r>
-        <w:t>Manejo de errores estandarizado</w:t>
-      </w:r>
-    </w:p>
-    <w:p>
-      <w:r>
-        <w:t xml:space="preserve">Objetivo: Garantizar comunicación estable y predecible entre </w:t>
-      </w:r>
-      <w:proofErr w:type="spellStart"/>
-      <w:r>
-        <w:t>frontend</w:t>
-      </w:r>
-      <w:proofErr w:type="spellEnd"/>
-      <w:r>
-        <w:t xml:space="preserve"> y </w:t>
-      </w:r>
-      <w:proofErr w:type="spellStart"/>
-      <w:r>
-        <w:t>backend</w:t>
-      </w:r>
-      <w:proofErr w:type="spellEnd"/>
-      <w:r>
-        <w:t>.</w:t>
-      </w:r>
-    </w:p>
-    <w:p>
-      <w:r>
-        <w:rPr>
-          <w:rFonts w:ascii="Segoe UI Emoji" w:hAnsi="Segoe UI Emoji" w:cs="Segoe UI Emoji"/>
-        </w:rPr>
-        <w:t>🔴</w:t>
-      </w:r>
-      <w:r>
-        <w:t xml:space="preserve"> R2: Cambios en requerimientos</w:t>
-      </w:r>
-    </w:p>
-    <w:p>
-      <w:r>
-        <w:t>Descripción: Cambios constantes en funcionalidades.</w:t>
-      </w:r>
-    </w:p>
-    <w:p>
-      <w:r>
-        <w:t>Motivo: Proyecto en desarrollo + usuarios ajustando necesidades.</w:t>
-      </w:r>
-    </w:p>
-    <w:p>
-      <w:r>
-        <w:t>Acción propuesta:</w:t>
-      </w:r>
-    </w:p>
-    <w:p>
-      <w:r>
-        <w:t>Control de versiones de requerimientos</w:t>
-      </w:r>
-    </w:p>
-    <w:p>
-      <w:r>
-        <w:t>Uso de backlog priorizado</w:t>
-      </w:r>
-    </w:p>
-    <w:p>
-      <w:r>
-        <w:t>Aprobación formal de cambios</w:t>
-      </w:r>
-    </w:p>
-    <w:p>
-      <w:r>
-        <w:lastRenderedPageBreak/>
-        <w:t>Objetivo: Evitar retrabajo y pérdida de tiempo.</w:t>
-      </w:r>
-    </w:p>
-    <w:p>
-      <w:r>
-        <w:rPr>
-          <w:rFonts w:ascii="Segoe UI Emoji" w:hAnsi="Segoe UI Emoji" w:cs="Segoe UI Emoji"/>
-        </w:rPr>
-        <w:t>🔴</w:t>
-      </w:r>
-      <w:r>
-        <w:t xml:space="preserve"> R3: Problemas con Active </w:t>
-      </w:r>
-      <w:proofErr w:type="spellStart"/>
-      <w:r>
-        <w:t>Directory</w:t>
-      </w:r>
-      <w:proofErr w:type="spellEnd"/>
-    </w:p>
-    <w:p>
-      <w:r>
-        <w:t>Descripción: Fallos en autenticación o permisos.</w:t>
-      </w:r>
-    </w:p>
-    <w:p>
-      <w:r>
-        <w:t>Motivo: Configuración compleja o latencia en AD.</w:t>
-      </w:r>
-    </w:p>
-    <w:p>
-      <w:r>
-        <w:t>Acción propuesta:</w:t>
-      </w:r>
-    </w:p>
-    <w:p>
-      <w:r>
-        <w:t>Cache de sesiones</w:t>
-      </w:r>
-    </w:p>
-    <w:p>
-      <w:r>
-        <w:t>Logs de autenticación</w:t>
-      </w:r>
-    </w:p>
-    <w:p>
-      <w:r>
-        <w:t>Pruebas en distintos entornos</w:t>
-      </w:r>
-    </w:p>
-    <w:p>
-      <w:r>
-        <w:t>Objetivo: Asegurar acceso confiable y rápido.</w:t>
-      </w:r>
-    </w:p>
-    <w:p>
-      <w:r>
-        <w:rPr>
-          <w:rFonts w:ascii="Segoe UI Emoji" w:hAnsi="Segoe UI Emoji" w:cs="Segoe UI Emoji"/>
-        </w:rPr>
-        <w:t>🔴</w:t>
-      </w:r>
-      <w:r>
-        <w:t xml:space="preserve"> R4: Pérdida o inconsistencia de datos</w:t>
-      </w:r>
-    </w:p>
-    <w:p>
-      <w:r>
-        <w:t>Descripción: Datos incorrectos o pérdida de registros.</w:t>
-      </w:r>
-    </w:p>
-    <w:p>
-      <w:r>
-        <w:t>Motivo: Mal diseño de base de datos o errores en transacciones.</w:t>
-      </w:r>
-    </w:p>
-    <w:p>
-      <w:r>
-        <w:t>Acción propuesta:</w:t>
-      </w:r>
-    </w:p>
-    <w:p>
-      <w:r>
-        <w:t>Uso de transacciones</w:t>
-      </w:r>
-    </w:p>
-    <w:p>
-      <w:proofErr w:type="spellStart"/>
-      <w:r>
-        <w:t>Constraints</w:t>
-      </w:r>
-      <w:proofErr w:type="spellEnd"/>
-      <w:r>
-        <w:t xml:space="preserve"> y validaciones</w:t>
-      </w:r>
-    </w:p>
-    <w:p>
-      <w:proofErr w:type="spellStart"/>
-      <w:r>
-        <w:t>Backups</w:t>
-      </w:r>
-      <w:proofErr w:type="spellEnd"/>
-      <w:r>
-        <w:t xml:space="preserve"> automáticos</w:t>
-      </w:r>
-    </w:p>
-    <w:p>
-      <w:r>
-        <w:t>Objetivo: Garantizar integridad de la información.</w:t>
-      </w:r>
-    </w:p>
-    <w:p>
-      <w:r>
-        <w:rPr>
-          <w:rFonts w:ascii="Segoe UI Emoji" w:hAnsi="Segoe UI Emoji" w:cs="Segoe UI Emoji"/>
-        </w:rPr>
-        <w:t>🔴</w:t>
-      </w:r>
-      <w:r>
-        <w:t xml:space="preserve"> R5: Bajo rendimiento</w:t>
-      </w:r>
-    </w:p>
-    <w:p>
-      <w:r>
-        <w:t>Descripción: Sistema lento con muchos datos.</w:t>
-      </w:r>
-    </w:p>
-    <w:p>
-      <w:r>
-        <w:t>Motivo: Consultas pesadas o mala optimización.</w:t>
-      </w:r>
-    </w:p>
-    <w:p>
-      <w:r>
-        <w:t>Acción propuesta:</w:t>
-      </w:r>
-    </w:p>
-    <w:p>
-      <w:r>
-        <w:t>Indexación de BD</w:t>
-      </w:r>
-    </w:p>
-    <w:p>
-      <w:r>
-        <w:t>Paginación</w:t>
-      </w:r>
-    </w:p>
-    <w:p>
-      <w:proofErr w:type="spellStart"/>
-      <w:r>
-        <w:lastRenderedPageBreak/>
-        <w:t>Caching</w:t>
-      </w:r>
-      <w:proofErr w:type="spellEnd"/>
-    </w:p>
-    <w:p>
-      <w:r>
-        <w:t>Objetivo: Mantener tiempos de respuesta óptimos.</w:t>
-      </w:r>
-    </w:p>
-    <w:p>
-      <w:r>
-        <w:rPr>
-          <w:rFonts w:ascii="Segoe UI Emoji" w:hAnsi="Segoe UI Emoji" w:cs="Segoe UI Emoji"/>
-        </w:rPr>
-        <w:t>🔴</w:t>
-      </w:r>
-      <w:r>
-        <w:t xml:space="preserve"> R6: Errores en formularios dinámicos</w:t>
-      </w:r>
-    </w:p>
-    <w:p>
-      <w:r>
-        <w:t>Descripción: Formularios no siguen lógica correcta.</w:t>
-      </w:r>
-    </w:p>
-    <w:p>
-      <w:r>
-        <w:t>Motivo: Alta complejidad de reglas condicionales.</w:t>
-      </w:r>
-    </w:p>
-    <w:p>
-      <w:r>
-        <w:t>Acción propuesta:</w:t>
-      </w:r>
-    </w:p>
-    <w:p>
-      <w:r>
-        <w:t>Motor de reglas claro</w:t>
-      </w:r>
-    </w:p>
-    <w:p>
-      <w:r>
-        <w:t xml:space="preserve">Validaciones </w:t>
-      </w:r>
-      <w:proofErr w:type="spellStart"/>
-      <w:r>
-        <w:t>backend</w:t>
-      </w:r>
-      <w:proofErr w:type="spellEnd"/>
-      <w:r>
-        <w:t xml:space="preserve"> + </w:t>
-      </w:r>
-      <w:proofErr w:type="spellStart"/>
-      <w:r>
-        <w:t>frontend</w:t>
-      </w:r>
-      <w:proofErr w:type="spellEnd"/>
-    </w:p>
-    <w:p>
-      <w:proofErr w:type="spellStart"/>
-      <w:r>
-        <w:t>Testing</w:t>
-      </w:r>
-      <w:proofErr w:type="spellEnd"/>
-      <w:r>
-        <w:t xml:space="preserve"> por flujo</w:t>
-      </w:r>
-    </w:p>
-    <w:p>
-      <w:r>
-        <w:t>Objetivo: Garantizar comportamiento correcto del flujo.</w:t>
-      </w:r>
-    </w:p>
-    <w:p>
-      <w:r>
-        <w:rPr>
-          <w:rFonts w:ascii="Segoe UI Emoji" w:hAnsi="Segoe UI Emoji" w:cs="Segoe UI Emoji"/>
-        </w:rPr>
-        <w:t>🔴</w:t>
-      </w:r>
-      <w:r>
-        <w:t xml:space="preserve"> R7: Problemas en firmas digitales</w:t>
-      </w:r>
-    </w:p>
-    <w:p>
-      <w:r>
-        <w:t>Descripción: Firmas no se registran correctamente.</w:t>
-      </w:r>
-    </w:p>
-    <w:p>
-      <w:r>
-        <w:t>Motivo: Integración con AD o almacenamiento incorrecto.</w:t>
-      </w:r>
-    </w:p>
-    <w:p>
-      <w:r>
-        <w:t>Acción propuesta:</w:t>
-      </w:r>
-    </w:p>
-    <w:p>
-      <w:r>
-        <w:t>Validar identidad antes de guardar</w:t>
-      </w:r>
-    </w:p>
-    <w:p>
-      <w:r>
-        <w:t>Logs de firma</w:t>
-      </w:r>
-    </w:p>
-    <w:p>
-      <w:r>
-        <w:t>Pruebas de auditoría</w:t>
-      </w:r>
-    </w:p>
-    <w:p>
-      <w:r>
-        <w:t>Objetivo: Asegurar validez legal y trazabilidad.</w:t>
-      </w:r>
-    </w:p>
-    <w:p>
-      <w:r>
-        <w:rPr>
-          <w:rFonts w:ascii="Segoe UI Emoji" w:hAnsi="Segoe UI Emoji" w:cs="Segoe UI Emoji"/>
-        </w:rPr>
-        <w:t>🔴</w:t>
-      </w:r>
-      <w:r>
-        <w:t xml:space="preserve"> R8: Falta de trazabilidad</w:t>
-      </w:r>
-    </w:p>
-    <w:p>
-      <w:r>
-        <w:t>Descripción: No se puede rastrear historial de acciones.</w:t>
-      </w:r>
-    </w:p>
-    <w:p>
-      <w:r>
-        <w:t>Motivo: No registrar eventos importantes.</w:t>
-      </w:r>
-    </w:p>
-    <w:p>
-      <w:r>
-        <w:t>Acción propuesta:</w:t>
-      </w:r>
-    </w:p>
-    <w:p>
-      <w:r>
-        <w:t>Auditoría (logs)</w:t>
-      </w:r>
-    </w:p>
-    <w:p>
-      <w:r>
-        <w:lastRenderedPageBreak/>
-        <w:t>Historial de cambios</w:t>
-      </w:r>
-    </w:p>
-    <w:p>
-      <w:r>
-        <w:t>Versionado de registros</w:t>
-      </w:r>
-    </w:p>
-    <w:p>
-      <w:r>
-        <w:t>Objetivo: Cumplir con auditorías y regulaciones.</w:t>
-      </w:r>
-    </w:p>
-    <w:p>
-      <w:r>
-        <w:rPr>
-          <w:rFonts w:ascii="Segoe UI Emoji" w:hAnsi="Segoe UI Emoji" w:cs="Segoe UI Emoji"/>
-        </w:rPr>
-        <w:t>🔴</w:t>
-      </w:r>
-      <w:r>
-        <w:t xml:space="preserve"> R9: Dependencia de servicios externos</w:t>
-      </w:r>
-    </w:p>
-    <w:p>
-      <w:r>
-        <w:t xml:space="preserve">Descripción: Fallas en servicios externos (AD, </w:t>
-      </w:r>
-      <w:proofErr w:type="spellStart"/>
-      <w:r>
-        <w:t>APIs</w:t>
-      </w:r>
-      <w:proofErr w:type="spellEnd"/>
-      <w:r>
-        <w:t>).</w:t>
-      </w:r>
-    </w:p>
-    <w:p>
-      <w:r>
-        <w:t>Motivo: No controlas esos sistemas.</w:t>
-      </w:r>
-    </w:p>
-    <w:p>
-      <w:r>
-        <w:t>Acción propuesta:</w:t>
-      </w:r>
-    </w:p>
-    <w:p>
-      <w:r>
-        <w:t>Manejo de errores</w:t>
-      </w:r>
-    </w:p>
-    <w:p>
-      <w:proofErr w:type="spellStart"/>
-      <w:r>
-        <w:t>Retries</w:t>
-      </w:r>
-      <w:proofErr w:type="spellEnd"/>
-    </w:p>
-    <w:p>
-      <w:r>
-        <w:t>Plan de contingencia</w:t>
-      </w:r>
-    </w:p>
-    <w:p>
-      <w:r>
-        <w:t>Objetivo: Reducir impacto externo.</w:t>
-      </w:r>
-    </w:p>
-    <w:p>
-      <w:r>
-        <w:rPr>
-          <w:rFonts w:ascii="Segoe UI Emoji" w:hAnsi="Segoe UI Emoji" w:cs="Segoe UI Emoji"/>
-        </w:rPr>
-        <w:t>🟠</w:t>
-      </w:r>
-      <w:r>
-        <w:t xml:space="preserve"> R10: Mala UX/UI</w:t>
-      </w:r>
-    </w:p>
-    <w:p>
-      <w:r>
-        <w:t>Descripción: Interfaz confusa o poco usable.</w:t>
-      </w:r>
-    </w:p>
-    <w:p>
-      <w:r>
-        <w:t>Motivo: Falta de validación con usuarios.</w:t>
-      </w:r>
-    </w:p>
-    <w:p>
-      <w:r>
-        <w:t>Acción propuesta:</w:t>
-      </w:r>
-    </w:p>
-    <w:p>
-      <w:r>
-        <w:t>Pruebas con usuarios</w:t>
-      </w:r>
-    </w:p>
-    <w:p>
-      <w:r>
-        <w:t>Diseño iterativo</w:t>
-      </w:r>
-    </w:p>
-    <w:p>
-      <w:r>
-        <w:t>Objetivo: Mejorar adopción del sistema.</w:t>
-      </w:r>
-    </w:p>
-    <w:p>
-      <w:r>
-        <w:rPr>
-          <w:rFonts w:ascii="Segoe UI Emoji" w:hAnsi="Segoe UI Emoji" w:cs="Segoe UI Emoji"/>
-        </w:rPr>
-        <w:t>🔴</w:t>
-      </w:r>
-      <w:r>
-        <w:t xml:space="preserve"> R11: Seguridad (roles y accesos)</w:t>
-      </w:r>
-    </w:p>
-    <w:p>
-      <w:r>
-        <w:t>Descripción: Usuarios acceden a información indebida.</w:t>
-      </w:r>
-    </w:p>
-    <w:p>
-      <w:r>
-        <w:t>Motivo: Mal control de permisos.</w:t>
-      </w:r>
-    </w:p>
-    <w:p>
-      <w:r>
-        <w:t>Acción propuesta:</w:t>
-      </w:r>
-    </w:p>
-    <w:p>
-      <w:r>
-        <w:t>RBAC (Role-</w:t>
-      </w:r>
-      <w:proofErr w:type="spellStart"/>
-      <w:r>
-        <w:t>Based</w:t>
-      </w:r>
-      <w:proofErr w:type="spellEnd"/>
-      <w:r>
-        <w:t xml:space="preserve"> Access Control)</w:t>
-      </w:r>
-    </w:p>
-    <w:p>
-      <w:r>
-        <w:lastRenderedPageBreak/>
-        <w:t xml:space="preserve">Validación en </w:t>
-      </w:r>
-      <w:proofErr w:type="spellStart"/>
-      <w:r>
-        <w:t>backend</w:t>
-      </w:r>
-      <w:proofErr w:type="spellEnd"/>
-    </w:p>
-    <w:p>
-      <w:r>
-        <w:t>Objetivo: Proteger información crítica.</w:t>
-      </w:r>
-    </w:p>
-    <w:p>
-      <w:r>
-        <w:rPr>
-          <w:rFonts w:ascii="Segoe UI Emoji" w:hAnsi="Segoe UI Emoji" w:cs="Segoe UI Emoji"/>
-        </w:rPr>
-        <w:t>🟠</w:t>
-      </w:r>
-      <w:r>
-        <w:t xml:space="preserve"> R12: Problemas en despliegue</w:t>
-      </w:r>
-    </w:p>
-    <w:p>
-      <w:r>
-        <w:t>Descripción: Fallas al publicar sistema.</w:t>
-      </w:r>
-    </w:p>
-    <w:p>
-      <w:r>
-        <w:t>Motivo: Configuración incorrecta.</w:t>
-      </w:r>
-    </w:p>
-    <w:p>
-      <w:r>
-        <w:t>Acción propuesta:</w:t>
-      </w:r>
-    </w:p>
-    <w:p>
-      <w:r>
-        <w:t>Scripts de despliegue</w:t>
-      </w:r>
-    </w:p>
-    <w:p>
-      <w:r>
-        <w:t>Ambientes separados (</w:t>
-      </w:r>
-      <w:proofErr w:type="spellStart"/>
-      <w:r>
-        <w:t>dev</w:t>
-      </w:r>
-      <w:proofErr w:type="spellEnd"/>
-      <w:r>
-        <w:t>/test/</w:t>
-      </w:r>
-      <w:proofErr w:type="spellStart"/>
-      <w:r>
-        <w:t>prod</w:t>
-      </w:r>
-      <w:proofErr w:type="spellEnd"/>
-      <w:r>
-        <w:t>)</w:t>
-      </w:r>
-    </w:p>
-    <w:p>
-      <w:r>
-        <w:t>Objetivo: Despliegues estables.</w:t>
-      </w:r>
-    </w:p>
-    <w:p>
-      <w:r>
-        <w:rPr>
-          <w:rFonts w:ascii="Segoe UI Emoji" w:hAnsi="Segoe UI Emoji" w:cs="Segoe UI Emoji"/>
-        </w:rPr>
-        <w:t>🔴</w:t>
-      </w:r>
-      <w:r>
-        <w:t xml:space="preserve"> R13: Falta de pruebas</w:t>
-      </w:r>
-    </w:p>
-    <w:p>
-      <w:r>
-        <w:t>Descripción: Bugs en producción.</w:t>
-      </w:r>
-    </w:p>
-    <w:p>
-      <w:r>
-        <w:t>Motivo: Falta de QA o tiempo.</w:t>
-      </w:r>
-    </w:p>
-    <w:p>
-      <w:r>
-        <w:t>Acción propuesta:</w:t>
-      </w:r>
-    </w:p>
-    <w:p>
-      <w:r>
-        <w:t>Pruebas unitarias</w:t>
-      </w:r>
-    </w:p>
-    <w:p>
-      <w:r>
-        <w:t>Pruebas de integración</w:t>
-      </w:r>
-    </w:p>
-    <w:p>
-      <w:r>
-        <w:t>Casos de uso</w:t>
-      </w:r>
-    </w:p>
-    <w:p>
-      <w:r>
-        <w:t>Objetivo: Reducir errores en producción.</w:t>
-      </w:r>
-    </w:p>
-    <w:p>
-      <w:r>
-        <w:rPr>
-          <w:rFonts w:ascii="Segoe UI Emoji" w:hAnsi="Segoe UI Emoji" w:cs="Segoe UI Emoji"/>
-        </w:rPr>
-        <w:t>🔴</w:t>
-      </w:r>
-      <w:r>
-        <w:t xml:space="preserve"> R14: Equipo pequeño</w:t>
-      </w:r>
-    </w:p>
-    <w:p>
-      <w:r>
-        <w:t>Descripción: Retrasos por carga de trabajo.</w:t>
-      </w:r>
-    </w:p>
-    <w:p>
-      <w:r>
-        <w:t>Motivo: Solo 2 personas desarrollando.</w:t>
-      </w:r>
-    </w:p>
-    <w:p>
-      <w:r>
-        <w:t>Acción propuesta:</w:t>
-      </w:r>
-    </w:p>
-    <w:p>
-      <w:r>
-        <w:t>Priorización clara</w:t>
-      </w:r>
-    </w:p>
-    <w:p>
-      <w:r>
-        <w:t>Automatización</w:t>
-      </w:r>
-    </w:p>
-    <w:p>
-      <w:r>
-        <w:lastRenderedPageBreak/>
-        <w:t xml:space="preserve">Uso de </w:t>
-      </w:r>
-      <w:proofErr w:type="spellStart"/>
-      <w:r>
-        <w:t>templates</w:t>
-      </w:r>
-      <w:proofErr w:type="spellEnd"/>
-      <w:r>
-        <w:t>/componentes reutilizables</w:t>
-      </w:r>
-    </w:p>
-    <w:p>
-      <w:r>
-        <w:t>Objetivo: Maximizar productividad.</w:t>
-      </w:r>
-    </w:p>
-    <w:p/>
-    <w:p/>
-    <w:p/>
-    <w:p/>
     <w:sectPr>
-      <w:headerReference w:type="default" r:id="rId6"/>
+      <w:headerReference w:type="default" r:id="rId7"/>
       <w:pgSz w:w="12240" w:h="15840"/>
       <w:pgMar w:top="1417" w:right="1701" w:bottom="1417" w:left="1701" w:header="708" w:footer="708" w:gutter="0"/>
       <w:cols w:space="708"/>
@@ -2147,7 +3719,7 @@
 </file>
 
 <file path=word/endnotes.xml><?xml version="1.0" encoding="utf-8"?>
-<w:endnotes xmlns:wpc="http://schemas.microsoft.com/office/word/2010/wordprocessingCanvas" xmlns:cx="http://schemas.microsoft.com/office/drawing/2014/chartex" xmlns:cx1="http://schemas.microsoft.com/office/drawing/2015/9/8/chartex" xmlns:cx2="http://schemas.microsoft.com/office/drawing/2015/10/21/chartex" xmlns:cx3="http://schemas.microsoft.com/office/drawing/2016/5/9/chartex" xmlns:cx4="http://schemas.microsoft.com/office/drawing/2016/5/10/chartex" xmlns:cx5="http://schemas.microsoft.com/office/drawing/2016/5/11/chartex" xmlns:cx6="http://schemas.microsoft.com/office/drawing/2016/5/12/chartex" xmlns:cx7="http://schemas.microsoft.com/office/drawing/2016/5/13/chartex" xmlns:cx8="http://schemas.microsoft.com/office/drawing/2016/5/14/chartex" xmlns:mc="http://schemas.openxmlformats.org/markup-compatibility/2006" xmlns:aink="http://schemas.microsoft.com/office/drawing/2016/ink" xmlns:am3d="http://schemas.microsoft.com/office/drawing/2017/model3d" xmlns:o="urn:schemas-microsoft-com:office:office" xmlns:oel="http://schemas.microsoft.com/office/2019/extlst" xmlns:r="http://schemas.openxmlformats.org/officeDocument/2006/relationships" xmlns:m="http://schemas.openxmlformats.org/officeDocument/2006/math" xmlns:v="urn:schemas-microsoft-com:vml" xmlns:wp14="http://schemas.microsoft.com/office/word/2010/wordprocessingDrawing" xmlns:wp="http://schemas.openxmlformats.org/drawingml/2006/wordprocessingDrawing" xmlns:w10="urn:schemas-microsoft-com:office:word" xmlns:w="http://schemas.openxmlformats.org/wordprocessingml/2006/main" xmlns:w14="http://schemas.microsoft.com/office/word/2010/wordml" xmlns:w15="http://schemas.microsoft.com/office/word/2012/wordml" xmlns:w16cex="http://schemas.microsoft.com/office/word/2018/wordml/cex" xmlns:w16cid="http://schemas.microsoft.com/office/word/2016/wordml/cid" xmlns:w16="http://schemas.microsoft.com/office/word/2018/wordml" xmlns:w16du="http://schemas.microsoft.com/office/word/2023/wordml/word16du" xmlns:w16sdtdh="http://schemas.microsoft.com/office/word/2020/wordml/sdtdatahash" xmlns:w16sdtfl="http://schemas.microsoft.com/office/word/2024/wordml/sdtformatlock" xmlns:w16se="http://schemas.microsoft.com/office/word/2015/wordml/symex" xmlns:wpg="http://schemas.microsoft.com/office/word/2010/wordprocessingGroup" xmlns:wpi="http://schemas.microsoft.com/office/word/2010/wordprocessingInk" xmlns:wne="http://schemas.microsoft.com/office/word/2006/wordml" xmlns:wps="http://schemas.microsoft.com/office/word/2010/wordprocessingShape" mc:Ignorable="w14 w15 w16se w16cid w16 w16cex w16sdtdh w16sdtfl w16du wp14">
+<w:endnotes xmlns:wpc="http://schemas.microsoft.com/office/word/2010/wordprocessingCanvas" xmlns:cx="http://schemas.microsoft.com/office/drawing/2014/chartex" xmlns:cx1="http://schemas.microsoft.com/office/drawing/2015/9/8/chartex" xmlns:cx2="http://schemas.microsoft.com/office/drawing/2015/10/21/chartex" xmlns:cx3="http://schemas.microsoft.com/office/drawing/2016/5/9/chartex" xmlns:cx4="http://schemas.microsoft.com/office/drawing/2016/5/10/chartex" xmlns:cx5="http://schemas.microsoft.com/office/drawing/2016/5/11/chartex" xmlns:cx6="http://schemas.microsoft.com/office/drawing/2016/5/12/chartex" xmlns:cx7="http://schemas.microsoft.com/office/drawing/2016/5/13/chartex" xmlns:cx8="http://schemas.microsoft.com/office/drawing/2016/5/14/chartex" xmlns:mc="http://schemas.openxmlformats.org/markup-compatibility/2006" xmlns:aink="http://schemas.microsoft.com/office/drawing/2016/ink" xmlns:am3d="http://schemas.microsoft.com/office/drawing/2017/model3d" xmlns:o="urn:schemas-microsoft-com:office:office" xmlns:r="http://schemas.openxmlformats.org/officeDocument/2006/relationships" xmlns:m="http://schemas.openxmlformats.org/officeDocument/2006/math" xmlns:v="urn:schemas-microsoft-com:vml" xmlns:wp14="http://schemas.microsoft.com/office/word/2010/wordprocessingDrawing" xmlns:wp="http://schemas.openxmlformats.org/drawingml/2006/wordprocessingDrawing" xmlns:w10="urn:schemas-microsoft-com:office:word" xmlns:w="http://schemas.openxmlformats.org/wordprocessingml/2006/main" xmlns:w14="http://schemas.microsoft.com/office/word/2010/wordml" xmlns:w15="http://schemas.microsoft.com/office/word/2012/wordml" xmlns:w16cex="http://schemas.microsoft.com/office/word/2018/wordml/cex" xmlns:w16cid="http://schemas.microsoft.com/office/word/2016/wordml/cid" xmlns:w16="http://schemas.microsoft.com/office/word/2018/wordml" xmlns:w16sdtdh="http://schemas.microsoft.com/office/word/2020/wordml/sdtdatahash" xmlns:w16se="http://schemas.microsoft.com/office/word/2015/wordml/symex" xmlns:wpg="http://schemas.microsoft.com/office/word/2010/wordprocessingGroup" xmlns:wpi="http://schemas.microsoft.com/office/word/2010/wordprocessingInk" xmlns:wne="http://schemas.microsoft.com/office/word/2006/wordml" xmlns:wps="http://schemas.microsoft.com/office/word/2010/wordprocessingShape" mc:Ignorable="w14 w15 w16se w16cid w16 w16cex w16sdtdh wp14">
   <w:endnote w:type="separator" w:id="-1">
     <w:p>
       <w:pPr>
@@ -2172,7 +3744,7 @@
 </file>
 
 <file path=word/footnotes.xml><?xml version="1.0" encoding="utf-8"?>
-<w:footnotes xmlns:wpc="http://schemas.microsoft.com/office/word/2010/wordprocessingCanvas" xmlns:cx="http://schemas.microsoft.com/office/drawing/2014/chartex" xmlns:cx1="http://schemas.microsoft.com/office/drawing/2015/9/8/chartex" xmlns:cx2="http://schemas.microsoft.com/office/drawing/2015/10/21/chartex" xmlns:cx3="http://schemas.microsoft.com/office/drawing/2016/5/9/chartex" xmlns:cx4="http://schemas.microsoft.com/office/drawing/2016/5/10/chartex" xmlns:cx5="http://schemas.microsoft.com/office/drawing/2016/5/11/chartex" xmlns:cx6="http://schemas.microsoft.com/office/drawing/2016/5/12/chartex" xmlns:cx7="http://schemas.microsoft.com/office/drawing/2016/5/13/chartex" xmlns:cx8="http://schemas.microsoft.com/office/drawing/2016/5/14/chartex" xmlns:mc="http://schemas.openxmlformats.org/markup-compatibility/2006" xmlns:aink="http://schemas.microsoft.com/office/drawing/2016/ink" xmlns:am3d="http://schemas.microsoft.com/office/drawing/2017/model3d" xmlns:o="urn:schemas-microsoft-com:office:office" xmlns:oel="http://schemas.microsoft.com/office/2019/extlst" xmlns:r="http://schemas.openxmlformats.org/officeDocument/2006/relationships" xmlns:m="http://schemas.openxmlformats.org/officeDocument/2006/math" xmlns:v="urn:schemas-microsoft-com:vml" xmlns:wp14="http://schemas.microsoft.com/office/word/2010/wordprocessingDrawing" xmlns:wp="http://schemas.openxmlformats.org/drawingml/2006/wordprocessingDrawing" xmlns:w10="urn:schemas-microsoft-com:office:word" xmlns:w="http://schemas.openxmlformats.org/wordprocessingml/2006/main" xmlns:w14="http://schemas.microsoft.com/office/word/2010/wordml" xmlns:w15="http://schemas.microsoft.com/office/word/2012/wordml" xmlns:w16cex="http://schemas.microsoft.com/office/word/2018/wordml/cex" xmlns:w16cid="http://schemas.microsoft.com/office/word/2016/wordml/cid" xmlns:w16="http://schemas.microsoft.com/office/word/2018/wordml" xmlns:w16du="http://schemas.microsoft.com/office/word/2023/wordml/word16du" xmlns:w16sdtdh="http://schemas.microsoft.com/office/word/2020/wordml/sdtdatahash" xmlns:w16sdtfl="http://schemas.microsoft.com/office/word/2024/wordml/sdtformatlock" xmlns:w16se="http://schemas.microsoft.com/office/word/2015/wordml/symex" xmlns:wpg="http://schemas.microsoft.com/office/word/2010/wordprocessingGroup" xmlns:wpi="http://schemas.microsoft.com/office/word/2010/wordprocessingInk" xmlns:wne="http://schemas.microsoft.com/office/word/2006/wordml" xmlns:wps="http://schemas.microsoft.com/office/word/2010/wordprocessingShape" mc:Ignorable="w14 w15 w16se w16cid w16 w16cex w16sdtdh w16sdtfl w16du wp14">
+<w:footnotes xmlns:wpc="http://schemas.microsoft.com/office/word/2010/wordprocessingCanvas" xmlns:cx="http://schemas.microsoft.com/office/drawing/2014/chartex" xmlns:cx1="http://schemas.microsoft.com/office/drawing/2015/9/8/chartex" xmlns:cx2="http://schemas.microsoft.com/office/drawing/2015/10/21/chartex" xmlns:cx3="http://schemas.microsoft.com/office/drawing/2016/5/9/chartex" xmlns:cx4="http://schemas.microsoft.com/office/drawing/2016/5/10/chartex" xmlns:cx5="http://schemas.microsoft.com/office/drawing/2016/5/11/chartex" xmlns:cx6="http://schemas.microsoft.com/office/drawing/2016/5/12/chartex" xmlns:cx7="http://schemas.microsoft.com/office/drawing/2016/5/13/chartex" xmlns:cx8="http://schemas.microsoft.com/office/drawing/2016/5/14/chartex" xmlns:mc="http://schemas.openxmlformats.org/markup-compatibility/2006" xmlns:aink="http://schemas.microsoft.com/office/drawing/2016/ink" xmlns:am3d="http://schemas.microsoft.com/office/drawing/2017/model3d" xmlns:o="urn:schemas-microsoft-com:office:office" xmlns:r="http://schemas.openxmlformats.org/officeDocument/2006/relationships" xmlns:m="http://schemas.openxmlformats.org/officeDocument/2006/math" xmlns:v="urn:schemas-microsoft-com:vml" xmlns:wp14="http://schemas.microsoft.com/office/word/2010/wordprocessingDrawing" xmlns:wp="http://schemas.openxmlformats.org/drawingml/2006/wordprocessingDrawing" xmlns:w10="urn:schemas-microsoft-com:office:word" xmlns:w="http://schemas.openxmlformats.org/wordprocessingml/2006/main" xmlns:w14="http://schemas.microsoft.com/office/word/2010/wordml" xmlns:w15="http://schemas.microsoft.com/office/word/2012/wordml" xmlns:w16cex="http://schemas.microsoft.com/office/word/2018/wordml/cex" xmlns:w16cid="http://schemas.microsoft.com/office/word/2016/wordml/cid" xmlns:w16="http://schemas.microsoft.com/office/word/2018/wordml" xmlns:w16sdtdh="http://schemas.microsoft.com/office/word/2020/wordml/sdtdatahash" xmlns:w16se="http://schemas.microsoft.com/office/word/2015/wordml/symex" xmlns:wpg="http://schemas.microsoft.com/office/word/2010/wordprocessingGroup" xmlns:wpi="http://schemas.microsoft.com/office/word/2010/wordprocessingInk" xmlns:wne="http://schemas.microsoft.com/office/word/2006/wordml" xmlns:wps="http://schemas.microsoft.com/office/word/2010/wordprocessingShape" mc:Ignorable="w14 w15 w16se w16cid w16 w16cex w16sdtdh wp14">
   <w:footnote w:type="separator" w:id="-1">
     <w:p>
       <w:pPr>
@@ -2197,7 +3769,7 @@
 </file>
 
 <file path=word/header1.xml><?xml version="1.0" encoding="utf-8"?>
-<w:hdr xmlns:wpc="http://schemas.microsoft.com/office/word/2010/wordprocessingCanvas" xmlns:cx="http://schemas.microsoft.com/office/drawing/2014/chartex" xmlns:cx1="http://schemas.microsoft.com/office/drawing/2015/9/8/chartex" xmlns:cx2="http://schemas.microsoft.com/office/drawing/2015/10/21/chartex" xmlns:cx3="http://schemas.microsoft.com/office/drawing/2016/5/9/chartex" xmlns:cx4="http://schemas.microsoft.com/office/drawing/2016/5/10/chartex" xmlns:cx5="http://schemas.microsoft.com/office/drawing/2016/5/11/chartex" xmlns:cx6="http://schemas.microsoft.com/office/drawing/2016/5/12/chartex" xmlns:cx7="http://schemas.microsoft.com/office/drawing/2016/5/13/chartex" xmlns:cx8="http://schemas.microsoft.com/office/drawing/2016/5/14/chartex" xmlns:mc="http://schemas.openxmlformats.org/markup-compatibility/2006" xmlns:aink="http://schemas.microsoft.com/office/drawing/2016/ink" xmlns:am3d="http://schemas.microsoft.com/office/drawing/2017/model3d" xmlns:o="urn:schemas-microsoft-com:office:office" xmlns:oel="http://schemas.microsoft.com/office/2019/extlst" xmlns:r="http://schemas.openxmlformats.org/officeDocument/2006/relationships" xmlns:m="http://schemas.openxmlformats.org/officeDocument/2006/math" xmlns:v="urn:schemas-microsoft-com:vml" xmlns:wp14="http://schemas.microsoft.com/office/word/2010/wordprocessingDrawing" xmlns:wp="http://schemas.openxmlformats.org/drawingml/2006/wordprocessingDrawing" xmlns:w10="urn:schemas-microsoft-com:office:word" xmlns:w="http://schemas.openxmlformats.org/wordprocessingml/2006/main" xmlns:w14="http://schemas.microsoft.com/office/word/2010/wordml" xmlns:w15="http://schemas.microsoft.com/office/word/2012/wordml" xmlns:w16cex="http://schemas.microsoft.com/office/word/2018/wordml/cex" xmlns:w16cid="http://schemas.microsoft.com/office/word/2016/wordml/cid" xmlns:w16="http://schemas.microsoft.com/office/word/2018/wordml" xmlns:w16du="http://schemas.microsoft.com/office/word/2023/wordml/word16du" xmlns:w16sdtdh="http://schemas.microsoft.com/office/word/2020/wordml/sdtdatahash" xmlns:w16sdtfl="http://schemas.microsoft.com/office/word/2024/wordml/sdtformatlock" xmlns:w16se="http://schemas.microsoft.com/office/word/2015/wordml/symex" xmlns:wpg="http://schemas.microsoft.com/office/word/2010/wordprocessingGroup" xmlns:wpi="http://schemas.microsoft.com/office/word/2010/wordprocessingInk" xmlns:wne="http://schemas.microsoft.com/office/word/2006/wordml" xmlns:wps="http://schemas.microsoft.com/office/word/2010/wordprocessingShape" mc:Ignorable="w14 w15 w16se w16cid w16 w16cex w16sdtdh w16sdtfl w16du wp14">
+<w:hdr xmlns:wpc="http://schemas.microsoft.com/office/word/2010/wordprocessingCanvas" xmlns:cx="http://schemas.microsoft.com/office/drawing/2014/chartex" xmlns:cx1="http://schemas.microsoft.com/office/drawing/2015/9/8/chartex" xmlns:cx2="http://schemas.microsoft.com/office/drawing/2015/10/21/chartex" xmlns:cx3="http://schemas.microsoft.com/office/drawing/2016/5/9/chartex" xmlns:cx4="http://schemas.microsoft.com/office/drawing/2016/5/10/chartex" xmlns:cx5="http://schemas.microsoft.com/office/drawing/2016/5/11/chartex" xmlns:cx6="http://schemas.microsoft.com/office/drawing/2016/5/12/chartex" xmlns:cx7="http://schemas.microsoft.com/office/drawing/2016/5/13/chartex" xmlns:cx8="http://schemas.microsoft.com/office/drawing/2016/5/14/chartex" xmlns:mc="http://schemas.openxmlformats.org/markup-compatibility/2006" xmlns:aink="http://schemas.microsoft.com/office/drawing/2016/ink" xmlns:am3d="http://schemas.microsoft.com/office/drawing/2017/model3d" xmlns:o="urn:schemas-microsoft-com:office:office" xmlns:r="http://schemas.openxmlformats.org/officeDocument/2006/relationships" xmlns:m="http://schemas.openxmlformats.org/officeDocument/2006/math" xmlns:v="urn:schemas-microsoft-com:vml" xmlns:wp14="http://schemas.microsoft.com/office/word/2010/wordprocessingDrawing" xmlns:wp="http://schemas.openxmlformats.org/drawingml/2006/wordprocessingDrawing" xmlns:w10="urn:schemas-microsoft-com:office:word" xmlns:w="http://schemas.openxmlformats.org/wordprocessingml/2006/main" xmlns:w14="http://schemas.microsoft.com/office/word/2010/wordml" xmlns:w15="http://schemas.microsoft.com/office/word/2012/wordml" xmlns:w16cex="http://schemas.microsoft.com/office/word/2018/wordml/cex" xmlns:w16cid="http://schemas.microsoft.com/office/word/2016/wordml/cid" xmlns:w16="http://schemas.microsoft.com/office/word/2018/wordml" xmlns:w16sdtdh="http://schemas.microsoft.com/office/word/2020/wordml/sdtdatahash" xmlns:w16se="http://schemas.microsoft.com/office/word/2015/wordml/symex" xmlns:wpg="http://schemas.microsoft.com/office/word/2010/wordprocessingGroup" xmlns:wpi="http://schemas.microsoft.com/office/word/2010/wordprocessingInk" xmlns:wne="http://schemas.microsoft.com/office/word/2006/wordml" xmlns:wps="http://schemas.microsoft.com/office/word/2010/wordprocessingShape" mc:Ignorable="w14 w15 w16se w16cid w16 w16cex w16sdtdh wp14">
   <w:p>
     <w:pPr>
       <w:pBdr>
@@ -2625,8 +4197,1753 @@
 </w:hdr>
 </file>
 
+<file path=word/numbering.xml><?xml version="1.0" encoding="utf-8"?>
+<w:numbering xmlns:wpc="http://schemas.microsoft.com/office/word/2010/wordprocessingCanvas" xmlns:cx="http://schemas.microsoft.com/office/drawing/2014/chartex" xmlns:cx1="http://schemas.microsoft.com/office/drawing/2015/9/8/chartex" xmlns:cx2="http://schemas.microsoft.com/office/drawing/2015/10/21/chartex" xmlns:cx3="http://schemas.microsoft.com/office/drawing/2016/5/9/chartex" xmlns:cx4="http://schemas.microsoft.com/office/drawing/2016/5/10/chartex" xmlns:cx5="http://schemas.microsoft.com/office/drawing/2016/5/11/chartex" xmlns:cx6="http://schemas.microsoft.com/office/drawing/2016/5/12/chartex" xmlns:cx7="http://schemas.microsoft.com/office/drawing/2016/5/13/chartex" xmlns:cx8="http://schemas.microsoft.com/office/drawing/2016/5/14/chartex" xmlns:mc="http://schemas.openxmlformats.org/markup-compatibility/2006" xmlns:aink="http://schemas.microsoft.com/office/drawing/2016/ink" xmlns:am3d="http://schemas.microsoft.com/office/drawing/2017/model3d" xmlns:o="urn:schemas-microsoft-com:office:office" xmlns:r="http://schemas.openxmlformats.org/officeDocument/2006/relationships" xmlns:m="http://schemas.openxmlformats.org/officeDocument/2006/math" xmlns:v="urn:schemas-microsoft-com:vml" xmlns:wp14="http://schemas.microsoft.com/office/word/2010/wordprocessingDrawing" xmlns:wp="http://schemas.openxmlformats.org/drawingml/2006/wordprocessingDrawing" xmlns:w10="urn:schemas-microsoft-com:office:word" xmlns:w="http://schemas.openxmlformats.org/wordprocessingml/2006/main" xmlns:w14="http://schemas.microsoft.com/office/word/2010/wordml" xmlns:w15="http://schemas.microsoft.com/office/word/2012/wordml" xmlns:w16cex="http://schemas.microsoft.com/office/word/2018/wordml/cex" xmlns:w16cid="http://schemas.microsoft.com/office/word/2016/wordml/cid" xmlns:w16="http://schemas.microsoft.com/office/word/2018/wordml" xmlns:w16sdtdh="http://schemas.microsoft.com/office/word/2020/wordml/sdtdatahash" xmlns:w16se="http://schemas.microsoft.com/office/word/2015/wordml/symex" xmlns:wpg="http://schemas.microsoft.com/office/word/2010/wordprocessingGroup" xmlns:wpi="http://schemas.microsoft.com/office/word/2010/wordprocessingInk" xmlns:wne="http://schemas.microsoft.com/office/word/2006/wordml" xmlns:wps="http://schemas.microsoft.com/office/word/2010/wordprocessingShape" mc:Ignorable="w14 w15 w16se w16cid w16 w16cex w16sdtdh wp14">
+  <w:abstractNum w:abstractNumId="0" w15:restartNumberingAfterBreak="0">
+    <w:nsid w:val="11DB2AC7"/>
+    <w:multiLevelType w:val="hybridMultilevel"/>
+    <w:tmpl w:val="A26A330A"/>
+    <w:lvl w:ilvl="0" w:tplc="580A0001">
+      <w:start w:val="1"/>
+      <w:numFmt w:val="bullet"/>
+      <w:lvlText w:val=""/>
+      <w:lvlJc w:val="left"/>
+      <w:pPr>
+        <w:ind w:left="720" w:hanging="360"/>
+      </w:pPr>
+      <w:rPr>
+        <w:rFonts w:ascii="Symbol" w:hAnsi="Symbol" w:hint="default"/>
+      </w:rPr>
+    </w:lvl>
+    <w:lvl w:ilvl="1" w:tplc="580A0003" w:tentative="1">
+      <w:start w:val="1"/>
+      <w:numFmt w:val="bullet"/>
+      <w:lvlText w:val="o"/>
+      <w:lvlJc w:val="left"/>
+      <w:pPr>
+        <w:ind w:left="1440" w:hanging="360"/>
+      </w:pPr>
+      <w:rPr>
+        <w:rFonts w:ascii="Courier New" w:hAnsi="Courier New" w:cs="Courier New" w:hint="default"/>
+      </w:rPr>
+    </w:lvl>
+    <w:lvl w:ilvl="2" w:tplc="580A0005" w:tentative="1">
+      <w:start w:val="1"/>
+      <w:numFmt w:val="bullet"/>
+      <w:lvlText w:val=""/>
+      <w:lvlJc w:val="left"/>
+      <w:pPr>
+        <w:ind w:left="2160" w:hanging="360"/>
+      </w:pPr>
+      <w:rPr>
+        <w:rFonts w:ascii="Wingdings" w:hAnsi="Wingdings" w:hint="default"/>
+      </w:rPr>
+    </w:lvl>
+    <w:lvl w:ilvl="3" w:tplc="580A0001" w:tentative="1">
+      <w:start w:val="1"/>
+      <w:numFmt w:val="bullet"/>
+      <w:lvlText w:val=""/>
+      <w:lvlJc w:val="left"/>
+      <w:pPr>
+        <w:ind w:left="2880" w:hanging="360"/>
+      </w:pPr>
+      <w:rPr>
+        <w:rFonts w:ascii="Symbol" w:hAnsi="Symbol" w:hint="default"/>
+      </w:rPr>
+    </w:lvl>
+    <w:lvl w:ilvl="4" w:tplc="580A0003" w:tentative="1">
+      <w:start w:val="1"/>
+      <w:numFmt w:val="bullet"/>
+      <w:lvlText w:val="o"/>
+      <w:lvlJc w:val="left"/>
+      <w:pPr>
+        <w:ind w:left="3600" w:hanging="360"/>
+      </w:pPr>
+      <w:rPr>
+        <w:rFonts w:ascii="Courier New" w:hAnsi="Courier New" w:cs="Courier New" w:hint="default"/>
+      </w:rPr>
+    </w:lvl>
+    <w:lvl w:ilvl="5" w:tplc="580A0005" w:tentative="1">
+      <w:start w:val="1"/>
+      <w:numFmt w:val="bullet"/>
+      <w:lvlText w:val=""/>
+      <w:lvlJc w:val="left"/>
+      <w:pPr>
+        <w:ind w:left="4320" w:hanging="360"/>
+      </w:pPr>
+      <w:rPr>
+        <w:rFonts w:ascii="Wingdings" w:hAnsi="Wingdings" w:hint="default"/>
+      </w:rPr>
+    </w:lvl>
+    <w:lvl w:ilvl="6" w:tplc="580A0001" w:tentative="1">
+      <w:start w:val="1"/>
+      <w:numFmt w:val="bullet"/>
+      <w:lvlText w:val=""/>
+      <w:lvlJc w:val="left"/>
+      <w:pPr>
+        <w:ind w:left="5040" w:hanging="360"/>
+      </w:pPr>
+      <w:rPr>
+        <w:rFonts w:ascii="Symbol" w:hAnsi="Symbol" w:hint="default"/>
+      </w:rPr>
+    </w:lvl>
+    <w:lvl w:ilvl="7" w:tplc="580A0003" w:tentative="1">
+      <w:start w:val="1"/>
+      <w:numFmt w:val="bullet"/>
+      <w:lvlText w:val="o"/>
+      <w:lvlJc w:val="left"/>
+      <w:pPr>
+        <w:ind w:left="5760" w:hanging="360"/>
+      </w:pPr>
+      <w:rPr>
+        <w:rFonts w:ascii="Courier New" w:hAnsi="Courier New" w:cs="Courier New" w:hint="default"/>
+      </w:rPr>
+    </w:lvl>
+    <w:lvl w:ilvl="8" w:tplc="580A0005" w:tentative="1">
+      <w:start w:val="1"/>
+      <w:numFmt w:val="bullet"/>
+      <w:lvlText w:val=""/>
+      <w:lvlJc w:val="left"/>
+      <w:pPr>
+        <w:ind w:left="6480" w:hanging="360"/>
+      </w:pPr>
+      <w:rPr>
+        <w:rFonts w:ascii="Wingdings" w:hAnsi="Wingdings" w:hint="default"/>
+      </w:rPr>
+    </w:lvl>
+  </w:abstractNum>
+  <w:abstractNum w:abstractNumId="1" w15:restartNumberingAfterBreak="0">
+    <w:nsid w:val="1B036AD0"/>
+    <w:multiLevelType w:val="hybridMultilevel"/>
+    <w:tmpl w:val="E154029E"/>
+    <w:lvl w:ilvl="0" w:tplc="580A0001">
+      <w:start w:val="1"/>
+      <w:numFmt w:val="bullet"/>
+      <w:lvlText w:val=""/>
+      <w:lvlJc w:val="left"/>
+      <w:pPr>
+        <w:ind w:left="720" w:hanging="360"/>
+      </w:pPr>
+      <w:rPr>
+        <w:rFonts w:ascii="Symbol" w:hAnsi="Symbol" w:hint="default"/>
+      </w:rPr>
+    </w:lvl>
+    <w:lvl w:ilvl="1" w:tplc="580A0003" w:tentative="1">
+      <w:start w:val="1"/>
+      <w:numFmt w:val="bullet"/>
+      <w:lvlText w:val="o"/>
+      <w:lvlJc w:val="left"/>
+      <w:pPr>
+        <w:ind w:left="1440" w:hanging="360"/>
+      </w:pPr>
+      <w:rPr>
+        <w:rFonts w:ascii="Courier New" w:hAnsi="Courier New" w:cs="Courier New" w:hint="default"/>
+      </w:rPr>
+    </w:lvl>
+    <w:lvl w:ilvl="2" w:tplc="580A0005" w:tentative="1">
+      <w:start w:val="1"/>
+      <w:numFmt w:val="bullet"/>
+      <w:lvlText w:val=""/>
+      <w:lvlJc w:val="left"/>
+      <w:pPr>
+        <w:ind w:left="2160" w:hanging="360"/>
+      </w:pPr>
+      <w:rPr>
+        <w:rFonts w:ascii="Wingdings" w:hAnsi="Wingdings" w:hint="default"/>
+      </w:rPr>
+    </w:lvl>
+    <w:lvl w:ilvl="3" w:tplc="580A0001" w:tentative="1">
+      <w:start w:val="1"/>
+      <w:numFmt w:val="bullet"/>
+      <w:lvlText w:val=""/>
+      <w:lvlJc w:val="left"/>
+      <w:pPr>
+        <w:ind w:left="2880" w:hanging="360"/>
+      </w:pPr>
+      <w:rPr>
+        <w:rFonts w:ascii="Symbol" w:hAnsi="Symbol" w:hint="default"/>
+      </w:rPr>
+    </w:lvl>
+    <w:lvl w:ilvl="4" w:tplc="580A0003" w:tentative="1">
+      <w:start w:val="1"/>
+      <w:numFmt w:val="bullet"/>
+      <w:lvlText w:val="o"/>
+      <w:lvlJc w:val="left"/>
+      <w:pPr>
+        <w:ind w:left="3600" w:hanging="360"/>
+      </w:pPr>
+      <w:rPr>
+        <w:rFonts w:ascii="Courier New" w:hAnsi="Courier New" w:cs="Courier New" w:hint="default"/>
+      </w:rPr>
+    </w:lvl>
+    <w:lvl w:ilvl="5" w:tplc="580A0005" w:tentative="1">
+      <w:start w:val="1"/>
+      <w:numFmt w:val="bullet"/>
+      <w:lvlText w:val=""/>
+      <w:lvlJc w:val="left"/>
+      <w:pPr>
+        <w:ind w:left="4320" w:hanging="360"/>
+      </w:pPr>
+      <w:rPr>
+        <w:rFonts w:ascii="Wingdings" w:hAnsi="Wingdings" w:hint="default"/>
+      </w:rPr>
+    </w:lvl>
+    <w:lvl w:ilvl="6" w:tplc="580A0001" w:tentative="1">
+      <w:start w:val="1"/>
+      <w:numFmt w:val="bullet"/>
+      <w:lvlText w:val=""/>
+      <w:lvlJc w:val="left"/>
+      <w:pPr>
+        <w:ind w:left="5040" w:hanging="360"/>
+      </w:pPr>
+      <w:rPr>
+        <w:rFonts w:ascii="Symbol" w:hAnsi="Symbol" w:hint="default"/>
+      </w:rPr>
+    </w:lvl>
+    <w:lvl w:ilvl="7" w:tplc="580A0003" w:tentative="1">
+      <w:start w:val="1"/>
+      <w:numFmt w:val="bullet"/>
+      <w:lvlText w:val="o"/>
+      <w:lvlJc w:val="left"/>
+      <w:pPr>
+        <w:ind w:left="5760" w:hanging="360"/>
+      </w:pPr>
+      <w:rPr>
+        <w:rFonts w:ascii="Courier New" w:hAnsi="Courier New" w:cs="Courier New" w:hint="default"/>
+      </w:rPr>
+    </w:lvl>
+    <w:lvl w:ilvl="8" w:tplc="580A0005" w:tentative="1">
+      <w:start w:val="1"/>
+      <w:numFmt w:val="bullet"/>
+      <w:lvlText w:val=""/>
+      <w:lvlJc w:val="left"/>
+      <w:pPr>
+        <w:ind w:left="6480" w:hanging="360"/>
+      </w:pPr>
+      <w:rPr>
+        <w:rFonts w:ascii="Wingdings" w:hAnsi="Wingdings" w:hint="default"/>
+      </w:rPr>
+    </w:lvl>
+  </w:abstractNum>
+  <w:abstractNum w:abstractNumId="2" w15:restartNumberingAfterBreak="0">
+    <w:nsid w:val="201B616D"/>
+    <w:multiLevelType w:val="hybridMultilevel"/>
+    <w:tmpl w:val="B0704B1A"/>
+    <w:lvl w:ilvl="0" w:tplc="580A0001">
+      <w:start w:val="1"/>
+      <w:numFmt w:val="bullet"/>
+      <w:lvlText w:val=""/>
+      <w:lvlJc w:val="left"/>
+      <w:pPr>
+        <w:ind w:left="720" w:hanging="360"/>
+      </w:pPr>
+      <w:rPr>
+        <w:rFonts w:ascii="Symbol" w:hAnsi="Symbol" w:hint="default"/>
+      </w:rPr>
+    </w:lvl>
+    <w:lvl w:ilvl="1" w:tplc="580A0003" w:tentative="1">
+      <w:start w:val="1"/>
+      <w:numFmt w:val="bullet"/>
+      <w:lvlText w:val="o"/>
+      <w:lvlJc w:val="left"/>
+      <w:pPr>
+        <w:ind w:left="1440" w:hanging="360"/>
+      </w:pPr>
+      <w:rPr>
+        <w:rFonts w:ascii="Courier New" w:hAnsi="Courier New" w:cs="Courier New" w:hint="default"/>
+      </w:rPr>
+    </w:lvl>
+    <w:lvl w:ilvl="2" w:tplc="580A0005" w:tentative="1">
+      <w:start w:val="1"/>
+      <w:numFmt w:val="bullet"/>
+      <w:lvlText w:val=""/>
+      <w:lvlJc w:val="left"/>
+      <w:pPr>
+        <w:ind w:left="2160" w:hanging="360"/>
+      </w:pPr>
+      <w:rPr>
+        <w:rFonts w:ascii="Wingdings" w:hAnsi="Wingdings" w:hint="default"/>
+      </w:rPr>
+    </w:lvl>
+    <w:lvl w:ilvl="3" w:tplc="580A0001" w:tentative="1">
+      <w:start w:val="1"/>
+      <w:numFmt w:val="bullet"/>
+      <w:lvlText w:val=""/>
+      <w:lvlJc w:val="left"/>
+      <w:pPr>
+        <w:ind w:left="2880" w:hanging="360"/>
+      </w:pPr>
+      <w:rPr>
+        <w:rFonts w:ascii="Symbol" w:hAnsi="Symbol" w:hint="default"/>
+      </w:rPr>
+    </w:lvl>
+    <w:lvl w:ilvl="4" w:tplc="580A0003" w:tentative="1">
+      <w:start w:val="1"/>
+      <w:numFmt w:val="bullet"/>
+      <w:lvlText w:val="o"/>
+      <w:lvlJc w:val="left"/>
+      <w:pPr>
+        <w:ind w:left="3600" w:hanging="360"/>
+      </w:pPr>
+      <w:rPr>
+        <w:rFonts w:ascii="Courier New" w:hAnsi="Courier New" w:cs="Courier New" w:hint="default"/>
+      </w:rPr>
+    </w:lvl>
+    <w:lvl w:ilvl="5" w:tplc="580A0005" w:tentative="1">
+      <w:start w:val="1"/>
+      <w:numFmt w:val="bullet"/>
+      <w:lvlText w:val=""/>
+      <w:lvlJc w:val="left"/>
+      <w:pPr>
+        <w:ind w:left="4320" w:hanging="360"/>
+      </w:pPr>
+      <w:rPr>
+        <w:rFonts w:ascii="Wingdings" w:hAnsi="Wingdings" w:hint="default"/>
+      </w:rPr>
+    </w:lvl>
+    <w:lvl w:ilvl="6" w:tplc="580A0001" w:tentative="1">
+      <w:start w:val="1"/>
+      <w:numFmt w:val="bullet"/>
+      <w:lvlText w:val=""/>
+      <w:lvlJc w:val="left"/>
+      <w:pPr>
+        <w:ind w:left="5040" w:hanging="360"/>
+      </w:pPr>
+      <w:rPr>
+        <w:rFonts w:ascii="Symbol" w:hAnsi="Symbol" w:hint="default"/>
+      </w:rPr>
+    </w:lvl>
+    <w:lvl w:ilvl="7" w:tplc="580A0003" w:tentative="1">
+      <w:start w:val="1"/>
+      <w:numFmt w:val="bullet"/>
+      <w:lvlText w:val="o"/>
+      <w:lvlJc w:val="left"/>
+      <w:pPr>
+        <w:ind w:left="5760" w:hanging="360"/>
+      </w:pPr>
+      <w:rPr>
+        <w:rFonts w:ascii="Courier New" w:hAnsi="Courier New" w:cs="Courier New" w:hint="default"/>
+      </w:rPr>
+    </w:lvl>
+    <w:lvl w:ilvl="8" w:tplc="580A0005" w:tentative="1">
+      <w:start w:val="1"/>
+      <w:numFmt w:val="bullet"/>
+      <w:lvlText w:val=""/>
+      <w:lvlJc w:val="left"/>
+      <w:pPr>
+        <w:ind w:left="6480" w:hanging="360"/>
+      </w:pPr>
+      <w:rPr>
+        <w:rFonts w:ascii="Wingdings" w:hAnsi="Wingdings" w:hint="default"/>
+      </w:rPr>
+    </w:lvl>
+  </w:abstractNum>
+  <w:abstractNum w:abstractNumId="3" w15:restartNumberingAfterBreak="0">
+    <w:nsid w:val="20DA0F8A"/>
+    <w:multiLevelType w:val="hybridMultilevel"/>
+    <w:tmpl w:val="8EE45918"/>
+    <w:lvl w:ilvl="0" w:tplc="580A0001">
+      <w:start w:val="1"/>
+      <w:numFmt w:val="bullet"/>
+      <w:lvlText w:val=""/>
+      <w:lvlJc w:val="left"/>
+      <w:pPr>
+        <w:ind w:left="720" w:hanging="360"/>
+      </w:pPr>
+      <w:rPr>
+        <w:rFonts w:ascii="Symbol" w:hAnsi="Symbol" w:hint="default"/>
+      </w:rPr>
+    </w:lvl>
+    <w:lvl w:ilvl="1" w:tplc="580A0003" w:tentative="1">
+      <w:start w:val="1"/>
+      <w:numFmt w:val="bullet"/>
+      <w:lvlText w:val="o"/>
+      <w:lvlJc w:val="left"/>
+      <w:pPr>
+        <w:ind w:left="1440" w:hanging="360"/>
+      </w:pPr>
+      <w:rPr>
+        <w:rFonts w:ascii="Courier New" w:hAnsi="Courier New" w:cs="Courier New" w:hint="default"/>
+      </w:rPr>
+    </w:lvl>
+    <w:lvl w:ilvl="2" w:tplc="580A0005" w:tentative="1">
+      <w:start w:val="1"/>
+      <w:numFmt w:val="bullet"/>
+      <w:lvlText w:val=""/>
+      <w:lvlJc w:val="left"/>
+      <w:pPr>
+        <w:ind w:left="2160" w:hanging="360"/>
+      </w:pPr>
+      <w:rPr>
+        <w:rFonts w:ascii="Wingdings" w:hAnsi="Wingdings" w:hint="default"/>
+      </w:rPr>
+    </w:lvl>
+    <w:lvl w:ilvl="3" w:tplc="580A0001" w:tentative="1">
+      <w:start w:val="1"/>
+      <w:numFmt w:val="bullet"/>
+      <w:lvlText w:val=""/>
+      <w:lvlJc w:val="left"/>
+      <w:pPr>
+        <w:ind w:left="2880" w:hanging="360"/>
+      </w:pPr>
+      <w:rPr>
+        <w:rFonts w:ascii="Symbol" w:hAnsi="Symbol" w:hint="default"/>
+      </w:rPr>
+    </w:lvl>
+    <w:lvl w:ilvl="4" w:tplc="580A0003" w:tentative="1">
+      <w:start w:val="1"/>
+      <w:numFmt w:val="bullet"/>
+      <w:lvlText w:val="o"/>
+      <w:lvlJc w:val="left"/>
+      <w:pPr>
+        <w:ind w:left="3600" w:hanging="360"/>
+      </w:pPr>
+      <w:rPr>
+        <w:rFonts w:ascii="Courier New" w:hAnsi="Courier New" w:cs="Courier New" w:hint="default"/>
+      </w:rPr>
+    </w:lvl>
+    <w:lvl w:ilvl="5" w:tplc="580A0005" w:tentative="1">
+      <w:start w:val="1"/>
+      <w:numFmt w:val="bullet"/>
+      <w:lvlText w:val=""/>
+      <w:lvlJc w:val="left"/>
+      <w:pPr>
+        <w:ind w:left="4320" w:hanging="360"/>
+      </w:pPr>
+      <w:rPr>
+        <w:rFonts w:ascii="Wingdings" w:hAnsi="Wingdings" w:hint="default"/>
+      </w:rPr>
+    </w:lvl>
+    <w:lvl w:ilvl="6" w:tplc="580A0001" w:tentative="1">
+      <w:start w:val="1"/>
+      <w:numFmt w:val="bullet"/>
+      <w:lvlText w:val=""/>
+      <w:lvlJc w:val="left"/>
+      <w:pPr>
+        <w:ind w:left="5040" w:hanging="360"/>
+      </w:pPr>
+      <w:rPr>
+        <w:rFonts w:ascii="Symbol" w:hAnsi="Symbol" w:hint="default"/>
+      </w:rPr>
+    </w:lvl>
+    <w:lvl w:ilvl="7" w:tplc="580A0003" w:tentative="1">
+      <w:start w:val="1"/>
+      <w:numFmt w:val="bullet"/>
+      <w:lvlText w:val="o"/>
+      <w:lvlJc w:val="left"/>
+      <w:pPr>
+        <w:ind w:left="5760" w:hanging="360"/>
+      </w:pPr>
+      <w:rPr>
+        <w:rFonts w:ascii="Courier New" w:hAnsi="Courier New" w:cs="Courier New" w:hint="default"/>
+      </w:rPr>
+    </w:lvl>
+    <w:lvl w:ilvl="8" w:tplc="580A0005" w:tentative="1">
+      <w:start w:val="1"/>
+      <w:numFmt w:val="bullet"/>
+      <w:lvlText w:val=""/>
+      <w:lvlJc w:val="left"/>
+      <w:pPr>
+        <w:ind w:left="6480" w:hanging="360"/>
+      </w:pPr>
+      <w:rPr>
+        <w:rFonts w:ascii="Wingdings" w:hAnsi="Wingdings" w:hint="default"/>
+      </w:rPr>
+    </w:lvl>
+  </w:abstractNum>
+  <w:abstractNum w:abstractNumId="4" w15:restartNumberingAfterBreak="0">
+    <w:nsid w:val="22AE1C46"/>
+    <w:multiLevelType w:val="hybridMultilevel"/>
+    <w:tmpl w:val="CC486516"/>
+    <w:lvl w:ilvl="0" w:tplc="580A0001">
+      <w:start w:val="1"/>
+      <w:numFmt w:val="bullet"/>
+      <w:lvlText w:val=""/>
+      <w:lvlJc w:val="left"/>
+      <w:pPr>
+        <w:ind w:left="720" w:hanging="360"/>
+      </w:pPr>
+      <w:rPr>
+        <w:rFonts w:ascii="Symbol" w:hAnsi="Symbol" w:hint="default"/>
+      </w:rPr>
+    </w:lvl>
+    <w:lvl w:ilvl="1" w:tplc="580A0003" w:tentative="1">
+      <w:start w:val="1"/>
+      <w:numFmt w:val="bullet"/>
+      <w:lvlText w:val="o"/>
+      <w:lvlJc w:val="left"/>
+      <w:pPr>
+        <w:ind w:left="1440" w:hanging="360"/>
+      </w:pPr>
+      <w:rPr>
+        <w:rFonts w:ascii="Courier New" w:hAnsi="Courier New" w:cs="Courier New" w:hint="default"/>
+      </w:rPr>
+    </w:lvl>
+    <w:lvl w:ilvl="2" w:tplc="580A0005" w:tentative="1">
+      <w:start w:val="1"/>
+      <w:numFmt w:val="bullet"/>
+      <w:lvlText w:val=""/>
+      <w:lvlJc w:val="left"/>
+      <w:pPr>
+        <w:ind w:left="2160" w:hanging="360"/>
+      </w:pPr>
+      <w:rPr>
+        <w:rFonts w:ascii="Wingdings" w:hAnsi="Wingdings" w:hint="default"/>
+      </w:rPr>
+    </w:lvl>
+    <w:lvl w:ilvl="3" w:tplc="580A0001" w:tentative="1">
+      <w:start w:val="1"/>
+      <w:numFmt w:val="bullet"/>
+      <w:lvlText w:val=""/>
+      <w:lvlJc w:val="left"/>
+      <w:pPr>
+        <w:ind w:left="2880" w:hanging="360"/>
+      </w:pPr>
+      <w:rPr>
+        <w:rFonts w:ascii="Symbol" w:hAnsi="Symbol" w:hint="default"/>
+      </w:rPr>
+    </w:lvl>
+    <w:lvl w:ilvl="4" w:tplc="580A0003" w:tentative="1">
+      <w:start w:val="1"/>
+      <w:numFmt w:val="bullet"/>
+      <w:lvlText w:val="o"/>
+      <w:lvlJc w:val="left"/>
+      <w:pPr>
+        <w:ind w:left="3600" w:hanging="360"/>
+      </w:pPr>
+      <w:rPr>
+        <w:rFonts w:ascii="Courier New" w:hAnsi="Courier New" w:cs="Courier New" w:hint="default"/>
+      </w:rPr>
+    </w:lvl>
+    <w:lvl w:ilvl="5" w:tplc="580A0005" w:tentative="1">
+      <w:start w:val="1"/>
+      <w:numFmt w:val="bullet"/>
+      <w:lvlText w:val=""/>
+      <w:lvlJc w:val="left"/>
+      <w:pPr>
+        <w:ind w:left="4320" w:hanging="360"/>
+      </w:pPr>
+      <w:rPr>
+        <w:rFonts w:ascii="Wingdings" w:hAnsi="Wingdings" w:hint="default"/>
+      </w:rPr>
+    </w:lvl>
+    <w:lvl w:ilvl="6" w:tplc="580A0001" w:tentative="1">
+      <w:start w:val="1"/>
+      <w:numFmt w:val="bullet"/>
+      <w:lvlText w:val=""/>
+      <w:lvlJc w:val="left"/>
+      <w:pPr>
+        <w:ind w:left="5040" w:hanging="360"/>
+      </w:pPr>
+      <w:rPr>
+        <w:rFonts w:ascii="Symbol" w:hAnsi="Symbol" w:hint="default"/>
+      </w:rPr>
+    </w:lvl>
+    <w:lvl w:ilvl="7" w:tplc="580A0003" w:tentative="1">
+      <w:start w:val="1"/>
+      <w:numFmt w:val="bullet"/>
+      <w:lvlText w:val="o"/>
+      <w:lvlJc w:val="left"/>
+      <w:pPr>
+        <w:ind w:left="5760" w:hanging="360"/>
+      </w:pPr>
+      <w:rPr>
+        <w:rFonts w:ascii="Courier New" w:hAnsi="Courier New" w:cs="Courier New" w:hint="default"/>
+      </w:rPr>
+    </w:lvl>
+    <w:lvl w:ilvl="8" w:tplc="580A0005" w:tentative="1">
+      <w:start w:val="1"/>
+      <w:numFmt w:val="bullet"/>
+      <w:lvlText w:val=""/>
+      <w:lvlJc w:val="left"/>
+      <w:pPr>
+        <w:ind w:left="6480" w:hanging="360"/>
+      </w:pPr>
+      <w:rPr>
+        <w:rFonts w:ascii="Wingdings" w:hAnsi="Wingdings" w:hint="default"/>
+      </w:rPr>
+    </w:lvl>
+  </w:abstractNum>
+  <w:abstractNum w:abstractNumId="5" w15:restartNumberingAfterBreak="0">
+    <w:nsid w:val="28A20728"/>
+    <w:multiLevelType w:val="hybridMultilevel"/>
+    <w:tmpl w:val="846A4A10"/>
+    <w:lvl w:ilvl="0" w:tplc="580A0001">
+      <w:start w:val="1"/>
+      <w:numFmt w:val="bullet"/>
+      <w:lvlText w:val=""/>
+      <w:lvlJc w:val="left"/>
+      <w:pPr>
+        <w:ind w:left="720" w:hanging="360"/>
+      </w:pPr>
+      <w:rPr>
+        <w:rFonts w:ascii="Symbol" w:hAnsi="Symbol" w:hint="default"/>
+      </w:rPr>
+    </w:lvl>
+    <w:lvl w:ilvl="1" w:tplc="580A0003" w:tentative="1">
+      <w:start w:val="1"/>
+      <w:numFmt w:val="bullet"/>
+      <w:lvlText w:val="o"/>
+      <w:lvlJc w:val="left"/>
+      <w:pPr>
+        <w:ind w:left="1440" w:hanging="360"/>
+      </w:pPr>
+      <w:rPr>
+        <w:rFonts w:ascii="Courier New" w:hAnsi="Courier New" w:cs="Courier New" w:hint="default"/>
+      </w:rPr>
+    </w:lvl>
+    <w:lvl w:ilvl="2" w:tplc="580A0005" w:tentative="1">
+      <w:start w:val="1"/>
+      <w:numFmt w:val="bullet"/>
+      <w:lvlText w:val=""/>
+      <w:lvlJc w:val="left"/>
+      <w:pPr>
+        <w:ind w:left="2160" w:hanging="360"/>
+      </w:pPr>
+      <w:rPr>
+        <w:rFonts w:ascii="Wingdings" w:hAnsi="Wingdings" w:hint="default"/>
+      </w:rPr>
+    </w:lvl>
+    <w:lvl w:ilvl="3" w:tplc="580A0001" w:tentative="1">
+      <w:start w:val="1"/>
+      <w:numFmt w:val="bullet"/>
+      <w:lvlText w:val=""/>
+      <w:lvlJc w:val="left"/>
+      <w:pPr>
+        <w:ind w:left="2880" w:hanging="360"/>
+      </w:pPr>
+      <w:rPr>
+        <w:rFonts w:ascii="Symbol" w:hAnsi="Symbol" w:hint="default"/>
+      </w:rPr>
+    </w:lvl>
+    <w:lvl w:ilvl="4" w:tplc="580A0003" w:tentative="1">
+      <w:start w:val="1"/>
+      <w:numFmt w:val="bullet"/>
+      <w:lvlText w:val="o"/>
+      <w:lvlJc w:val="left"/>
+      <w:pPr>
+        <w:ind w:left="3600" w:hanging="360"/>
+      </w:pPr>
+      <w:rPr>
+        <w:rFonts w:ascii="Courier New" w:hAnsi="Courier New" w:cs="Courier New" w:hint="default"/>
+      </w:rPr>
+    </w:lvl>
+    <w:lvl w:ilvl="5" w:tplc="580A0005" w:tentative="1">
+      <w:start w:val="1"/>
+      <w:numFmt w:val="bullet"/>
+      <w:lvlText w:val=""/>
+      <w:lvlJc w:val="left"/>
+      <w:pPr>
+        <w:ind w:left="4320" w:hanging="360"/>
+      </w:pPr>
+      <w:rPr>
+        <w:rFonts w:ascii="Wingdings" w:hAnsi="Wingdings" w:hint="default"/>
+      </w:rPr>
+    </w:lvl>
+    <w:lvl w:ilvl="6" w:tplc="580A0001" w:tentative="1">
+      <w:start w:val="1"/>
+      <w:numFmt w:val="bullet"/>
+      <w:lvlText w:val=""/>
+      <w:lvlJc w:val="left"/>
+      <w:pPr>
+        <w:ind w:left="5040" w:hanging="360"/>
+      </w:pPr>
+      <w:rPr>
+        <w:rFonts w:ascii="Symbol" w:hAnsi="Symbol" w:hint="default"/>
+      </w:rPr>
+    </w:lvl>
+    <w:lvl w:ilvl="7" w:tplc="580A0003" w:tentative="1">
+      <w:start w:val="1"/>
+      <w:numFmt w:val="bullet"/>
+      <w:lvlText w:val="o"/>
+      <w:lvlJc w:val="left"/>
+      <w:pPr>
+        <w:ind w:left="5760" w:hanging="360"/>
+      </w:pPr>
+      <w:rPr>
+        <w:rFonts w:ascii="Courier New" w:hAnsi="Courier New" w:cs="Courier New" w:hint="default"/>
+      </w:rPr>
+    </w:lvl>
+    <w:lvl w:ilvl="8" w:tplc="580A0005" w:tentative="1">
+      <w:start w:val="1"/>
+      <w:numFmt w:val="bullet"/>
+      <w:lvlText w:val=""/>
+      <w:lvlJc w:val="left"/>
+      <w:pPr>
+        <w:ind w:left="6480" w:hanging="360"/>
+      </w:pPr>
+      <w:rPr>
+        <w:rFonts w:ascii="Wingdings" w:hAnsi="Wingdings" w:hint="default"/>
+      </w:rPr>
+    </w:lvl>
+  </w:abstractNum>
+  <w:abstractNum w:abstractNumId="6" w15:restartNumberingAfterBreak="0">
+    <w:nsid w:val="3F8933E5"/>
+    <w:multiLevelType w:val="hybridMultilevel"/>
+    <w:tmpl w:val="478C5738"/>
+    <w:lvl w:ilvl="0" w:tplc="580A0001">
+      <w:start w:val="1"/>
+      <w:numFmt w:val="bullet"/>
+      <w:lvlText w:val=""/>
+      <w:lvlJc w:val="left"/>
+      <w:pPr>
+        <w:ind w:left="720" w:hanging="360"/>
+      </w:pPr>
+      <w:rPr>
+        <w:rFonts w:ascii="Symbol" w:hAnsi="Symbol" w:hint="default"/>
+      </w:rPr>
+    </w:lvl>
+    <w:lvl w:ilvl="1" w:tplc="580A0003" w:tentative="1">
+      <w:start w:val="1"/>
+      <w:numFmt w:val="bullet"/>
+      <w:lvlText w:val="o"/>
+      <w:lvlJc w:val="left"/>
+      <w:pPr>
+        <w:ind w:left="1440" w:hanging="360"/>
+      </w:pPr>
+      <w:rPr>
+        <w:rFonts w:ascii="Courier New" w:hAnsi="Courier New" w:cs="Courier New" w:hint="default"/>
+      </w:rPr>
+    </w:lvl>
+    <w:lvl w:ilvl="2" w:tplc="580A0005" w:tentative="1">
+      <w:start w:val="1"/>
+      <w:numFmt w:val="bullet"/>
+      <w:lvlText w:val=""/>
+      <w:lvlJc w:val="left"/>
+      <w:pPr>
+        <w:ind w:left="2160" w:hanging="360"/>
+      </w:pPr>
+      <w:rPr>
+        <w:rFonts w:ascii="Wingdings" w:hAnsi="Wingdings" w:hint="default"/>
+      </w:rPr>
+    </w:lvl>
+    <w:lvl w:ilvl="3" w:tplc="580A0001" w:tentative="1">
+      <w:start w:val="1"/>
+      <w:numFmt w:val="bullet"/>
+      <w:lvlText w:val=""/>
+      <w:lvlJc w:val="left"/>
+      <w:pPr>
+        <w:ind w:left="2880" w:hanging="360"/>
+      </w:pPr>
+      <w:rPr>
+        <w:rFonts w:ascii="Symbol" w:hAnsi="Symbol" w:hint="default"/>
+      </w:rPr>
+    </w:lvl>
+    <w:lvl w:ilvl="4" w:tplc="580A0003" w:tentative="1">
+      <w:start w:val="1"/>
+      <w:numFmt w:val="bullet"/>
+      <w:lvlText w:val="o"/>
+      <w:lvlJc w:val="left"/>
+      <w:pPr>
+        <w:ind w:left="3600" w:hanging="360"/>
+      </w:pPr>
+      <w:rPr>
+        <w:rFonts w:ascii="Courier New" w:hAnsi="Courier New" w:cs="Courier New" w:hint="default"/>
+      </w:rPr>
+    </w:lvl>
+    <w:lvl w:ilvl="5" w:tplc="580A0005" w:tentative="1">
+      <w:start w:val="1"/>
+      <w:numFmt w:val="bullet"/>
+      <w:lvlText w:val=""/>
+      <w:lvlJc w:val="left"/>
+      <w:pPr>
+        <w:ind w:left="4320" w:hanging="360"/>
+      </w:pPr>
+      <w:rPr>
+        <w:rFonts w:ascii="Wingdings" w:hAnsi="Wingdings" w:hint="default"/>
+      </w:rPr>
+    </w:lvl>
+    <w:lvl w:ilvl="6" w:tplc="580A0001" w:tentative="1">
+      <w:start w:val="1"/>
+      <w:numFmt w:val="bullet"/>
+      <w:lvlText w:val=""/>
+      <w:lvlJc w:val="left"/>
+      <w:pPr>
+        <w:ind w:left="5040" w:hanging="360"/>
+      </w:pPr>
+      <w:rPr>
+        <w:rFonts w:ascii="Symbol" w:hAnsi="Symbol" w:hint="default"/>
+      </w:rPr>
+    </w:lvl>
+    <w:lvl w:ilvl="7" w:tplc="580A0003" w:tentative="1">
+      <w:start w:val="1"/>
+      <w:numFmt w:val="bullet"/>
+      <w:lvlText w:val="o"/>
+      <w:lvlJc w:val="left"/>
+      <w:pPr>
+        <w:ind w:left="5760" w:hanging="360"/>
+      </w:pPr>
+      <w:rPr>
+        <w:rFonts w:ascii="Courier New" w:hAnsi="Courier New" w:cs="Courier New" w:hint="default"/>
+      </w:rPr>
+    </w:lvl>
+    <w:lvl w:ilvl="8" w:tplc="580A0005" w:tentative="1">
+      <w:start w:val="1"/>
+      <w:numFmt w:val="bullet"/>
+      <w:lvlText w:val=""/>
+      <w:lvlJc w:val="left"/>
+      <w:pPr>
+        <w:ind w:left="6480" w:hanging="360"/>
+      </w:pPr>
+      <w:rPr>
+        <w:rFonts w:ascii="Wingdings" w:hAnsi="Wingdings" w:hint="default"/>
+      </w:rPr>
+    </w:lvl>
+  </w:abstractNum>
+  <w:abstractNum w:abstractNumId="7" w15:restartNumberingAfterBreak="0">
+    <w:nsid w:val="426C5D84"/>
+    <w:multiLevelType w:val="hybridMultilevel"/>
+    <w:tmpl w:val="D4740E22"/>
+    <w:lvl w:ilvl="0" w:tplc="580A0001">
+      <w:start w:val="1"/>
+      <w:numFmt w:val="bullet"/>
+      <w:lvlText w:val=""/>
+      <w:lvlJc w:val="left"/>
+      <w:pPr>
+        <w:ind w:left="720" w:hanging="360"/>
+      </w:pPr>
+      <w:rPr>
+        <w:rFonts w:ascii="Symbol" w:hAnsi="Symbol" w:hint="default"/>
+      </w:rPr>
+    </w:lvl>
+    <w:lvl w:ilvl="1" w:tplc="580A0003" w:tentative="1">
+      <w:start w:val="1"/>
+      <w:numFmt w:val="bullet"/>
+      <w:lvlText w:val="o"/>
+      <w:lvlJc w:val="left"/>
+      <w:pPr>
+        <w:ind w:left="1440" w:hanging="360"/>
+      </w:pPr>
+      <w:rPr>
+        <w:rFonts w:ascii="Courier New" w:hAnsi="Courier New" w:cs="Courier New" w:hint="default"/>
+      </w:rPr>
+    </w:lvl>
+    <w:lvl w:ilvl="2" w:tplc="580A0005" w:tentative="1">
+      <w:start w:val="1"/>
+      <w:numFmt w:val="bullet"/>
+      <w:lvlText w:val=""/>
+      <w:lvlJc w:val="left"/>
+      <w:pPr>
+        <w:ind w:left="2160" w:hanging="360"/>
+      </w:pPr>
+      <w:rPr>
+        <w:rFonts w:ascii="Wingdings" w:hAnsi="Wingdings" w:hint="default"/>
+      </w:rPr>
+    </w:lvl>
+    <w:lvl w:ilvl="3" w:tplc="580A0001" w:tentative="1">
+      <w:start w:val="1"/>
+      <w:numFmt w:val="bullet"/>
+      <w:lvlText w:val=""/>
+      <w:lvlJc w:val="left"/>
+      <w:pPr>
+        <w:ind w:left="2880" w:hanging="360"/>
+      </w:pPr>
+      <w:rPr>
+        <w:rFonts w:ascii="Symbol" w:hAnsi="Symbol" w:hint="default"/>
+      </w:rPr>
+    </w:lvl>
+    <w:lvl w:ilvl="4" w:tplc="580A0003" w:tentative="1">
+      <w:start w:val="1"/>
+      <w:numFmt w:val="bullet"/>
+      <w:lvlText w:val="o"/>
+      <w:lvlJc w:val="left"/>
+      <w:pPr>
+        <w:ind w:left="3600" w:hanging="360"/>
+      </w:pPr>
+      <w:rPr>
+        <w:rFonts w:ascii="Courier New" w:hAnsi="Courier New" w:cs="Courier New" w:hint="default"/>
+      </w:rPr>
+    </w:lvl>
+    <w:lvl w:ilvl="5" w:tplc="580A0005" w:tentative="1">
+      <w:start w:val="1"/>
+      <w:numFmt w:val="bullet"/>
+      <w:lvlText w:val=""/>
+      <w:lvlJc w:val="left"/>
+      <w:pPr>
+        <w:ind w:left="4320" w:hanging="360"/>
+      </w:pPr>
+      <w:rPr>
+        <w:rFonts w:ascii="Wingdings" w:hAnsi="Wingdings" w:hint="default"/>
+      </w:rPr>
+    </w:lvl>
+    <w:lvl w:ilvl="6" w:tplc="580A0001" w:tentative="1">
+      <w:start w:val="1"/>
+      <w:numFmt w:val="bullet"/>
+      <w:lvlText w:val=""/>
+      <w:lvlJc w:val="left"/>
+      <w:pPr>
+        <w:ind w:left="5040" w:hanging="360"/>
+      </w:pPr>
+      <w:rPr>
+        <w:rFonts w:ascii="Symbol" w:hAnsi="Symbol" w:hint="default"/>
+      </w:rPr>
+    </w:lvl>
+    <w:lvl w:ilvl="7" w:tplc="580A0003" w:tentative="1">
+      <w:start w:val="1"/>
+      <w:numFmt w:val="bullet"/>
+      <w:lvlText w:val="o"/>
+      <w:lvlJc w:val="left"/>
+      <w:pPr>
+        <w:ind w:left="5760" w:hanging="360"/>
+      </w:pPr>
+      <w:rPr>
+        <w:rFonts w:ascii="Courier New" w:hAnsi="Courier New" w:cs="Courier New" w:hint="default"/>
+      </w:rPr>
+    </w:lvl>
+    <w:lvl w:ilvl="8" w:tplc="580A0005" w:tentative="1">
+      <w:start w:val="1"/>
+      <w:numFmt w:val="bullet"/>
+      <w:lvlText w:val=""/>
+      <w:lvlJc w:val="left"/>
+      <w:pPr>
+        <w:ind w:left="6480" w:hanging="360"/>
+      </w:pPr>
+      <w:rPr>
+        <w:rFonts w:ascii="Wingdings" w:hAnsi="Wingdings" w:hint="default"/>
+      </w:rPr>
+    </w:lvl>
+  </w:abstractNum>
+  <w:abstractNum w:abstractNumId="8" w15:restartNumberingAfterBreak="0">
+    <w:nsid w:val="42FE4875"/>
+    <w:multiLevelType w:val="hybridMultilevel"/>
+    <w:tmpl w:val="F9CCC698"/>
+    <w:lvl w:ilvl="0" w:tplc="580A0001">
+      <w:start w:val="1"/>
+      <w:numFmt w:val="bullet"/>
+      <w:lvlText w:val=""/>
+      <w:lvlJc w:val="left"/>
+      <w:pPr>
+        <w:ind w:left="720" w:hanging="360"/>
+      </w:pPr>
+      <w:rPr>
+        <w:rFonts w:ascii="Symbol" w:hAnsi="Symbol" w:hint="default"/>
+      </w:rPr>
+    </w:lvl>
+    <w:lvl w:ilvl="1" w:tplc="580A0003" w:tentative="1">
+      <w:start w:val="1"/>
+      <w:numFmt w:val="bullet"/>
+      <w:lvlText w:val="o"/>
+      <w:lvlJc w:val="left"/>
+      <w:pPr>
+        <w:ind w:left="1440" w:hanging="360"/>
+      </w:pPr>
+      <w:rPr>
+        <w:rFonts w:ascii="Courier New" w:hAnsi="Courier New" w:cs="Courier New" w:hint="default"/>
+      </w:rPr>
+    </w:lvl>
+    <w:lvl w:ilvl="2" w:tplc="580A0005" w:tentative="1">
+      <w:start w:val="1"/>
+      <w:numFmt w:val="bullet"/>
+      <w:lvlText w:val=""/>
+      <w:lvlJc w:val="left"/>
+      <w:pPr>
+        <w:ind w:left="2160" w:hanging="360"/>
+      </w:pPr>
+      <w:rPr>
+        <w:rFonts w:ascii="Wingdings" w:hAnsi="Wingdings" w:hint="default"/>
+      </w:rPr>
+    </w:lvl>
+    <w:lvl w:ilvl="3" w:tplc="580A0001" w:tentative="1">
+      <w:start w:val="1"/>
+      <w:numFmt w:val="bullet"/>
+      <w:lvlText w:val=""/>
+      <w:lvlJc w:val="left"/>
+      <w:pPr>
+        <w:ind w:left="2880" w:hanging="360"/>
+      </w:pPr>
+      <w:rPr>
+        <w:rFonts w:ascii="Symbol" w:hAnsi="Symbol" w:hint="default"/>
+      </w:rPr>
+    </w:lvl>
+    <w:lvl w:ilvl="4" w:tplc="580A0003" w:tentative="1">
+      <w:start w:val="1"/>
+      <w:numFmt w:val="bullet"/>
+      <w:lvlText w:val="o"/>
+      <w:lvlJc w:val="left"/>
+      <w:pPr>
+        <w:ind w:left="3600" w:hanging="360"/>
+      </w:pPr>
+      <w:rPr>
+        <w:rFonts w:ascii="Courier New" w:hAnsi="Courier New" w:cs="Courier New" w:hint="default"/>
+      </w:rPr>
+    </w:lvl>
+    <w:lvl w:ilvl="5" w:tplc="580A0005" w:tentative="1">
+      <w:start w:val="1"/>
+      <w:numFmt w:val="bullet"/>
+      <w:lvlText w:val=""/>
+      <w:lvlJc w:val="left"/>
+      <w:pPr>
+        <w:ind w:left="4320" w:hanging="360"/>
+      </w:pPr>
+      <w:rPr>
+        <w:rFonts w:ascii="Wingdings" w:hAnsi="Wingdings" w:hint="default"/>
+      </w:rPr>
+    </w:lvl>
+    <w:lvl w:ilvl="6" w:tplc="580A0001" w:tentative="1">
+      <w:start w:val="1"/>
+      <w:numFmt w:val="bullet"/>
+      <w:lvlText w:val=""/>
+      <w:lvlJc w:val="left"/>
+      <w:pPr>
+        <w:ind w:left="5040" w:hanging="360"/>
+      </w:pPr>
+      <w:rPr>
+        <w:rFonts w:ascii="Symbol" w:hAnsi="Symbol" w:hint="default"/>
+      </w:rPr>
+    </w:lvl>
+    <w:lvl w:ilvl="7" w:tplc="580A0003" w:tentative="1">
+      <w:start w:val="1"/>
+      <w:numFmt w:val="bullet"/>
+      <w:lvlText w:val="o"/>
+      <w:lvlJc w:val="left"/>
+      <w:pPr>
+        <w:ind w:left="5760" w:hanging="360"/>
+      </w:pPr>
+      <w:rPr>
+        <w:rFonts w:ascii="Courier New" w:hAnsi="Courier New" w:cs="Courier New" w:hint="default"/>
+      </w:rPr>
+    </w:lvl>
+    <w:lvl w:ilvl="8" w:tplc="580A0005" w:tentative="1">
+      <w:start w:val="1"/>
+      <w:numFmt w:val="bullet"/>
+      <w:lvlText w:val=""/>
+      <w:lvlJc w:val="left"/>
+      <w:pPr>
+        <w:ind w:left="6480" w:hanging="360"/>
+      </w:pPr>
+      <w:rPr>
+        <w:rFonts w:ascii="Wingdings" w:hAnsi="Wingdings" w:hint="default"/>
+      </w:rPr>
+    </w:lvl>
+  </w:abstractNum>
+  <w:abstractNum w:abstractNumId="9" w15:restartNumberingAfterBreak="0">
+    <w:nsid w:val="4A7E0624"/>
+    <w:multiLevelType w:val="hybridMultilevel"/>
+    <w:tmpl w:val="73584FA4"/>
+    <w:lvl w:ilvl="0" w:tplc="580A0001">
+      <w:start w:val="1"/>
+      <w:numFmt w:val="bullet"/>
+      <w:lvlText w:val=""/>
+      <w:lvlJc w:val="left"/>
+      <w:pPr>
+        <w:ind w:left="720" w:hanging="360"/>
+      </w:pPr>
+      <w:rPr>
+        <w:rFonts w:ascii="Symbol" w:hAnsi="Symbol" w:hint="default"/>
+      </w:rPr>
+    </w:lvl>
+    <w:lvl w:ilvl="1" w:tplc="580A0003" w:tentative="1">
+      <w:start w:val="1"/>
+      <w:numFmt w:val="bullet"/>
+      <w:lvlText w:val="o"/>
+      <w:lvlJc w:val="left"/>
+      <w:pPr>
+        <w:ind w:left="1440" w:hanging="360"/>
+      </w:pPr>
+      <w:rPr>
+        <w:rFonts w:ascii="Courier New" w:hAnsi="Courier New" w:cs="Courier New" w:hint="default"/>
+      </w:rPr>
+    </w:lvl>
+    <w:lvl w:ilvl="2" w:tplc="580A0005" w:tentative="1">
+      <w:start w:val="1"/>
+      <w:numFmt w:val="bullet"/>
+      <w:lvlText w:val=""/>
+      <w:lvlJc w:val="left"/>
+      <w:pPr>
+        <w:ind w:left="2160" w:hanging="360"/>
+      </w:pPr>
+      <w:rPr>
+        <w:rFonts w:ascii="Wingdings" w:hAnsi="Wingdings" w:hint="default"/>
+      </w:rPr>
+    </w:lvl>
+    <w:lvl w:ilvl="3" w:tplc="580A0001" w:tentative="1">
+      <w:start w:val="1"/>
+      <w:numFmt w:val="bullet"/>
+      <w:lvlText w:val=""/>
+      <w:lvlJc w:val="left"/>
+      <w:pPr>
+        <w:ind w:left="2880" w:hanging="360"/>
+      </w:pPr>
+      <w:rPr>
+        <w:rFonts w:ascii="Symbol" w:hAnsi="Symbol" w:hint="default"/>
+      </w:rPr>
+    </w:lvl>
+    <w:lvl w:ilvl="4" w:tplc="580A0003" w:tentative="1">
+      <w:start w:val="1"/>
+      <w:numFmt w:val="bullet"/>
+      <w:lvlText w:val="o"/>
+      <w:lvlJc w:val="left"/>
+      <w:pPr>
+        <w:ind w:left="3600" w:hanging="360"/>
+      </w:pPr>
+      <w:rPr>
+        <w:rFonts w:ascii="Courier New" w:hAnsi="Courier New" w:cs="Courier New" w:hint="default"/>
+      </w:rPr>
+    </w:lvl>
+    <w:lvl w:ilvl="5" w:tplc="580A0005" w:tentative="1">
+      <w:start w:val="1"/>
+      <w:numFmt w:val="bullet"/>
+      <w:lvlText w:val=""/>
+      <w:lvlJc w:val="left"/>
+      <w:pPr>
+        <w:ind w:left="4320" w:hanging="360"/>
+      </w:pPr>
+      <w:rPr>
+        <w:rFonts w:ascii="Wingdings" w:hAnsi="Wingdings" w:hint="default"/>
+      </w:rPr>
+    </w:lvl>
+    <w:lvl w:ilvl="6" w:tplc="580A0001" w:tentative="1">
+      <w:start w:val="1"/>
+      <w:numFmt w:val="bullet"/>
+      <w:lvlText w:val=""/>
+      <w:lvlJc w:val="left"/>
+      <w:pPr>
+        <w:ind w:left="5040" w:hanging="360"/>
+      </w:pPr>
+      <w:rPr>
+        <w:rFonts w:ascii="Symbol" w:hAnsi="Symbol" w:hint="default"/>
+      </w:rPr>
+    </w:lvl>
+    <w:lvl w:ilvl="7" w:tplc="580A0003" w:tentative="1">
+      <w:start w:val="1"/>
+      <w:numFmt w:val="bullet"/>
+      <w:lvlText w:val="o"/>
+      <w:lvlJc w:val="left"/>
+      <w:pPr>
+        <w:ind w:left="5760" w:hanging="360"/>
+      </w:pPr>
+      <w:rPr>
+        <w:rFonts w:ascii="Courier New" w:hAnsi="Courier New" w:cs="Courier New" w:hint="default"/>
+      </w:rPr>
+    </w:lvl>
+    <w:lvl w:ilvl="8" w:tplc="580A0005" w:tentative="1">
+      <w:start w:val="1"/>
+      <w:numFmt w:val="bullet"/>
+      <w:lvlText w:val=""/>
+      <w:lvlJc w:val="left"/>
+      <w:pPr>
+        <w:ind w:left="6480" w:hanging="360"/>
+      </w:pPr>
+      <w:rPr>
+        <w:rFonts w:ascii="Wingdings" w:hAnsi="Wingdings" w:hint="default"/>
+      </w:rPr>
+    </w:lvl>
+  </w:abstractNum>
+  <w:abstractNum w:abstractNumId="10" w15:restartNumberingAfterBreak="0">
+    <w:nsid w:val="4F8A162F"/>
+    <w:multiLevelType w:val="hybridMultilevel"/>
+    <w:tmpl w:val="5E22B92A"/>
+    <w:lvl w:ilvl="0" w:tplc="580A0001">
+      <w:start w:val="1"/>
+      <w:numFmt w:val="bullet"/>
+      <w:lvlText w:val=""/>
+      <w:lvlJc w:val="left"/>
+      <w:pPr>
+        <w:ind w:left="720" w:hanging="360"/>
+      </w:pPr>
+      <w:rPr>
+        <w:rFonts w:ascii="Symbol" w:hAnsi="Symbol" w:hint="default"/>
+      </w:rPr>
+    </w:lvl>
+    <w:lvl w:ilvl="1" w:tplc="580A0003" w:tentative="1">
+      <w:start w:val="1"/>
+      <w:numFmt w:val="bullet"/>
+      <w:lvlText w:val="o"/>
+      <w:lvlJc w:val="left"/>
+      <w:pPr>
+        <w:ind w:left="1440" w:hanging="360"/>
+      </w:pPr>
+      <w:rPr>
+        <w:rFonts w:ascii="Courier New" w:hAnsi="Courier New" w:cs="Courier New" w:hint="default"/>
+      </w:rPr>
+    </w:lvl>
+    <w:lvl w:ilvl="2" w:tplc="580A0005" w:tentative="1">
+      <w:start w:val="1"/>
+      <w:numFmt w:val="bullet"/>
+      <w:lvlText w:val=""/>
+      <w:lvlJc w:val="left"/>
+      <w:pPr>
+        <w:ind w:left="2160" w:hanging="360"/>
+      </w:pPr>
+      <w:rPr>
+        <w:rFonts w:ascii="Wingdings" w:hAnsi="Wingdings" w:hint="default"/>
+      </w:rPr>
+    </w:lvl>
+    <w:lvl w:ilvl="3" w:tplc="580A0001" w:tentative="1">
+      <w:start w:val="1"/>
+      <w:numFmt w:val="bullet"/>
+      <w:lvlText w:val=""/>
+      <w:lvlJc w:val="left"/>
+      <w:pPr>
+        <w:ind w:left="2880" w:hanging="360"/>
+      </w:pPr>
+      <w:rPr>
+        <w:rFonts w:ascii="Symbol" w:hAnsi="Symbol" w:hint="default"/>
+      </w:rPr>
+    </w:lvl>
+    <w:lvl w:ilvl="4" w:tplc="580A0003" w:tentative="1">
+      <w:start w:val="1"/>
+      <w:numFmt w:val="bullet"/>
+      <w:lvlText w:val="o"/>
+      <w:lvlJc w:val="left"/>
+      <w:pPr>
+        <w:ind w:left="3600" w:hanging="360"/>
+      </w:pPr>
+      <w:rPr>
+        <w:rFonts w:ascii="Courier New" w:hAnsi="Courier New" w:cs="Courier New" w:hint="default"/>
+      </w:rPr>
+    </w:lvl>
+    <w:lvl w:ilvl="5" w:tplc="580A0005" w:tentative="1">
+      <w:start w:val="1"/>
+      <w:numFmt w:val="bullet"/>
+      <w:lvlText w:val=""/>
+      <w:lvlJc w:val="left"/>
+      <w:pPr>
+        <w:ind w:left="4320" w:hanging="360"/>
+      </w:pPr>
+      <w:rPr>
+        <w:rFonts w:ascii="Wingdings" w:hAnsi="Wingdings" w:hint="default"/>
+      </w:rPr>
+    </w:lvl>
+    <w:lvl w:ilvl="6" w:tplc="580A0001" w:tentative="1">
+      <w:start w:val="1"/>
+      <w:numFmt w:val="bullet"/>
+      <w:lvlText w:val=""/>
+      <w:lvlJc w:val="left"/>
+      <w:pPr>
+        <w:ind w:left="5040" w:hanging="360"/>
+      </w:pPr>
+      <w:rPr>
+        <w:rFonts w:ascii="Symbol" w:hAnsi="Symbol" w:hint="default"/>
+      </w:rPr>
+    </w:lvl>
+    <w:lvl w:ilvl="7" w:tplc="580A0003" w:tentative="1">
+      <w:start w:val="1"/>
+      <w:numFmt w:val="bullet"/>
+      <w:lvlText w:val="o"/>
+      <w:lvlJc w:val="left"/>
+      <w:pPr>
+        <w:ind w:left="5760" w:hanging="360"/>
+      </w:pPr>
+      <w:rPr>
+        <w:rFonts w:ascii="Courier New" w:hAnsi="Courier New" w:cs="Courier New" w:hint="default"/>
+      </w:rPr>
+    </w:lvl>
+    <w:lvl w:ilvl="8" w:tplc="580A0005" w:tentative="1">
+      <w:start w:val="1"/>
+      <w:numFmt w:val="bullet"/>
+      <w:lvlText w:val=""/>
+      <w:lvlJc w:val="left"/>
+      <w:pPr>
+        <w:ind w:left="6480" w:hanging="360"/>
+      </w:pPr>
+      <w:rPr>
+        <w:rFonts w:ascii="Wingdings" w:hAnsi="Wingdings" w:hint="default"/>
+      </w:rPr>
+    </w:lvl>
+  </w:abstractNum>
+  <w:abstractNum w:abstractNumId="11" w15:restartNumberingAfterBreak="0">
+    <w:nsid w:val="5C986B98"/>
+    <w:multiLevelType w:val="hybridMultilevel"/>
+    <w:tmpl w:val="CB32E114"/>
+    <w:lvl w:ilvl="0" w:tplc="580A0001">
+      <w:start w:val="1"/>
+      <w:numFmt w:val="bullet"/>
+      <w:lvlText w:val=""/>
+      <w:lvlJc w:val="left"/>
+      <w:pPr>
+        <w:ind w:left="720" w:hanging="360"/>
+      </w:pPr>
+      <w:rPr>
+        <w:rFonts w:ascii="Symbol" w:hAnsi="Symbol" w:hint="default"/>
+      </w:rPr>
+    </w:lvl>
+    <w:lvl w:ilvl="1" w:tplc="580A0003" w:tentative="1">
+      <w:start w:val="1"/>
+      <w:numFmt w:val="bullet"/>
+      <w:lvlText w:val="o"/>
+      <w:lvlJc w:val="left"/>
+      <w:pPr>
+        <w:ind w:left="1440" w:hanging="360"/>
+      </w:pPr>
+      <w:rPr>
+        <w:rFonts w:ascii="Courier New" w:hAnsi="Courier New" w:cs="Courier New" w:hint="default"/>
+      </w:rPr>
+    </w:lvl>
+    <w:lvl w:ilvl="2" w:tplc="580A0005" w:tentative="1">
+      <w:start w:val="1"/>
+      <w:numFmt w:val="bullet"/>
+      <w:lvlText w:val=""/>
+      <w:lvlJc w:val="left"/>
+      <w:pPr>
+        <w:ind w:left="2160" w:hanging="360"/>
+      </w:pPr>
+      <w:rPr>
+        <w:rFonts w:ascii="Wingdings" w:hAnsi="Wingdings" w:hint="default"/>
+      </w:rPr>
+    </w:lvl>
+    <w:lvl w:ilvl="3" w:tplc="580A0001" w:tentative="1">
+      <w:start w:val="1"/>
+      <w:numFmt w:val="bullet"/>
+      <w:lvlText w:val=""/>
+      <w:lvlJc w:val="left"/>
+      <w:pPr>
+        <w:ind w:left="2880" w:hanging="360"/>
+      </w:pPr>
+      <w:rPr>
+        <w:rFonts w:ascii="Symbol" w:hAnsi="Symbol" w:hint="default"/>
+      </w:rPr>
+    </w:lvl>
+    <w:lvl w:ilvl="4" w:tplc="580A0003" w:tentative="1">
+      <w:start w:val="1"/>
+      <w:numFmt w:val="bullet"/>
+      <w:lvlText w:val="o"/>
+      <w:lvlJc w:val="left"/>
+      <w:pPr>
+        <w:ind w:left="3600" w:hanging="360"/>
+      </w:pPr>
+      <w:rPr>
+        <w:rFonts w:ascii="Courier New" w:hAnsi="Courier New" w:cs="Courier New" w:hint="default"/>
+      </w:rPr>
+    </w:lvl>
+    <w:lvl w:ilvl="5" w:tplc="580A0005" w:tentative="1">
+      <w:start w:val="1"/>
+      <w:numFmt w:val="bullet"/>
+      <w:lvlText w:val=""/>
+      <w:lvlJc w:val="left"/>
+      <w:pPr>
+        <w:ind w:left="4320" w:hanging="360"/>
+      </w:pPr>
+      <w:rPr>
+        <w:rFonts w:ascii="Wingdings" w:hAnsi="Wingdings" w:hint="default"/>
+      </w:rPr>
+    </w:lvl>
+    <w:lvl w:ilvl="6" w:tplc="580A0001" w:tentative="1">
+      <w:start w:val="1"/>
+      <w:numFmt w:val="bullet"/>
+      <w:lvlText w:val=""/>
+      <w:lvlJc w:val="left"/>
+      <w:pPr>
+        <w:ind w:left="5040" w:hanging="360"/>
+      </w:pPr>
+      <w:rPr>
+        <w:rFonts w:ascii="Symbol" w:hAnsi="Symbol" w:hint="default"/>
+      </w:rPr>
+    </w:lvl>
+    <w:lvl w:ilvl="7" w:tplc="580A0003" w:tentative="1">
+      <w:start w:val="1"/>
+      <w:numFmt w:val="bullet"/>
+      <w:lvlText w:val="o"/>
+      <w:lvlJc w:val="left"/>
+      <w:pPr>
+        <w:ind w:left="5760" w:hanging="360"/>
+      </w:pPr>
+      <w:rPr>
+        <w:rFonts w:ascii="Courier New" w:hAnsi="Courier New" w:cs="Courier New" w:hint="default"/>
+      </w:rPr>
+    </w:lvl>
+    <w:lvl w:ilvl="8" w:tplc="580A0005" w:tentative="1">
+      <w:start w:val="1"/>
+      <w:numFmt w:val="bullet"/>
+      <w:lvlText w:val=""/>
+      <w:lvlJc w:val="left"/>
+      <w:pPr>
+        <w:ind w:left="6480" w:hanging="360"/>
+      </w:pPr>
+      <w:rPr>
+        <w:rFonts w:ascii="Wingdings" w:hAnsi="Wingdings" w:hint="default"/>
+      </w:rPr>
+    </w:lvl>
+  </w:abstractNum>
+  <w:abstractNum w:abstractNumId="12" w15:restartNumberingAfterBreak="0">
+    <w:nsid w:val="5D152A0E"/>
+    <w:multiLevelType w:val="hybridMultilevel"/>
+    <w:tmpl w:val="2E6E7770"/>
+    <w:lvl w:ilvl="0" w:tplc="580A0001">
+      <w:start w:val="1"/>
+      <w:numFmt w:val="bullet"/>
+      <w:lvlText w:val=""/>
+      <w:lvlJc w:val="left"/>
+      <w:pPr>
+        <w:ind w:left="720" w:hanging="360"/>
+      </w:pPr>
+      <w:rPr>
+        <w:rFonts w:ascii="Symbol" w:hAnsi="Symbol" w:hint="default"/>
+      </w:rPr>
+    </w:lvl>
+    <w:lvl w:ilvl="1" w:tplc="580A0003" w:tentative="1">
+      <w:start w:val="1"/>
+      <w:numFmt w:val="bullet"/>
+      <w:lvlText w:val="o"/>
+      <w:lvlJc w:val="left"/>
+      <w:pPr>
+        <w:ind w:left="1440" w:hanging="360"/>
+      </w:pPr>
+      <w:rPr>
+        <w:rFonts w:ascii="Courier New" w:hAnsi="Courier New" w:cs="Courier New" w:hint="default"/>
+      </w:rPr>
+    </w:lvl>
+    <w:lvl w:ilvl="2" w:tplc="580A0005" w:tentative="1">
+      <w:start w:val="1"/>
+      <w:numFmt w:val="bullet"/>
+      <w:lvlText w:val=""/>
+      <w:lvlJc w:val="left"/>
+      <w:pPr>
+        <w:ind w:left="2160" w:hanging="360"/>
+      </w:pPr>
+      <w:rPr>
+        <w:rFonts w:ascii="Wingdings" w:hAnsi="Wingdings" w:hint="default"/>
+      </w:rPr>
+    </w:lvl>
+    <w:lvl w:ilvl="3" w:tplc="580A0001" w:tentative="1">
+      <w:start w:val="1"/>
+      <w:numFmt w:val="bullet"/>
+      <w:lvlText w:val=""/>
+      <w:lvlJc w:val="left"/>
+      <w:pPr>
+        <w:ind w:left="2880" w:hanging="360"/>
+      </w:pPr>
+      <w:rPr>
+        <w:rFonts w:ascii="Symbol" w:hAnsi="Symbol" w:hint="default"/>
+      </w:rPr>
+    </w:lvl>
+    <w:lvl w:ilvl="4" w:tplc="580A0003" w:tentative="1">
+      <w:start w:val="1"/>
+      <w:numFmt w:val="bullet"/>
+      <w:lvlText w:val="o"/>
+      <w:lvlJc w:val="left"/>
+      <w:pPr>
+        <w:ind w:left="3600" w:hanging="360"/>
+      </w:pPr>
+      <w:rPr>
+        <w:rFonts w:ascii="Courier New" w:hAnsi="Courier New" w:cs="Courier New" w:hint="default"/>
+      </w:rPr>
+    </w:lvl>
+    <w:lvl w:ilvl="5" w:tplc="580A0005" w:tentative="1">
+      <w:start w:val="1"/>
+      <w:numFmt w:val="bullet"/>
+      <w:lvlText w:val=""/>
+      <w:lvlJc w:val="left"/>
+      <w:pPr>
+        <w:ind w:left="4320" w:hanging="360"/>
+      </w:pPr>
+      <w:rPr>
+        <w:rFonts w:ascii="Wingdings" w:hAnsi="Wingdings" w:hint="default"/>
+      </w:rPr>
+    </w:lvl>
+    <w:lvl w:ilvl="6" w:tplc="580A0001" w:tentative="1">
+      <w:start w:val="1"/>
+      <w:numFmt w:val="bullet"/>
+      <w:lvlText w:val=""/>
+      <w:lvlJc w:val="left"/>
+      <w:pPr>
+        <w:ind w:left="5040" w:hanging="360"/>
+      </w:pPr>
+      <w:rPr>
+        <w:rFonts w:ascii="Symbol" w:hAnsi="Symbol" w:hint="default"/>
+      </w:rPr>
+    </w:lvl>
+    <w:lvl w:ilvl="7" w:tplc="580A0003" w:tentative="1">
+      <w:start w:val="1"/>
+      <w:numFmt w:val="bullet"/>
+      <w:lvlText w:val="o"/>
+      <w:lvlJc w:val="left"/>
+      <w:pPr>
+        <w:ind w:left="5760" w:hanging="360"/>
+      </w:pPr>
+      <w:rPr>
+        <w:rFonts w:ascii="Courier New" w:hAnsi="Courier New" w:cs="Courier New" w:hint="default"/>
+      </w:rPr>
+    </w:lvl>
+    <w:lvl w:ilvl="8" w:tplc="580A0005" w:tentative="1">
+      <w:start w:val="1"/>
+      <w:numFmt w:val="bullet"/>
+      <w:lvlText w:val=""/>
+      <w:lvlJc w:val="left"/>
+      <w:pPr>
+        <w:ind w:left="6480" w:hanging="360"/>
+      </w:pPr>
+      <w:rPr>
+        <w:rFonts w:ascii="Wingdings" w:hAnsi="Wingdings" w:hint="default"/>
+      </w:rPr>
+    </w:lvl>
+  </w:abstractNum>
+  <w:abstractNum w:abstractNumId="13" w15:restartNumberingAfterBreak="0">
+    <w:nsid w:val="62ED5DFE"/>
+    <w:multiLevelType w:val="hybridMultilevel"/>
+    <w:tmpl w:val="622E17DC"/>
+    <w:lvl w:ilvl="0" w:tplc="580A0001">
+      <w:start w:val="1"/>
+      <w:numFmt w:val="bullet"/>
+      <w:lvlText w:val=""/>
+      <w:lvlJc w:val="left"/>
+      <w:pPr>
+        <w:ind w:left="720" w:hanging="360"/>
+      </w:pPr>
+      <w:rPr>
+        <w:rFonts w:ascii="Symbol" w:hAnsi="Symbol" w:hint="default"/>
+      </w:rPr>
+    </w:lvl>
+    <w:lvl w:ilvl="1" w:tplc="580A0003" w:tentative="1">
+      <w:start w:val="1"/>
+      <w:numFmt w:val="bullet"/>
+      <w:lvlText w:val="o"/>
+      <w:lvlJc w:val="left"/>
+      <w:pPr>
+        <w:ind w:left="1440" w:hanging="360"/>
+      </w:pPr>
+      <w:rPr>
+        <w:rFonts w:ascii="Courier New" w:hAnsi="Courier New" w:cs="Courier New" w:hint="default"/>
+      </w:rPr>
+    </w:lvl>
+    <w:lvl w:ilvl="2" w:tplc="580A0005" w:tentative="1">
+      <w:start w:val="1"/>
+      <w:numFmt w:val="bullet"/>
+      <w:lvlText w:val=""/>
+      <w:lvlJc w:val="left"/>
+      <w:pPr>
+        <w:ind w:left="2160" w:hanging="360"/>
+      </w:pPr>
+      <w:rPr>
+        <w:rFonts w:ascii="Wingdings" w:hAnsi="Wingdings" w:hint="default"/>
+      </w:rPr>
+    </w:lvl>
+    <w:lvl w:ilvl="3" w:tplc="580A0001" w:tentative="1">
+      <w:start w:val="1"/>
+      <w:numFmt w:val="bullet"/>
+      <w:lvlText w:val=""/>
+      <w:lvlJc w:val="left"/>
+      <w:pPr>
+        <w:ind w:left="2880" w:hanging="360"/>
+      </w:pPr>
+      <w:rPr>
+        <w:rFonts w:ascii="Symbol" w:hAnsi="Symbol" w:hint="default"/>
+      </w:rPr>
+    </w:lvl>
+    <w:lvl w:ilvl="4" w:tplc="580A0003" w:tentative="1">
+      <w:start w:val="1"/>
+      <w:numFmt w:val="bullet"/>
+      <w:lvlText w:val="o"/>
+      <w:lvlJc w:val="left"/>
+      <w:pPr>
+        <w:ind w:left="3600" w:hanging="360"/>
+      </w:pPr>
+      <w:rPr>
+        <w:rFonts w:ascii="Courier New" w:hAnsi="Courier New" w:cs="Courier New" w:hint="default"/>
+      </w:rPr>
+    </w:lvl>
+    <w:lvl w:ilvl="5" w:tplc="580A0005" w:tentative="1">
+      <w:start w:val="1"/>
+      <w:numFmt w:val="bullet"/>
+      <w:lvlText w:val=""/>
+      <w:lvlJc w:val="left"/>
+      <w:pPr>
+        <w:ind w:left="4320" w:hanging="360"/>
+      </w:pPr>
+      <w:rPr>
+        <w:rFonts w:ascii="Wingdings" w:hAnsi="Wingdings" w:hint="default"/>
+      </w:rPr>
+    </w:lvl>
+    <w:lvl w:ilvl="6" w:tplc="580A0001" w:tentative="1">
+      <w:start w:val="1"/>
+      <w:numFmt w:val="bullet"/>
+      <w:lvlText w:val=""/>
+      <w:lvlJc w:val="left"/>
+      <w:pPr>
+        <w:ind w:left="5040" w:hanging="360"/>
+      </w:pPr>
+      <w:rPr>
+        <w:rFonts w:ascii="Symbol" w:hAnsi="Symbol" w:hint="default"/>
+      </w:rPr>
+    </w:lvl>
+    <w:lvl w:ilvl="7" w:tplc="580A0003" w:tentative="1">
+      <w:start w:val="1"/>
+      <w:numFmt w:val="bullet"/>
+      <w:lvlText w:val="o"/>
+      <w:lvlJc w:val="left"/>
+      <w:pPr>
+        <w:ind w:left="5760" w:hanging="360"/>
+      </w:pPr>
+      <w:rPr>
+        <w:rFonts w:ascii="Courier New" w:hAnsi="Courier New" w:cs="Courier New" w:hint="default"/>
+      </w:rPr>
+    </w:lvl>
+    <w:lvl w:ilvl="8" w:tplc="580A0005" w:tentative="1">
+      <w:start w:val="1"/>
+      <w:numFmt w:val="bullet"/>
+      <w:lvlText w:val=""/>
+      <w:lvlJc w:val="left"/>
+      <w:pPr>
+        <w:ind w:left="6480" w:hanging="360"/>
+      </w:pPr>
+      <w:rPr>
+        <w:rFonts w:ascii="Wingdings" w:hAnsi="Wingdings" w:hint="default"/>
+      </w:rPr>
+    </w:lvl>
+  </w:abstractNum>
+  <w:abstractNum w:abstractNumId="14" w15:restartNumberingAfterBreak="0">
+    <w:nsid w:val="69D25EC8"/>
+    <w:multiLevelType w:val="hybridMultilevel"/>
+    <w:tmpl w:val="C882BD56"/>
+    <w:lvl w:ilvl="0" w:tplc="580A0001">
+      <w:start w:val="1"/>
+      <w:numFmt w:val="bullet"/>
+      <w:lvlText w:val=""/>
+      <w:lvlJc w:val="left"/>
+      <w:pPr>
+        <w:ind w:left="720" w:hanging="360"/>
+      </w:pPr>
+      <w:rPr>
+        <w:rFonts w:ascii="Symbol" w:hAnsi="Symbol" w:hint="default"/>
+      </w:rPr>
+    </w:lvl>
+    <w:lvl w:ilvl="1" w:tplc="580A0003" w:tentative="1">
+      <w:start w:val="1"/>
+      <w:numFmt w:val="bullet"/>
+      <w:lvlText w:val="o"/>
+      <w:lvlJc w:val="left"/>
+      <w:pPr>
+        <w:ind w:left="1440" w:hanging="360"/>
+      </w:pPr>
+      <w:rPr>
+        <w:rFonts w:ascii="Courier New" w:hAnsi="Courier New" w:cs="Courier New" w:hint="default"/>
+      </w:rPr>
+    </w:lvl>
+    <w:lvl w:ilvl="2" w:tplc="580A0005" w:tentative="1">
+      <w:start w:val="1"/>
+      <w:numFmt w:val="bullet"/>
+      <w:lvlText w:val=""/>
+      <w:lvlJc w:val="left"/>
+      <w:pPr>
+        <w:ind w:left="2160" w:hanging="360"/>
+      </w:pPr>
+      <w:rPr>
+        <w:rFonts w:ascii="Wingdings" w:hAnsi="Wingdings" w:hint="default"/>
+      </w:rPr>
+    </w:lvl>
+    <w:lvl w:ilvl="3" w:tplc="580A0001" w:tentative="1">
+      <w:start w:val="1"/>
+      <w:numFmt w:val="bullet"/>
+      <w:lvlText w:val=""/>
+      <w:lvlJc w:val="left"/>
+      <w:pPr>
+        <w:ind w:left="2880" w:hanging="360"/>
+      </w:pPr>
+      <w:rPr>
+        <w:rFonts w:ascii="Symbol" w:hAnsi="Symbol" w:hint="default"/>
+      </w:rPr>
+    </w:lvl>
+    <w:lvl w:ilvl="4" w:tplc="580A0003" w:tentative="1">
+      <w:start w:val="1"/>
+      <w:numFmt w:val="bullet"/>
+      <w:lvlText w:val="o"/>
+      <w:lvlJc w:val="left"/>
+      <w:pPr>
+        <w:ind w:left="3600" w:hanging="360"/>
+      </w:pPr>
+      <w:rPr>
+        <w:rFonts w:ascii="Courier New" w:hAnsi="Courier New" w:cs="Courier New" w:hint="default"/>
+      </w:rPr>
+    </w:lvl>
+    <w:lvl w:ilvl="5" w:tplc="580A0005" w:tentative="1">
+      <w:start w:val="1"/>
+      <w:numFmt w:val="bullet"/>
+      <w:lvlText w:val=""/>
+      <w:lvlJc w:val="left"/>
+      <w:pPr>
+        <w:ind w:left="4320" w:hanging="360"/>
+      </w:pPr>
+      <w:rPr>
+        <w:rFonts w:ascii="Wingdings" w:hAnsi="Wingdings" w:hint="default"/>
+      </w:rPr>
+    </w:lvl>
+    <w:lvl w:ilvl="6" w:tplc="580A0001" w:tentative="1">
+      <w:start w:val="1"/>
+      <w:numFmt w:val="bullet"/>
+      <w:lvlText w:val=""/>
+      <w:lvlJc w:val="left"/>
+      <w:pPr>
+        <w:ind w:left="5040" w:hanging="360"/>
+      </w:pPr>
+      <w:rPr>
+        <w:rFonts w:ascii="Symbol" w:hAnsi="Symbol" w:hint="default"/>
+      </w:rPr>
+    </w:lvl>
+    <w:lvl w:ilvl="7" w:tplc="580A0003" w:tentative="1">
+      <w:start w:val="1"/>
+      <w:numFmt w:val="bullet"/>
+      <w:lvlText w:val="o"/>
+      <w:lvlJc w:val="left"/>
+      <w:pPr>
+        <w:ind w:left="5760" w:hanging="360"/>
+      </w:pPr>
+      <w:rPr>
+        <w:rFonts w:ascii="Courier New" w:hAnsi="Courier New" w:cs="Courier New" w:hint="default"/>
+      </w:rPr>
+    </w:lvl>
+    <w:lvl w:ilvl="8" w:tplc="580A0005" w:tentative="1">
+      <w:start w:val="1"/>
+      <w:numFmt w:val="bullet"/>
+      <w:lvlText w:val=""/>
+      <w:lvlJc w:val="left"/>
+      <w:pPr>
+        <w:ind w:left="6480" w:hanging="360"/>
+      </w:pPr>
+      <w:rPr>
+        <w:rFonts w:ascii="Wingdings" w:hAnsi="Wingdings" w:hint="default"/>
+      </w:rPr>
+    </w:lvl>
+  </w:abstractNum>
+  <w:num w:numId="1">
+    <w:abstractNumId w:val="10"/>
+  </w:num>
+  <w:num w:numId="2">
+    <w:abstractNumId w:val="9"/>
+  </w:num>
+  <w:num w:numId="3">
+    <w:abstractNumId w:val="7"/>
+  </w:num>
+  <w:num w:numId="4">
+    <w:abstractNumId w:val="1"/>
+  </w:num>
+  <w:num w:numId="5">
+    <w:abstractNumId w:val="14"/>
+  </w:num>
+  <w:num w:numId="6">
+    <w:abstractNumId w:val="2"/>
+  </w:num>
+  <w:num w:numId="7">
+    <w:abstractNumId w:val="5"/>
+  </w:num>
+  <w:num w:numId="8">
+    <w:abstractNumId w:val="11"/>
+  </w:num>
+  <w:num w:numId="9">
+    <w:abstractNumId w:val="6"/>
+  </w:num>
+  <w:num w:numId="10">
+    <w:abstractNumId w:val="4"/>
+  </w:num>
+  <w:num w:numId="11">
+    <w:abstractNumId w:val="8"/>
+  </w:num>
+  <w:num w:numId="12">
+    <w:abstractNumId w:val="12"/>
+  </w:num>
+  <w:num w:numId="13">
+    <w:abstractNumId w:val="13"/>
+  </w:num>
+  <w:num w:numId="14">
+    <w:abstractNumId w:val="3"/>
+  </w:num>
+  <w:num w:numId="15">
+    <w:abstractNumId w:val="0"/>
+  </w:num>
+</w:numbering>
+</file>
+
 <file path=word/styles.xml><?xml version="1.0" encoding="utf-8"?>
-<w:styles xmlns:mc="http://schemas.openxmlformats.org/markup-compatibility/2006" xmlns:r="http://schemas.openxmlformats.org/officeDocument/2006/relationships" xmlns:w="http://schemas.openxmlformats.org/wordprocessingml/2006/main" xmlns:w14="http://schemas.microsoft.com/office/word/2010/wordml" xmlns:w15="http://schemas.microsoft.com/office/word/2012/wordml" xmlns:w16cex="http://schemas.microsoft.com/office/word/2018/wordml/cex" xmlns:w16cid="http://schemas.microsoft.com/office/word/2016/wordml/cid" xmlns:w16="http://schemas.microsoft.com/office/word/2018/wordml" xmlns:w16du="http://schemas.microsoft.com/office/word/2023/wordml/word16du" xmlns:w16sdtdh="http://schemas.microsoft.com/office/word/2020/wordml/sdtdatahash" xmlns:w16sdtfl="http://schemas.microsoft.com/office/word/2024/wordml/sdtformatlock" xmlns:w16se="http://schemas.microsoft.com/office/word/2015/wordml/symex" mc:Ignorable="w14 w15 w16se w16cid w16 w16cex w16sdtdh w16sdtfl w16du">
+<w:styles xmlns:mc="http://schemas.openxmlformats.org/markup-compatibility/2006" xmlns:r="http://schemas.openxmlformats.org/officeDocument/2006/relationships" xmlns:w="http://schemas.openxmlformats.org/wordprocessingml/2006/main" xmlns:w14="http://schemas.microsoft.com/office/word/2010/wordml" xmlns:w15="http://schemas.microsoft.com/office/word/2012/wordml" xmlns:w16cex="http://schemas.microsoft.com/office/word/2018/wordml/cex" xmlns:w16cid="http://schemas.microsoft.com/office/word/2016/wordml/cid" xmlns:w16="http://schemas.microsoft.com/office/word/2018/wordml" xmlns:w16sdtdh="http://schemas.microsoft.com/office/word/2020/wordml/sdtdatahash" xmlns:w16se="http://schemas.microsoft.com/office/word/2015/wordml/symex" mc:Ignorable="w14 w15 w16se w16cid w16 w16cex w16sdtdh">
   <w:docDefaults>
     <w:rPrDefault>
       <w:rPr>
@@ -3025,6 +6342,7 @@
   <w:style w:type="paragraph" w:default="1" w:styleId="Normal">
     <w:name w:val="Normal"/>
     <w:qFormat/>
+    <w:rsid w:val="00806FE0"/>
   </w:style>
   <w:style w:type="paragraph" w:styleId="Ttulo1">
     <w:name w:val="heading 1"/>
@@ -3660,6 +6978,99 @@
       </w:tcPr>
     </w:tblStylePr>
   </w:style>
+  <w:style w:type="table" w:styleId="Tabladelista4-nfasis5">
+    <w:name w:val="List Table 4 Accent 5"/>
+    <w:basedOn w:val="Tablanormal"/>
+    <w:uiPriority w:val="49"/>
+    <w:rsid w:val="00812F4F"/>
+    <w:pPr>
+      <w:spacing w:after="0" w:line="240" w:lineRule="auto"/>
+    </w:pPr>
+    <w:tblPr>
+      <w:tblStyleRowBandSize w:val="1"/>
+      <w:tblStyleColBandSize w:val="1"/>
+      <w:tblBorders>
+        <w:top w:val="single" w:sz="4" w:space="0" w:color="D86DCB" w:themeColor="accent5" w:themeTint="99"/>
+        <w:left w:val="single" w:sz="4" w:space="0" w:color="D86DCB" w:themeColor="accent5" w:themeTint="99"/>
+        <w:bottom w:val="single" w:sz="4" w:space="0" w:color="D86DCB" w:themeColor="accent5" w:themeTint="99"/>
+        <w:right w:val="single" w:sz="4" w:space="0" w:color="D86DCB" w:themeColor="accent5" w:themeTint="99"/>
+        <w:insideH w:val="single" w:sz="4" w:space="0" w:color="D86DCB" w:themeColor="accent5" w:themeTint="99"/>
+      </w:tblBorders>
+    </w:tblPr>
+    <w:tblStylePr w:type="firstRow">
+      <w:rPr>
+        <w:b/>
+        <w:bCs/>
+        <w:color w:val="FFFFFF" w:themeColor="background1"/>
+      </w:rPr>
+      <w:tblPr/>
+      <w:tcPr>
+        <w:tcBorders>
+          <w:top w:val="single" w:sz="4" w:space="0" w:color="A02B93" w:themeColor="accent5"/>
+          <w:left w:val="single" w:sz="4" w:space="0" w:color="A02B93" w:themeColor="accent5"/>
+          <w:bottom w:val="single" w:sz="4" w:space="0" w:color="A02B93" w:themeColor="accent5"/>
+          <w:right w:val="single" w:sz="4" w:space="0" w:color="A02B93" w:themeColor="accent5"/>
+          <w:insideH w:val="nil"/>
+        </w:tcBorders>
+        <w:shd w:val="clear" w:color="auto" w:fill="A02B93" w:themeFill="accent5"/>
+      </w:tcPr>
+    </w:tblStylePr>
+    <w:tblStylePr w:type="lastRow">
+      <w:rPr>
+        <w:b/>
+        <w:bCs/>
+      </w:rPr>
+      <w:tblPr/>
+      <w:tcPr>
+        <w:tcBorders>
+          <w:top w:val="double" w:sz="4" w:space="0" w:color="D86DCB" w:themeColor="accent5" w:themeTint="99"/>
+        </w:tcBorders>
+      </w:tcPr>
+    </w:tblStylePr>
+    <w:tblStylePr w:type="firstCol">
+      <w:rPr>
+        <w:b/>
+        <w:bCs/>
+      </w:rPr>
+    </w:tblStylePr>
+    <w:tblStylePr w:type="lastCol">
+      <w:rPr>
+        <w:b/>
+        <w:bCs/>
+      </w:rPr>
+    </w:tblStylePr>
+    <w:tblStylePr w:type="band1Vert">
+      <w:tblPr/>
+      <w:tcPr>
+        <w:shd w:val="clear" w:color="auto" w:fill="F2CEED" w:themeFill="accent5" w:themeFillTint="33"/>
+      </w:tcPr>
+    </w:tblStylePr>
+    <w:tblStylePr w:type="band1Horz">
+      <w:tblPr/>
+      <w:tcPr>
+        <w:shd w:val="clear" w:color="auto" w:fill="F2CEED" w:themeFill="accent5" w:themeFillTint="33"/>
+      </w:tcPr>
+    </w:tblStylePr>
+  </w:style>
+  <w:style w:type="table" w:styleId="Tablaconcuadrcula">
+    <w:name w:val="Table Grid"/>
+    <w:basedOn w:val="Tablanormal"/>
+    <w:uiPriority w:val="39"/>
+    <w:rsid w:val="00812F4F"/>
+    <w:pPr>
+      <w:spacing w:after="0" w:line="240" w:lineRule="auto"/>
+    </w:pPr>
+    <w:tblPr>
+      <w:tblBorders>
+        <w:top w:val="single" w:sz="4" w:space="0" w:color="auto"/>
+        <w:left w:val="single" w:sz="4" w:space="0" w:color="auto"/>
+        <w:bottom w:val="single" w:sz="4" w:space="0" w:color="auto"/>
+        <w:right w:val="single" w:sz="4" w:space="0" w:color="auto"/>
+        <w:insideH w:val="single" w:sz="4" w:space="0" w:color="auto"/>
+        <w:insideV w:val="single" w:sz="4" w:space="0" w:color="auto"/>
+      </w:tblBorders>
+    </w:tblPr>
+  </w:style>
 </w:styles>
 </file>
 
